--- a/文件/系統文件 修改中.docx
+++ b/文件/系統文件 修改中.docx
@@ -48140,7 +48140,7 @@
         <w:jc w:val="both"/>
         <w:outlineLvl w:val="1"/>
         <w:rPr>
-          <w:rFonts w:eastAsia="標楷體" w:hint="eastAsia"/>
+          <w:rFonts w:eastAsia="標楷體"/>
           <w:bCs/>
           <w:sz w:val="32"/>
           <w:szCs w:val="32"/>
@@ -48198,11 +48198,37 @@
               <w:widowControl/>
               <w:spacing w:after="160" w:line="278" w:lineRule="auto"/>
               <w:rPr>
+                <w:rFonts w:eastAsia="標楷體" w:cs="標楷體"/>
+                <w:color w:val="000000" w:themeColor="text1"/>
+                <w:sz w:val="28"/>
+                <w:szCs w:val="28"/>
+              </w:rPr>
+            </w:pPr>
+            <w:r>
+              <w:rPr>
                 <w:rFonts w:eastAsia="標楷體" w:cs="標楷體" w:hint="eastAsia"/>
                 <w:color w:val="000000" w:themeColor="text1"/>
                 <w:sz w:val="28"/>
                 <w:szCs w:val="28"/>
               </w:rPr>
+              <w:t>模組分類</w:t>
+            </w:r>
+          </w:p>
+        </w:tc>
+        <w:tc>
+          <w:tcPr>
+            <w:tcW w:w="2481" w:type="dxa"/>
+          </w:tcPr>
+          <w:p>
+            <w:pPr>
+              <w:widowControl/>
+              <w:spacing w:after="160" w:line="278" w:lineRule="auto"/>
+              <w:rPr>
+                <w:rFonts w:eastAsia="標楷體" w:cs="標楷體"/>
+                <w:color w:val="000000" w:themeColor="text1"/>
+                <w:sz w:val="28"/>
+                <w:szCs w:val="28"/>
+              </w:rPr>
             </w:pPr>
             <w:r>
               <w:rPr>
@@ -48211,24 +48237,50 @@
                 <w:sz w:val="28"/>
                 <w:szCs w:val="28"/>
               </w:rPr>
-              <w:t>模組分類</w:t>
-            </w:r>
-          </w:p>
-        </w:tc>
-        <w:tc>
-          <w:tcPr>
-            <w:tcW w:w="2481" w:type="dxa"/>
+              <w:t>元件名稱</w:t>
+            </w:r>
+          </w:p>
+        </w:tc>
+        <w:tc>
+          <w:tcPr>
+            <w:tcW w:w="2830" w:type="dxa"/>
           </w:tcPr>
           <w:p>
             <w:pPr>
               <w:widowControl/>
               <w:spacing w:after="160" w:line="278" w:lineRule="auto"/>
+              <w:rPr>
+                <w:rFonts w:eastAsia="標楷體" w:cs="標楷體"/>
+                <w:color w:val="000000" w:themeColor="text1"/>
+                <w:sz w:val="28"/>
+                <w:szCs w:val="28"/>
+              </w:rPr>
+            </w:pPr>
+            <w:r>
               <w:rPr>
                 <w:rFonts w:eastAsia="標楷體" w:cs="標楷體" w:hint="eastAsia"/>
                 <w:color w:val="000000" w:themeColor="text1"/>
                 <w:sz w:val="28"/>
                 <w:szCs w:val="28"/>
               </w:rPr>
+              <w:t>實作技術</w:t>
+            </w:r>
+          </w:p>
+        </w:tc>
+        <w:tc>
+          <w:tcPr>
+            <w:tcW w:w="2442" w:type="dxa"/>
+          </w:tcPr>
+          <w:p>
+            <w:pPr>
+              <w:widowControl/>
+              <w:spacing w:after="160" w:line="278" w:lineRule="auto"/>
+              <w:rPr>
+                <w:rFonts w:eastAsia="標楷體" w:cs="標楷體"/>
+                <w:color w:val="000000" w:themeColor="text1"/>
+                <w:sz w:val="28"/>
+                <w:szCs w:val="28"/>
+              </w:rPr>
             </w:pPr>
             <w:r>
               <w:rPr>
@@ -48237,24 +48289,52 @@
                 <w:sz w:val="28"/>
                 <w:szCs w:val="28"/>
               </w:rPr>
-              <w:t>元件名稱</w:t>
-            </w:r>
-          </w:p>
-        </w:tc>
-        <w:tc>
-          <w:tcPr>
-            <w:tcW w:w="2830" w:type="dxa"/>
+              <w:t>規格與功能描述</w:t>
+            </w:r>
+          </w:p>
+        </w:tc>
+      </w:tr>
+      <w:tr>
+        <w:tc>
+          <w:tcPr>
+            <w:tcW w:w="2441" w:type="dxa"/>
           </w:tcPr>
           <w:p>
             <w:pPr>
               <w:widowControl/>
               <w:spacing w:after="160" w:line="278" w:lineRule="auto"/>
+              <w:rPr>
+                <w:rFonts w:eastAsia="標楷體" w:cs="標楷體"/>
+                <w:color w:val="000000" w:themeColor="text1"/>
+                <w:sz w:val="28"/>
+                <w:szCs w:val="28"/>
+              </w:rPr>
+            </w:pPr>
+            <w:r>
               <w:rPr>
                 <w:rFonts w:eastAsia="標楷體" w:cs="標楷體" w:hint="eastAsia"/>
                 <w:color w:val="000000" w:themeColor="text1"/>
                 <w:sz w:val="28"/>
                 <w:szCs w:val="28"/>
               </w:rPr>
+              <w:t>前端</w:t>
+            </w:r>
+          </w:p>
+        </w:tc>
+        <w:tc>
+          <w:tcPr>
+            <w:tcW w:w="2481" w:type="dxa"/>
+          </w:tcPr>
+          <w:p>
+            <w:pPr>
+              <w:widowControl/>
+              <w:spacing w:after="160" w:line="278" w:lineRule="auto"/>
+              <w:rPr>
+                <w:rFonts w:eastAsia="標楷體" w:cs="標楷體"/>
+                <w:color w:val="000000" w:themeColor="text1"/>
+                <w:sz w:val="28"/>
+                <w:szCs w:val="28"/>
+              </w:rPr>
             </w:pPr>
             <w:r>
               <w:rPr>
@@ -48263,24 +48343,78 @@
                 <w:sz w:val="28"/>
                 <w:szCs w:val="28"/>
               </w:rPr>
-              <w:t>實作技術</w:t>
-            </w:r>
-          </w:p>
-        </w:tc>
-        <w:tc>
-          <w:tcPr>
-            <w:tcW w:w="2442" w:type="dxa"/>
+              <w:t>Web UI</w:t>
+            </w:r>
+          </w:p>
+        </w:tc>
+        <w:tc>
+          <w:tcPr>
+            <w:tcW w:w="2830" w:type="dxa"/>
           </w:tcPr>
           <w:p>
             <w:pPr>
               <w:widowControl/>
               <w:spacing w:after="160" w:line="278" w:lineRule="auto"/>
+              <w:rPr>
+                <w:rFonts w:eastAsia="標楷體" w:cs="標楷體"/>
+                <w:color w:val="000000" w:themeColor="text1"/>
+                <w:sz w:val="28"/>
+                <w:szCs w:val="28"/>
+              </w:rPr>
+            </w:pPr>
+            <w:r>
               <w:rPr>
                 <w:rFonts w:eastAsia="標楷體" w:cs="標楷體" w:hint="eastAsia"/>
                 <w:color w:val="000000" w:themeColor="text1"/>
                 <w:sz w:val="28"/>
                 <w:szCs w:val="28"/>
               </w:rPr>
+              <w:t>HTML/CSS/JavaScript</w:t>
+            </w:r>
+          </w:p>
+        </w:tc>
+        <w:tc>
+          <w:tcPr>
+            <w:tcW w:w="2442" w:type="dxa"/>
+          </w:tcPr>
+          <w:p>
+            <w:pPr>
+              <w:widowControl/>
+              <w:spacing w:after="160" w:line="278" w:lineRule="auto"/>
+              <w:rPr>
+                <w:rFonts w:eastAsia="標楷體" w:cs="標楷體"/>
+                <w:color w:val="000000" w:themeColor="text1"/>
+                <w:sz w:val="28"/>
+                <w:szCs w:val="28"/>
+              </w:rPr>
+            </w:pPr>
+            <w:r>
+              <w:rPr>
+                <w:rFonts w:eastAsia="標楷體" w:cs="標楷體"/>
+                <w:color w:val="000000" w:themeColor="text1"/>
+                <w:sz w:val="28"/>
+                <w:szCs w:val="28"/>
+              </w:rPr>
+              <w:t>負責呈現系統的使用者介面，提供響應式排版，支援多裝置瀏覽</w:t>
+            </w:r>
+          </w:p>
+        </w:tc>
+      </w:tr>
+      <w:tr>
+        <w:tc>
+          <w:tcPr>
+            <w:tcW w:w="2441" w:type="dxa"/>
+          </w:tcPr>
+          <w:p>
+            <w:pPr>
+              <w:widowControl/>
+              <w:spacing w:after="160" w:line="278" w:lineRule="auto"/>
+              <w:rPr>
+                <w:rFonts w:eastAsia="標楷體" w:cs="標楷體"/>
+                <w:color w:val="000000" w:themeColor="text1"/>
+                <w:sz w:val="28"/>
+                <w:szCs w:val="28"/>
+              </w:rPr>
             </w:pPr>
             <w:r>
               <w:rPr>
@@ -48289,74 +48423,144 @@
                 <w:sz w:val="28"/>
                 <w:szCs w:val="28"/>
               </w:rPr>
-              <w:t>規格與功能描述</w:t>
-            </w:r>
-          </w:p>
-        </w:tc>
-      </w:tr>
-      <w:tr>
-        <w:tc>
-          <w:tcPr>
-            <w:tcW w:w="2441" w:type="dxa"/>
+              <w:t>後端</w:t>
+            </w:r>
+          </w:p>
+        </w:tc>
+        <w:tc>
+          <w:tcPr>
+            <w:tcW w:w="2481" w:type="dxa"/>
           </w:tcPr>
           <w:p>
             <w:pPr>
               <w:widowControl/>
               <w:spacing w:after="160" w:line="278" w:lineRule="auto"/>
+              <w:rPr>
+                <w:rFonts w:eastAsia="標楷體" w:cs="標楷體"/>
+                <w:color w:val="000000" w:themeColor="text1"/>
+                <w:sz w:val="28"/>
+                <w:szCs w:val="28"/>
+              </w:rPr>
+            </w:pPr>
+            <w:r>
+              <w:rPr>
+                <w:rFonts w:eastAsia="標楷體" w:cs="標楷體"/>
+                <w:color w:val="000000" w:themeColor="text1"/>
+                <w:sz w:val="28"/>
+                <w:szCs w:val="28"/>
+              </w:rPr>
+              <w:t>資訊資產管理模組</w:t>
+            </w:r>
+          </w:p>
+        </w:tc>
+        <w:tc>
+          <w:tcPr>
+            <w:tcW w:w="2830" w:type="dxa"/>
+          </w:tcPr>
+          <w:p>
+            <w:pPr>
+              <w:widowControl/>
+              <w:spacing w:after="160" w:line="278" w:lineRule="auto"/>
+              <w:rPr>
+                <w:rFonts w:eastAsia="標楷體" w:cs="標楷體"/>
+                <w:color w:val="000000" w:themeColor="text1"/>
+                <w:sz w:val="28"/>
+                <w:szCs w:val="28"/>
+              </w:rPr>
+            </w:pPr>
+            <w:r>
+              <w:rPr>
+                <w:rFonts w:eastAsia="標楷體" w:cs="標楷體"/>
+                <w:color w:val="000000" w:themeColor="text1"/>
+                <w:sz w:val="28"/>
+                <w:szCs w:val="28"/>
+              </w:rPr>
+              <w:t>Python Flask RESTful API</w:t>
+            </w:r>
+          </w:p>
+        </w:tc>
+        <w:tc>
+          <w:tcPr>
+            <w:tcW w:w="2442" w:type="dxa"/>
+          </w:tcPr>
+          <w:p>
+            <w:pPr>
+              <w:widowControl/>
+              <w:spacing w:after="160" w:line="278" w:lineRule="auto"/>
+              <w:rPr>
+                <w:rFonts w:eastAsia="標楷體" w:cs="標楷體"/>
+                <w:color w:val="000000" w:themeColor="text1"/>
+                <w:sz w:val="28"/>
+                <w:szCs w:val="28"/>
+              </w:rPr>
+            </w:pPr>
+            <w:r>
+              <w:rPr>
+                <w:rFonts w:eastAsia="標楷體" w:cs="標楷體"/>
+                <w:color w:val="000000" w:themeColor="text1"/>
+                <w:sz w:val="28"/>
+                <w:szCs w:val="28"/>
+              </w:rPr>
+              <w:t>負責處理資產清單的商業邏輯，包含資料表</w:t>
+            </w:r>
+            <w:r>
               <w:rPr>
                 <w:rFonts w:eastAsia="標楷體" w:cs="標楷體" w:hint="eastAsia"/>
                 <w:color w:val="000000" w:themeColor="text1"/>
                 <w:sz w:val="28"/>
                 <w:szCs w:val="28"/>
               </w:rPr>
-            </w:pPr>
-            <w:r>
-              <w:rPr>
-                <w:rFonts w:eastAsia="標楷體" w:cs="標楷體" w:hint="eastAsia"/>
+              <w:t>的</w:t>
+            </w:r>
+            <w:r>
+              <w:rPr>
+                <w:rFonts w:eastAsia="標楷體" w:cs="標楷體"/>
                 <w:color w:val="000000" w:themeColor="text1"/>
                 <w:sz w:val="28"/>
                 <w:szCs w:val="28"/>
               </w:rPr>
-              <w:t>前端</w:t>
-            </w:r>
-          </w:p>
-        </w:tc>
-        <w:tc>
-          <w:tcPr>
-            <w:tcW w:w="2481" w:type="dxa"/>
-          </w:tcPr>
-          <w:p>
-            <w:pPr>
-              <w:widowControl/>
-              <w:spacing w:after="160" w:line="278" w:lineRule="auto"/>
-              <w:rPr>
-                <w:rFonts w:eastAsia="標楷體" w:cs="標楷體" w:hint="eastAsia"/>
+              <w:t xml:space="preserve"> CRUD </w:t>
+            </w:r>
+            <w:r>
+              <w:rPr>
+                <w:rFonts w:eastAsia="標楷體" w:cs="標楷體"/>
                 <w:color w:val="000000" w:themeColor="text1"/>
                 <w:sz w:val="28"/>
                 <w:szCs w:val="28"/>
               </w:rPr>
-            </w:pPr>
-            <w:r>
-              <w:rPr>
-                <w:rFonts w:eastAsia="標楷體" w:cs="標楷體" w:hint="eastAsia"/>
+              <w:t>互動，並於刪除前檢查是否關聯既有評鑑紀錄</w:t>
+            </w:r>
+          </w:p>
+        </w:tc>
+      </w:tr>
+      <w:tr>
+        <w:tc>
+          <w:tcPr>
+            <w:tcW w:w="2441" w:type="dxa"/>
+          </w:tcPr>
+          <w:p>
+            <w:pPr>
+              <w:widowControl/>
+              <w:spacing w:after="160" w:line="278" w:lineRule="auto"/>
+              <w:rPr>
+                <w:rFonts w:eastAsia="標楷體" w:cs="標楷體"/>
                 <w:color w:val="000000" w:themeColor="text1"/>
                 <w:sz w:val="28"/>
                 <w:szCs w:val="28"/>
               </w:rPr>
-              <w:t>Web UI</w:t>
-            </w:r>
-          </w:p>
-        </w:tc>
-        <w:tc>
-          <w:tcPr>
-            <w:tcW w:w="2830" w:type="dxa"/>
+            </w:pPr>
+          </w:p>
+        </w:tc>
+        <w:tc>
+          <w:tcPr>
+            <w:tcW w:w="2481" w:type="dxa"/>
           </w:tcPr>
           <w:p>
             <w:pPr>
               <w:widowControl/>
               <w:spacing w:after="160" w:line="278" w:lineRule="auto"/>
               <w:rPr>
-                <w:rFonts w:eastAsia="標楷體" w:cs="標楷體" w:hint="eastAsia"/>
+                <w:rFonts w:eastAsia="標楷體" w:cs="標楷體"/>
                 <w:color w:val="000000" w:themeColor="text1"/>
                 <w:sz w:val="28"/>
                 <w:szCs w:val="28"/>
@@ -48364,25 +48568,25 @@
             </w:pPr>
             <w:r>
               <w:rPr>
-                <w:rFonts w:eastAsia="標楷體" w:cs="標楷體" w:hint="eastAsia"/>
+                <w:rFonts w:eastAsia="標楷體" w:cs="標楷體"/>
                 <w:color w:val="000000" w:themeColor="text1"/>
                 <w:sz w:val="28"/>
                 <w:szCs w:val="28"/>
               </w:rPr>
-              <w:t>HTML/CSS/JavaScript</w:t>
-            </w:r>
-          </w:p>
-        </w:tc>
-        <w:tc>
-          <w:tcPr>
-            <w:tcW w:w="2442" w:type="dxa"/>
+              <w:t>評鑑引擎模組</w:t>
+            </w:r>
+          </w:p>
+        </w:tc>
+        <w:tc>
+          <w:tcPr>
+            <w:tcW w:w="2830" w:type="dxa"/>
           </w:tcPr>
           <w:p>
             <w:pPr>
               <w:widowControl/>
               <w:spacing w:after="160" w:line="278" w:lineRule="auto"/>
               <w:rPr>
-                <w:rFonts w:eastAsia="標楷體" w:cs="標楷體" w:hint="eastAsia"/>
+                <w:rFonts w:eastAsia="標楷體" w:cs="標楷體"/>
                 <w:color w:val="000000" w:themeColor="text1"/>
                 <w:sz w:val="28"/>
                 <w:szCs w:val="28"/>
@@ -48395,22 +48599,20 @@
                 <w:sz w:val="28"/>
                 <w:szCs w:val="28"/>
               </w:rPr>
-              <w:t>負責呈現系統的使用者介面，提供響應式排版，支援多裝置瀏覽</w:t>
-            </w:r>
-          </w:p>
-        </w:tc>
-      </w:tr>
-      <w:tr>
-        <w:tc>
-          <w:tcPr>
-            <w:tcW w:w="2441" w:type="dxa"/>
+              <w:t>Python</w:t>
+            </w:r>
+          </w:p>
+        </w:tc>
+        <w:tc>
+          <w:tcPr>
+            <w:tcW w:w="2442" w:type="dxa"/>
           </w:tcPr>
           <w:p>
             <w:pPr>
               <w:widowControl/>
               <w:spacing w:after="160" w:line="278" w:lineRule="auto"/>
               <w:rPr>
-                <w:rFonts w:eastAsia="標楷體" w:cs="標楷體" w:hint="eastAsia"/>
+                <w:rFonts w:eastAsia="標楷體" w:cs="標楷體"/>
                 <w:color w:val="000000" w:themeColor="text1"/>
                 <w:sz w:val="28"/>
                 <w:szCs w:val="28"/>
@@ -48418,51 +48620,54 @@
             </w:pPr>
             <w:r>
               <w:rPr>
-                <w:rFonts w:eastAsia="標楷體" w:cs="標楷體" w:hint="eastAsia"/>
+                <w:rFonts w:eastAsia="標楷體" w:cs="標楷體"/>
                 <w:color w:val="000000" w:themeColor="text1"/>
                 <w:sz w:val="28"/>
                 <w:szCs w:val="28"/>
               </w:rPr>
-              <w:t>後端</w:t>
-            </w:r>
-          </w:p>
-        </w:tc>
-        <w:tc>
-          <w:tcPr>
-            <w:tcW w:w="2481" w:type="dxa"/>
-          </w:tcPr>
-          <w:p>
-            <w:pPr>
-              <w:widowControl/>
-              <w:spacing w:after="160" w:line="278" w:lineRule="auto"/>
-              <w:rPr>
-                <w:rFonts w:eastAsia="標楷體" w:cs="標楷體" w:hint="eastAsia"/>
+              <w:t>負責執行風險值演算法，自動對應本地漏洞快取分數，計算出最</w:t>
+            </w:r>
+            <w:r>
+              <w:rPr>
+                <w:rFonts w:eastAsia="標楷體" w:cs="標楷體"/>
                 <w:color w:val="000000" w:themeColor="text1"/>
                 <w:sz w:val="28"/>
                 <w:szCs w:val="28"/>
               </w:rPr>
-            </w:pPr>
-            <w:r>
+              <w:lastRenderedPageBreak/>
+              <w:t>終風險值並判定風險等級</w:t>
+            </w:r>
+          </w:p>
+        </w:tc>
+      </w:tr>
+      <w:tr>
+        <w:tc>
+          <w:tcPr>
+            <w:tcW w:w="2441" w:type="dxa"/>
+          </w:tcPr>
+          <w:p>
+            <w:pPr>
+              <w:widowControl/>
+              <w:spacing w:after="160" w:line="278" w:lineRule="auto"/>
               <w:rPr>
                 <w:rFonts w:eastAsia="標楷體" w:cs="標楷體"/>
                 <w:color w:val="000000" w:themeColor="text1"/>
                 <w:sz w:val="28"/>
                 <w:szCs w:val="28"/>
               </w:rPr>
-              <w:t>資訊資產管理模組</w:t>
-            </w:r>
-          </w:p>
-        </w:tc>
-        <w:tc>
-          <w:tcPr>
-            <w:tcW w:w="2830" w:type="dxa"/>
+            </w:pPr>
+          </w:p>
+        </w:tc>
+        <w:tc>
+          <w:tcPr>
+            <w:tcW w:w="2481" w:type="dxa"/>
           </w:tcPr>
           <w:p>
             <w:pPr>
               <w:widowControl/>
               <w:spacing w:after="160" w:line="278" w:lineRule="auto"/>
               <w:rPr>
-                <w:rFonts w:eastAsia="標楷體" w:cs="標楷體" w:hint="eastAsia"/>
+                <w:rFonts w:eastAsia="標楷體" w:cs="標楷體"/>
                 <w:color w:val="000000" w:themeColor="text1"/>
                 <w:sz w:val="28"/>
                 <w:szCs w:val="28"/>
@@ -48475,25 +48680,17 @@
                 <w:sz w:val="28"/>
                 <w:szCs w:val="28"/>
               </w:rPr>
-              <w:t>Python Flask RESTful API</w:t>
-            </w:r>
-          </w:p>
-        </w:tc>
-        <w:tc>
-          <w:tcPr>
-            <w:tcW w:w="2442" w:type="dxa"/>
-          </w:tcPr>
-          <w:p>
-            <w:pPr>
-              <w:widowControl/>
-              <w:spacing w:after="160" w:line="278" w:lineRule="auto"/>
-              <w:rPr>
-                <w:rFonts w:eastAsia="標楷體" w:cs="標楷體" w:hint="eastAsia"/>
+              <w:t>顧問與</w:t>
+            </w:r>
+            <w:r>
+              <w:rPr>
+                <w:rFonts w:eastAsia="標楷體" w:cs="標楷體"/>
                 <w:color w:val="000000" w:themeColor="text1"/>
                 <w:sz w:val="28"/>
                 <w:szCs w:val="28"/>
               </w:rPr>
-            </w:pPr>
+              <w:t xml:space="preserve"> RAG </w:t>
+            </w:r>
             <w:r>
               <w:rPr>
                 <w:rFonts w:eastAsia="標楷體" w:cs="標楷體"/>
@@ -48501,17 +48698,25 @@
                 <w:sz w:val="28"/>
                 <w:szCs w:val="28"/>
               </w:rPr>
-              <w:t>負責處理資產清單的商業邏輯，包含資料表</w:t>
-            </w:r>
-            <w:r>
-              <w:rPr>
-                <w:rFonts w:eastAsia="標楷體" w:cs="標楷體" w:hint="eastAsia"/>
+              <w:t>模組</w:t>
+            </w:r>
+          </w:p>
+        </w:tc>
+        <w:tc>
+          <w:tcPr>
+            <w:tcW w:w="2830" w:type="dxa"/>
+          </w:tcPr>
+          <w:p>
+            <w:pPr>
+              <w:widowControl/>
+              <w:spacing w:after="160" w:line="278" w:lineRule="auto"/>
+              <w:rPr>
+                <w:rFonts w:eastAsia="標楷體" w:cs="標楷體"/>
                 <w:color w:val="000000" w:themeColor="text1"/>
                 <w:sz w:val="28"/>
                 <w:szCs w:val="28"/>
               </w:rPr>
-              <w:t>的</w:t>
-            </w:r>
+            </w:pPr>
             <w:r>
               <w:rPr>
                 <w:rFonts w:eastAsia="標楷體" w:cs="標楷體"/>
@@ -48519,53 +48724,43 @@
                 <w:sz w:val="28"/>
                 <w:szCs w:val="28"/>
               </w:rPr>
-              <w:t xml:space="preserve"> CRUD </w:t>
-            </w:r>
-            <w:r>
+              <w:t>Python</w:t>
+            </w:r>
+          </w:p>
+        </w:tc>
+        <w:tc>
+          <w:tcPr>
+            <w:tcW w:w="2442" w:type="dxa"/>
+          </w:tcPr>
+          <w:p>
+            <w:pPr>
+              <w:widowControl/>
+              <w:spacing w:after="160" w:line="278" w:lineRule="auto"/>
               <w:rPr>
                 <w:rFonts w:eastAsia="標楷體" w:cs="標楷體"/>
                 <w:color w:val="000000" w:themeColor="text1"/>
                 <w:sz w:val="28"/>
                 <w:szCs w:val="28"/>
               </w:rPr>
-              <w:t>互動，並於刪除前檢查是否關聯既有評鑑紀錄</w:t>
-            </w:r>
-          </w:p>
-        </w:tc>
-      </w:tr>
-      <w:tr>
-        <w:tc>
-          <w:tcPr>
-            <w:tcW w:w="2441" w:type="dxa"/>
-          </w:tcPr>
-          <w:p>
-            <w:pPr>
-              <w:widowControl/>
-              <w:spacing w:after="160" w:line="278" w:lineRule="auto"/>
-              <w:rPr>
-                <w:rFonts w:eastAsia="標楷體" w:cs="標楷體" w:hint="eastAsia"/>
+            </w:pPr>
+            <w:r>
+              <w:rPr>
+                <w:rFonts w:eastAsia="標楷體" w:cs="標楷體"/>
                 <w:color w:val="000000" w:themeColor="text1"/>
                 <w:sz w:val="28"/>
                 <w:szCs w:val="28"/>
               </w:rPr>
-            </w:pPr>
-          </w:p>
-        </w:tc>
-        <w:tc>
-          <w:tcPr>
-            <w:tcW w:w="2481" w:type="dxa"/>
-          </w:tcPr>
-          <w:p>
-            <w:pPr>
-              <w:widowControl/>
-              <w:spacing w:after="160" w:line="278" w:lineRule="auto"/>
-              <w:rPr>
-                <w:rFonts w:eastAsia="標楷體" w:cs="標楷體" w:hint="eastAsia"/>
+              <w:t>負責系統的智慧化核心。包含「資料去識別化遮蔽層」、連結本地</w:t>
+            </w:r>
+            <w:r>
+              <w:rPr>
+                <w:rFonts w:eastAsia="標楷體" w:cs="標楷體"/>
                 <w:color w:val="000000" w:themeColor="text1"/>
                 <w:sz w:val="28"/>
                 <w:szCs w:val="28"/>
               </w:rPr>
-            </w:pPr>
+              <w:t xml:space="preserve"> ISO 27002 </w:t>
+            </w:r>
             <w:r>
               <w:rPr>
                 <w:rFonts w:eastAsia="標楷體" w:cs="標楷體"/>
@@ -48573,25 +48768,17 @@
                 <w:sz w:val="28"/>
                 <w:szCs w:val="28"/>
               </w:rPr>
-              <w:t>評鑑引擎模組</w:t>
-            </w:r>
-          </w:p>
-        </w:tc>
-        <w:tc>
-          <w:tcPr>
-            <w:tcW w:w="2830" w:type="dxa"/>
-          </w:tcPr>
-          <w:p>
-            <w:pPr>
-              <w:widowControl/>
-              <w:spacing w:after="160" w:line="278" w:lineRule="auto"/>
-              <w:rPr>
-                <w:rFonts w:eastAsia="標楷體" w:cs="標楷體" w:hint="eastAsia"/>
+              <w:t>向量知識庫進行</w:t>
+            </w:r>
+            <w:r>
+              <w:rPr>
+                <w:rFonts w:eastAsia="標楷體" w:cs="標楷體"/>
                 <w:color w:val="000000" w:themeColor="text1"/>
                 <w:sz w:val="28"/>
                 <w:szCs w:val="28"/>
               </w:rPr>
-            </w:pPr>
+              <w:t xml:space="preserve"> RAG </w:t>
+            </w:r>
             <w:r>
               <w:rPr>
                 <w:rFonts w:eastAsia="標楷體" w:cs="標楷體"/>
@@ -48599,25 +48786,17 @@
                 <w:sz w:val="28"/>
                 <w:szCs w:val="28"/>
               </w:rPr>
-              <w:t>Python</w:t>
-            </w:r>
-          </w:p>
-        </w:tc>
-        <w:tc>
-          <w:tcPr>
-            <w:tcW w:w="2442" w:type="dxa"/>
-          </w:tcPr>
-          <w:p>
-            <w:pPr>
-              <w:widowControl/>
-              <w:spacing w:after="160" w:line="278" w:lineRule="auto"/>
-              <w:rPr>
-                <w:rFonts w:eastAsia="標楷體" w:cs="標楷體" w:hint="eastAsia"/>
+              <w:t>檢索，以及串接</w:t>
+            </w:r>
+            <w:r>
+              <w:rPr>
+                <w:rFonts w:eastAsia="標楷體" w:cs="標楷體"/>
                 <w:color w:val="000000" w:themeColor="text1"/>
                 <w:sz w:val="28"/>
                 <w:szCs w:val="28"/>
               </w:rPr>
-            </w:pPr>
+              <w:t xml:space="preserve"> Gemini API </w:t>
+            </w:r>
             <w:r>
               <w:rPr>
                 <w:rFonts w:eastAsia="標楷體" w:cs="標楷體"/>
@@ -48625,7 +48804,7 @@
                 <w:sz w:val="28"/>
                 <w:szCs w:val="28"/>
               </w:rPr>
-              <w:t>負責執行風險值演算法，自動對應本地漏洞快取分數，計算出最</w:t>
+              <w:t>生成白話</w:t>
             </w:r>
             <w:r>
               <w:rPr>
@@ -48634,45 +48813,26 @@
                 <w:sz w:val="28"/>
                 <w:szCs w:val="28"/>
               </w:rPr>
-              <w:lastRenderedPageBreak/>
-              <w:t>終風險值並判定風險等級</w:t>
-            </w:r>
-          </w:p>
-        </w:tc>
-      </w:tr>
-      <w:tr>
-        <w:tc>
-          <w:tcPr>
-            <w:tcW w:w="2441" w:type="dxa"/>
-          </w:tcPr>
-          <w:p>
-            <w:pPr>
-              <w:widowControl/>
-              <w:spacing w:after="160" w:line="278" w:lineRule="auto"/>
-              <w:rPr>
-                <w:rFonts w:eastAsia="標楷體" w:cs="標楷體" w:hint="eastAsia"/>
+              <w:t xml:space="preserve"> CIA </w:t>
+            </w:r>
+            <w:r>
+              <w:rPr>
+                <w:rFonts w:eastAsia="標楷體" w:cs="標楷體"/>
                 <w:color w:val="000000" w:themeColor="text1"/>
                 <w:sz w:val="28"/>
                 <w:szCs w:val="28"/>
               </w:rPr>
-            </w:pPr>
-          </w:p>
-        </w:tc>
-        <w:tc>
-          <w:tcPr>
-            <w:tcW w:w="2481" w:type="dxa"/>
-          </w:tcPr>
-          <w:p>
-            <w:pPr>
-              <w:widowControl/>
-              <w:spacing w:after="160" w:line="278" w:lineRule="auto"/>
-              <w:rPr>
-                <w:rFonts w:eastAsia="標楷體" w:cs="標楷體" w:hint="eastAsia"/>
+              <w:t>建議與</w:t>
+            </w:r>
+            <w:r>
+              <w:rPr>
+                <w:rFonts w:eastAsia="標楷體" w:cs="標楷體"/>
                 <w:color w:val="000000" w:themeColor="text1"/>
                 <w:sz w:val="28"/>
                 <w:szCs w:val="28"/>
               </w:rPr>
-            </w:pPr>
+              <w:t xml:space="preserve"> RTP </w:t>
+            </w:r>
             <w:r>
               <w:rPr>
                 <w:rFonts w:eastAsia="標楷體" w:cs="標楷體"/>
@@ -48680,17 +48840,27 @@
                 <w:sz w:val="28"/>
                 <w:szCs w:val="28"/>
               </w:rPr>
-              <w:t>顧問與</w:t>
-            </w:r>
-            <w:r>
+              <w:t>改善計畫</w:t>
+            </w:r>
+          </w:p>
+        </w:tc>
+      </w:tr>
+      <w:tr>
+        <w:tc>
+          <w:tcPr>
+            <w:tcW w:w="2441" w:type="dxa"/>
+          </w:tcPr>
+          <w:p>
+            <w:pPr>
+              <w:widowControl/>
+              <w:spacing w:after="160" w:line="278" w:lineRule="auto"/>
               <w:rPr>
                 <w:rFonts w:eastAsia="標楷體" w:cs="標楷體"/>
                 <w:color w:val="000000" w:themeColor="text1"/>
                 <w:sz w:val="28"/>
                 <w:szCs w:val="28"/>
               </w:rPr>
-              <w:t xml:space="preserve"> RAG </w:t>
-            </w:r>
+            </w:pPr>
             <w:r>
               <w:rPr>
                 <w:rFonts w:eastAsia="標楷體" w:cs="標楷體"/>
@@ -48698,25 +48868,26 @@
                 <w:sz w:val="28"/>
                 <w:szCs w:val="28"/>
               </w:rPr>
-              <w:t>模組</w:t>
-            </w:r>
-          </w:p>
-        </w:tc>
-        <w:tc>
-          <w:tcPr>
-            <w:tcW w:w="2830" w:type="dxa"/>
+              <w:t>資料與外部服務層</w:t>
+            </w:r>
+          </w:p>
+        </w:tc>
+        <w:tc>
+          <w:tcPr>
+            <w:tcW w:w="2481" w:type="dxa"/>
           </w:tcPr>
           <w:p>
             <w:pPr>
               <w:widowControl/>
               <w:spacing w:after="160" w:line="278" w:lineRule="auto"/>
               <w:rPr>
-                <w:rFonts w:eastAsia="標楷體" w:cs="標楷體" w:hint="eastAsia"/>
+                <w:rFonts w:eastAsia="標楷體" w:cs="標楷體"/>
                 <w:color w:val="000000" w:themeColor="text1"/>
                 <w:sz w:val="28"/>
                 <w:szCs w:val="28"/>
               </w:rPr>
             </w:pPr>
+            <w:proofErr w:type="spellStart"/>
             <w:r>
               <w:rPr>
                 <w:rFonts w:eastAsia="標楷體" w:cs="標楷體"/>
@@ -48724,25 +48895,18 @@
                 <w:sz w:val="28"/>
                 <w:szCs w:val="28"/>
               </w:rPr>
-              <w:t>Python</w:t>
-            </w:r>
-          </w:p>
-        </w:tc>
-        <w:tc>
-          <w:tcPr>
-            <w:tcW w:w="2442" w:type="dxa"/>
-          </w:tcPr>
-          <w:p>
-            <w:pPr>
-              <w:widowControl/>
-              <w:spacing w:after="160" w:line="278" w:lineRule="auto"/>
-              <w:rPr>
-                <w:rFonts w:eastAsia="標楷體" w:cs="標楷體" w:hint="eastAsia"/>
+              <w:t>Supabase</w:t>
+            </w:r>
+            <w:proofErr w:type="spellEnd"/>
+            <w:r>
+              <w:rPr>
+                <w:rFonts w:eastAsia="標楷體" w:cs="標楷體"/>
                 <w:color w:val="000000" w:themeColor="text1"/>
                 <w:sz w:val="28"/>
                 <w:szCs w:val="28"/>
               </w:rPr>
-            </w:pPr>
+              <w:t xml:space="preserve"> </w:t>
+            </w:r>
             <w:r>
               <w:rPr>
                 <w:rFonts w:eastAsia="標楷體" w:cs="標楷體"/>
@@ -48750,17 +48914,25 @@
                 <w:sz w:val="28"/>
                 <w:szCs w:val="28"/>
               </w:rPr>
-              <w:t>負責系統的智慧化核心。包含「資料去識別化遮蔽層」、連結本地</w:t>
-            </w:r>
-            <w:r>
+              <w:t>雲端資料庫</w:t>
+            </w:r>
+          </w:p>
+        </w:tc>
+        <w:tc>
+          <w:tcPr>
+            <w:tcW w:w="2830" w:type="dxa"/>
+          </w:tcPr>
+          <w:p>
+            <w:pPr>
+              <w:widowControl/>
+              <w:spacing w:after="160" w:line="278" w:lineRule="auto"/>
               <w:rPr>
                 <w:rFonts w:eastAsia="標楷體" w:cs="標楷體"/>
                 <w:color w:val="000000" w:themeColor="text1"/>
                 <w:sz w:val="28"/>
                 <w:szCs w:val="28"/>
               </w:rPr>
-              <w:t xml:space="preserve"> ISO 27002 </w:t>
-            </w:r>
+            </w:pPr>
             <w:r>
               <w:rPr>
                 <w:rFonts w:eastAsia="標楷體" w:cs="標楷體"/>
@@ -48768,17 +48940,25 @@
                 <w:sz w:val="28"/>
                 <w:szCs w:val="28"/>
               </w:rPr>
-              <w:t>向量知識庫進行</w:t>
-            </w:r>
-            <w:r>
+              <w:t>PostgreSQL</w:t>
+            </w:r>
+          </w:p>
+        </w:tc>
+        <w:tc>
+          <w:tcPr>
+            <w:tcW w:w="2442" w:type="dxa"/>
+          </w:tcPr>
+          <w:p>
+            <w:pPr>
+              <w:widowControl/>
+              <w:spacing w:after="160" w:line="278" w:lineRule="auto"/>
               <w:rPr>
                 <w:rFonts w:eastAsia="標楷體" w:cs="標楷體"/>
                 <w:color w:val="000000" w:themeColor="text1"/>
                 <w:sz w:val="28"/>
                 <w:szCs w:val="28"/>
               </w:rPr>
-              <w:t xml:space="preserve"> RAG </w:t>
-            </w:r>
+            </w:pPr>
             <w:r>
               <w:rPr>
                 <w:rFonts w:eastAsia="標楷體" w:cs="標楷體"/>
@@ -48786,26 +48966,44 @@
                 <w:sz w:val="28"/>
                 <w:szCs w:val="28"/>
               </w:rPr>
-              <w:t>檢索，以及串接</w:t>
-            </w:r>
-            <w:r>
+              <w:t>系統的核心資料儲存與管理中心</w:t>
+            </w:r>
+          </w:p>
+        </w:tc>
+      </w:tr>
+      <w:tr>
+        <w:tc>
+          <w:tcPr>
+            <w:tcW w:w="2441" w:type="dxa"/>
+          </w:tcPr>
+          <w:p>
+            <w:pPr>
+              <w:widowControl/>
+              <w:spacing w:after="160" w:line="278" w:lineRule="auto"/>
               <w:rPr>
                 <w:rFonts w:eastAsia="標楷體" w:cs="標楷體"/>
                 <w:color w:val="000000" w:themeColor="text1"/>
                 <w:sz w:val="28"/>
                 <w:szCs w:val="28"/>
               </w:rPr>
-              <w:t xml:space="preserve"> Gemini API </w:t>
-            </w:r>
-            <w:r>
+            </w:pPr>
+          </w:p>
+        </w:tc>
+        <w:tc>
+          <w:tcPr>
+            <w:tcW w:w="2481" w:type="dxa"/>
+          </w:tcPr>
+          <w:p>
+            <w:pPr>
+              <w:widowControl/>
+              <w:spacing w:after="160" w:line="278" w:lineRule="auto"/>
               <w:rPr>
                 <w:rFonts w:eastAsia="標楷體" w:cs="標楷體"/>
                 <w:color w:val="000000" w:themeColor="text1"/>
                 <w:sz w:val="28"/>
                 <w:szCs w:val="28"/>
               </w:rPr>
-              <w:t>生成白話</w:t>
-            </w:r>
+            </w:pPr>
             <w:r>
               <w:rPr>
                 <w:rFonts w:eastAsia="標楷體" w:cs="標楷體"/>
@@ -48813,7 +49011,7 @@
                 <w:sz w:val="28"/>
                 <w:szCs w:val="28"/>
               </w:rPr>
-              <w:t xml:space="preserve"> CIA </w:t>
+              <w:t xml:space="preserve">CVE </w:t>
             </w:r>
             <w:r>
               <w:rPr>
@@ -48822,17 +49020,25 @@
                 <w:sz w:val="28"/>
                 <w:szCs w:val="28"/>
               </w:rPr>
-              <w:t>建議與</w:t>
-            </w:r>
-            <w:r>
+              <w:t>外部情資</w:t>
+            </w:r>
+          </w:p>
+        </w:tc>
+        <w:tc>
+          <w:tcPr>
+            <w:tcW w:w="2830" w:type="dxa"/>
+          </w:tcPr>
+          <w:p>
+            <w:pPr>
+              <w:widowControl/>
+              <w:spacing w:after="160" w:line="278" w:lineRule="auto"/>
               <w:rPr>
                 <w:rFonts w:eastAsia="標楷體" w:cs="標楷體"/>
                 <w:color w:val="000000" w:themeColor="text1"/>
                 <w:sz w:val="28"/>
                 <w:szCs w:val="28"/>
               </w:rPr>
-              <w:t xml:space="preserve"> RTP </w:t>
-            </w:r>
+            </w:pPr>
             <w:r>
               <w:rPr>
                 <w:rFonts w:eastAsia="標楷體" w:cs="標楷體"/>
@@ -48840,22 +49046,20 @@
                 <w:sz w:val="28"/>
                 <w:szCs w:val="28"/>
               </w:rPr>
-              <w:t>改善計畫</w:t>
-            </w:r>
-          </w:p>
-        </w:tc>
-      </w:tr>
-      <w:tr>
-        <w:tc>
-          <w:tcPr>
-            <w:tcW w:w="2441" w:type="dxa"/>
+              <w:t>NVD/CVE RESTful API</w:t>
+            </w:r>
+          </w:p>
+        </w:tc>
+        <w:tc>
+          <w:tcPr>
+            <w:tcW w:w="2442" w:type="dxa"/>
           </w:tcPr>
           <w:p>
             <w:pPr>
               <w:widowControl/>
               <w:spacing w:after="160" w:line="278" w:lineRule="auto"/>
               <w:rPr>
-                <w:rFonts w:eastAsia="標楷體" w:cs="標楷體" w:hint="eastAsia"/>
+                <w:rFonts w:eastAsia="標楷體" w:cs="標楷體"/>
                 <w:color w:val="000000" w:themeColor="text1"/>
                 <w:sz w:val="28"/>
                 <w:szCs w:val="28"/>
@@ -48868,26 +49072,17 @@
                 <w:sz w:val="28"/>
                 <w:szCs w:val="28"/>
               </w:rPr>
-              <w:t>資料與外部服務層</w:t>
-            </w:r>
-          </w:p>
-        </w:tc>
-        <w:tc>
-          <w:tcPr>
-            <w:tcW w:w="2481" w:type="dxa"/>
-          </w:tcPr>
-          <w:p>
-            <w:pPr>
-              <w:widowControl/>
-              <w:spacing w:after="160" w:line="278" w:lineRule="auto"/>
-              <w:rPr>
-                <w:rFonts w:eastAsia="標楷體" w:cs="標楷體" w:hint="eastAsia"/>
+              <w:t>負責定期或手動向</w:t>
+            </w:r>
+            <w:r>
+              <w:rPr>
+                <w:rFonts w:eastAsia="標楷體" w:cs="標楷體"/>
                 <w:color w:val="000000" w:themeColor="text1"/>
                 <w:sz w:val="28"/>
                 <w:szCs w:val="28"/>
               </w:rPr>
-            </w:pPr>
-            <w:proofErr w:type="spellStart"/>
+              <w:t>NVD</w:t>
+            </w:r>
             <w:r>
               <w:rPr>
                 <w:rFonts w:eastAsia="標楷體" w:cs="標楷體"/>
@@ -48895,9 +49090,8 @@
                 <w:sz w:val="28"/>
                 <w:szCs w:val="28"/>
               </w:rPr>
-              <w:t>Supabase</w:t>
-            </w:r>
-            <w:proofErr w:type="spellEnd"/>
+              <w:t>發送請求，將最新漏洞與</w:t>
+            </w:r>
             <w:r>
               <w:rPr>
                 <w:rFonts w:eastAsia="標楷體" w:cs="標楷體"/>
@@ -48905,7 +49099,7 @@
                 <w:sz w:val="28"/>
                 <w:szCs w:val="28"/>
               </w:rPr>
-              <w:t xml:space="preserve"> </w:t>
+              <w:t xml:space="preserve"> CVSS </w:t>
             </w:r>
             <w:r>
               <w:rPr>
@@ -48914,46 +49108,49 @@
                 <w:sz w:val="28"/>
                 <w:szCs w:val="28"/>
               </w:rPr>
-              <w:t>雲端資料庫</w:t>
-            </w:r>
-          </w:p>
-        </w:tc>
-        <w:tc>
-          <w:tcPr>
-            <w:tcW w:w="2830" w:type="dxa"/>
-          </w:tcPr>
-          <w:p>
-            <w:pPr>
-              <w:widowControl/>
-              <w:spacing w:after="160" w:line="278" w:lineRule="auto"/>
-              <w:rPr>
-                <w:rFonts w:eastAsia="標楷體" w:cs="標楷體" w:hint="eastAsia"/>
+              <w:t>評分同</w:t>
+            </w:r>
+            <w:r>
+              <w:rPr>
+                <w:rFonts w:eastAsia="標楷體" w:cs="標楷體"/>
                 <w:color w:val="000000" w:themeColor="text1"/>
                 <w:sz w:val="28"/>
                 <w:szCs w:val="28"/>
               </w:rPr>
-            </w:pPr>
-            <w:r>
+              <w:lastRenderedPageBreak/>
+              <w:t>步至本地資料庫中</w:t>
+            </w:r>
+          </w:p>
+        </w:tc>
+      </w:tr>
+      <w:tr>
+        <w:tc>
+          <w:tcPr>
+            <w:tcW w:w="2441" w:type="dxa"/>
+          </w:tcPr>
+          <w:p>
+            <w:pPr>
+              <w:widowControl/>
+              <w:spacing w:after="160" w:line="278" w:lineRule="auto"/>
               <w:rPr>
                 <w:rFonts w:eastAsia="標楷體" w:cs="標楷體"/>
                 <w:color w:val="000000" w:themeColor="text1"/>
                 <w:sz w:val="28"/>
                 <w:szCs w:val="28"/>
               </w:rPr>
-              <w:t>PostgreSQL</w:t>
-            </w:r>
-          </w:p>
-        </w:tc>
-        <w:tc>
-          <w:tcPr>
-            <w:tcW w:w="2442" w:type="dxa"/>
+            </w:pPr>
+          </w:p>
+        </w:tc>
+        <w:tc>
+          <w:tcPr>
+            <w:tcW w:w="2481" w:type="dxa"/>
           </w:tcPr>
           <w:p>
             <w:pPr>
               <w:widowControl/>
               <w:spacing w:after="160" w:line="278" w:lineRule="auto"/>
               <w:rPr>
-                <w:rFonts w:eastAsia="標楷體" w:cs="標楷體" w:hint="eastAsia"/>
+                <w:rFonts w:eastAsia="標楷體" w:cs="標楷體"/>
                 <w:color w:val="000000" w:themeColor="text1"/>
                 <w:sz w:val="28"/>
                 <w:szCs w:val="28"/>
@@ -48966,39 +49163,29 @@
                 <w:sz w:val="28"/>
                 <w:szCs w:val="28"/>
               </w:rPr>
-              <w:t>系統的核心資料儲存與管理中心</w:t>
-            </w:r>
-          </w:p>
-        </w:tc>
-      </w:tr>
-      <w:tr>
-        <w:tc>
-          <w:tcPr>
-            <w:tcW w:w="2441" w:type="dxa"/>
-          </w:tcPr>
-          <w:p>
-            <w:pPr>
-              <w:widowControl/>
-              <w:spacing w:after="160" w:line="278" w:lineRule="auto"/>
-              <w:rPr>
-                <w:rFonts w:eastAsia="標楷體" w:cs="標楷體" w:hint="eastAsia"/>
+              <w:t xml:space="preserve">Gemini LLM </w:t>
+            </w:r>
+            <w:r>
+              <w:rPr>
+                <w:rFonts w:eastAsia="標楷體" w:cs="標楷體"/>
                 <w:color w:val="000000" w:themeColor="text1"/>
                 <w:sz w:val="28"/>
                 <w:szCs w:val="28"/>
               </w:rPr>
-            </w:pPr>
-          </w:p>
-        </w:tc>
-        <w:tc>
-          <w:tcPr>
-            <w:tcW w:w="2481" w:type="dxa"/>
+              <w:t>外部模型</w:t>
+            </w:r>
+          </w:p>
+        </w:tc>
+        <w:tc>
+          <w:tcPr>
+            <w:tcW w:w="2830" w:type="dxa"/>
           </w:tcPr>
           <w:p>
             <w:pPr>
               <w:widowControl/>
               <w:spacing w:after="160" w:line="278" w:lineRule="auto"/>
               <w:rPr>
-                <w:rFonts w:eastAsia="標楷體" w:cs="標楷體" w:hint="eastAsia"/>
+                <w:rFonts w:eastAsia="標楷體" w:cs="標楷體"/>
                 <w:color w:val="000000" w:themeColor="text1"/>
                 <w:sz w:val="28"/>
                 <w:szCs w:val="28"/>
@@ -49011,34 +49198,34 @@
                 <w:sz w:val="28"/>
                 <w:szCs w:val="28"/>
               </w:rPr>
-              <w:t xml:space="preserve">CVE </w:t>
-            </w:r>
-            <w:r>
+              <w:t>Google Gemini API</w:t>
+            </w:r>
+          </w:p>
+        </w:tc>
+        <w:tc>
+          <w:tcPr>
+            <w:tcW w:w="2442" w:type="dxa"/>
+          </w:tcPr>
+          <w:p>
+            <w:pPr>
+              <w:widowControl/>
+              <w:spacing w:after="160" w:line="278" w:lineRule="auto"/>
               <w:rPr>
                 <w:rFonts w:eastAsia="標楷體" w:cs="標楷體"/>
                 <w:color w:val="000000" w:themeColor="text1"/>
                 <w:sz w:val="28"/>
                 <w:szCs w:val="28"/>
               </w:rPr>
-              <w:t>外部情資</w:t>
-            </w:r>
-          </w:p>
-        </w:tc>
-        <w:tc>
-          <w:tcPr>
-            <w:tcW w:w="2830" w:type="dxa"/>
-          </w:tcPr>
-          <w:p>
-            <w:pPr>
-              <w:widowControl/>
-              <w:spacing w:after="160" w:line="278" w:lineRule="auto"/>
-              <w:rPr>
-                <w:rFonts w:eastAsia="標楷體" w:cs="標楷體" w:hint="eastAsia"/>
+            </w:pPr>
+            <w:r>
+              <w:rPr>
+                <w:rFonts w:eastAsia="標楷體" w:cs="標楷體"/>
                 <w:color w:val="000000" w:themeColor="text1"/>
                 <w:sz w:val="28"/>
                 <w:szCs w:val="28"/>
               </w:rPr>
-            </w:pPr>
+              <w:t>外部大型語言模型服務，接收經過前端去識別化與</w:t>
+            </w:r>
             <w:r>
               <w:rPr>
                 <w:rFonts w:eastAsia="標楷體" w:cs="標楷體"/>
@@ -49046,202 +49233,15 @@
                 <w:sz w:val="28"/>
                 <w:szCs w:val="28"/>
               </w:rPr>
-              <w:t>NVD/CVE RESTful API</w:t>
-            </w:r>
-          </w:p>
-        </w:tc>
-        <w:tc>
-          <w:tcPr>
-            <w:tcW w:w="2442" w:type="dxa"/>
-          </w:tcPr>
-          <w:p>
-            <w:pPr>
-              <w:widowControl/>
-              <w:spacing w:after="160" w:line="278" w:lineRule="auto"/>
-              <w:rPr>
-                <w:rFonts w:eastAsia="標楷體" w:cs="標楷體" w:hint="eastAsia"/>
+              <w:t xml:space="preserve"> RAG </w:t>
+            </w:r>
+            <w:r>
+              <w:rPr>
+                <w:rFonts w:eastAsia="標楷體" w:cs="標楷體"/>
                 <w:color w:val="000000" w:themeColor="text1"/>
                 <w:sz w:val="28"/>
                 <w:szCs w:val="28"/>
               </w:rPr>
-            </w:pPr>
-            <w:r>
-              <w:rPr>
-                <w:rFonts w:eastAsia="標楷體" w:cs="標楷體"/>
-                <w:color w:val="000000" w:themeColor="text1"/>
-                <w:sz w:val="28"/>
-                <w:szCs w:val="28"/>
-              </w:rPr>
-              <w:t>負責定期或手動向</w:t>
-            </w:r>
-            <w:r>
-              <w:rPr>
-                <w:rFonts w:eastAsia="標楷體" w:cs="標楷體"/>
-                <w:color w:val="000000" w:themeColor="text1"/>
-                <w:sz w:val="28"/>
-                <w:szCs w:val="28"/>
-              </w:rPr>
-              <w:t>NVD</w:t>
-            </w:r>
-            <w:r>
-              <w:rPr>
-                <w:rFonts w:eastAsia="標楷體" w:cs="標楷體"/>
-                <w:color w:val="000000" w:themeColor="text1"/>
-                <w:sz w:val="28"/>
-                <w:szCs w:val="28"/>
-              </w:rPr>
-              <w:t>發送請求，將最新漏洞與</w:t>
-            </w:r>
-            <w:r>
-              <w:rPr>
-                <w:rFonts w:eastAsia="標楷體" w:cs="標楷體"/>
-                <w:color w:val="000000" w:themeColor="text1"/>
-                <w:sz w:val="28"/>
-                <w:szCs w:val="28"/>
-              </w:rPr>
-              <w:t xml:space="preserve"> CVSS </w:t>
-            </w:r>
-            <w:r>
-              <w:rPr>
-                <w:rFonts w:eastAsia="標楷體" w:cs="標楷體"/>
-                <w:color w:val="000000" w:themeColor="text1"/>
-                <w:sz w:val="28"/>
-                <w:szCs w:val="28"/>
-              </w:rPr>
-              <w:t>評分同</w:t>
-            </w:r>
-            <w:r>
-              <w:rPr>
-                <w:rFonts w:eastAsia="標楷體" w:cs="標楷體"/>
-                <w:color w:val="000000" w:themeColor="text1"/>
-                <w:sz w:val="28"/>
-                <w:szCs w:val="28"/>
-              </w:rPr>
-              <w:lastRenderedPageBreak/>
-              <w:t>步至本地資料庫中</w:t>
-            </w:r>
-          </w:p>
-        </w:tc>
-      </w:tr>
-      <w:tr>
-        <w:tc>
-          <w:tcPr>
-            <w:tcW w:w="2441" w:type="dxa"/>
-          </w:tcPr>
-          <w:p>
-            <w:pPr>
-              <w:widowControl/>
-              <w:spacing w:after="160" w:line="278" w:lineRule="auto"/>
-              <w:rPr>
-                <w:rFonts w:eastAsia="標楷體" w:cs="標楷體" w:hint="eastAsia"/>
-                <w:color w:val="000000" w:themeColor="text1"/>
-                <w:sz w:val="28"/>
-                <w:szCs w:val="28"/>
-              </w:rPr>
-            </w:pPr>
-          </w:p>
-        </w:tc>
-        <w:tc>
-          <w:tcPr>
-            <w:tcW w:w="2481" w:type="dxa"/>
-          </w:tcPr>
-          <w:p>
-            <w:pPr>
-              <w:widowControl/>
-              <w:spacing w:after="160" w:line="278" w:lineRule="auto"/>
-              <w:rPr>
-                <w:rFonts w:eastAsia="標楷體" w:cs="標楷體" w:hint="eastAsia"/>
-                <w:color w:val="000000" w:themeColor="text1"/>
-                <w:sz w:val="28"/>
-                <w:szCs w:val="28"/>
-              </w:rPr>
-            </w:pPr>
-            <w:r>
-              <w:rPr>
-                <w:rFonts w:eastAsia="標楷體" w:cs="標楷體"/>
-                <w:color w:val="000000" w:themeColor="text1"/>
-                <w:sz w:val="28"/>
-                <w:szCs w:val="28"/>
-              </w:rPr>
-              <w:t xml:space="preserve">Gemini LLM </w:t>
-            </w:r>
-            <w:r>
-              <w:rPr>
-                <w:rFonts w:eastAsia="標楷體" w:cs="標楷體"/>
-                <w:color w:val="000000" w:themeColor="text1"/>
-                <w:sz w:val="28"/>
-                <w:szCs w:val="28"/>
-              </w:rPr>
-              <w:t>外部模型</w:t>
-            </w:r>
-          </w:p>
-        </w:tc>
-        <w:tc>
-          <w:tcPr>
-            <w:tcW w:w="2830" w:type="dxa"/>
-          </w:tcPr>
-          <w:p>
-            <w:pPr>
-              <w:widowControl/>
-              <w:spacing w:after="160" w:line="278" w:lineRule="auto"/>
-              <w:rPr>
-                <w:rFonts w:eastAsia="標楷體" w:cs="標楷體" w:hint="eastAsia"/>
-                <w:color w:val="000000" w:themeColor="text1"/>
-                <w:sz w:val="28"/>
-                <w:szCs w:val="28"/>
-              </w:rPr>
-            </w:pPr>
-            <w:r>
-              <w:rPr>
-                <w:rFonts w:eastAsia="標楷體" w:cs="標楷體"/>
-                <w:color w:val="000000" w:themeColor="text1"/>
-                <w:sz w:val="28"/>
-                <w:szCs w:val="28"/>
-              </w:rPr>
-              <w:t>Google Gemini API</w:t>
-            </w:r>
-          </w:p>
-        </w:tc>
-        <w:tc>
-          <w:tcPr>
-            <w:tcW w:w="2442" w:type="dxa"/>
-          </w:tcPr>
-          <w:p>
-            <w:pPr>
-              <w:widowControl/>
-              <w:spacing w:after="160" w:line="278" w:lineRule="auto"/>
-              <w:rPr>
-                <w:rFonts w:eastAsia="標楷體" w:cs="標楷體" w:hint="eastAsia"/>
-                <w:color w:val="000000" w:themeColor="text1"/>
-                <w:sz w:val="28"/>
-                <w:szCs w:val="28"/>
-              </w:rPr>
-            </w:pPr>
-            <w:r>
-              <w:rPr>
-                <w:rFonts w:eastAsia="標楷體" w:cs="標楷體"/>
-                <w:color w:val="000000" w:themeColor="text1"/>
-                <w:sz w:val="28"/>
-                <w:szCs w:val="28"/>
-              </w:rPr>
-              <w:t>外部大型語言模型服務，接收經過前端去識別化與</w:t>
-            </w:r>
-            <w:r>
-              <w:rPr>
-                <w:rFonts w:eastAsia="標楷體" w:cs="標楷體"/>
-                <w:color w:val="000000" w:themeColor="text1"/>
-                <w:sz w:val="28"/>
-                <w:szCs w:val="28"/>
-              </w:rPr>
-              <w:t xml:space="preserve"> RAG </w:t>
-            </w:r>
-            <w:r>
-              <w:rPr>
-                <w:rFonts w:eastAsia="標楷體" w:cs="標楷體"/>
-                <w:color w:val="000000" w:themeColor="text1"/>
-                <w:sz w:val="28"/>
-                <w:szCs w:val="28"/>
-              </w:rPr>
               <w:t>檢索上下文，回傳白話建議與改善對策</w:t>
             </w:r>
           </w:p>
@@ -49277,7 +49277,7 @@
         <w:widowControl/>
         <w:spacing w:after="160" w:line="278" w:lineRule="auto"/>
         <w:rPr>
-          <w:rFonts w:eastAsia="標楷體" w:cs="標楷體" w:hint="eastAsia"/>
+          <w:rFonts w:eastAsia="標楷體" w:cs="標楷體"/>
           <w:color w:val="000000" w:themeColor="text1"/>
           <w:sz w:val="28"/>
           <w:szCs w:val="28"/>
@@ -49406,7 +49406,7 @@
           <w:sz w:val="28"/>
           <w:szCs w:val="28"/>
         </w:rPr>
-        <w:t>BoundLessLearn</w:t>
+        <w:t>RiskGenie</w:t>
       </w:r>
       <w:proofErr w:type="spellEnd"/>
       <w:r>
@@ -49415,7 +49415,55 @@
           <w:sz w:val="28"/>
           <w:szCs w:val="28"/>
         </w:rPr>
-        <w:t>系統提供使用者多元的學習及討論功能。為了確保系統的功能完整性與穩定性，採用了以下測試方法進行測試：</w:t>
+        <w:t xml:space="preserve"> </w:t>
+      </w:r>
+      <w:r>
+        <w:rPr>
+          <w:rFonts w:eastAsia="標楷體"/>
+          <w:sz w:val="28"/>
+          <w:szCs w:val="28"/>
+        </w:rPr>
+        <w:t>評評理系統</w:t>
+      </w:r>
+      <w:r>
+        <w:rPr>
+          <w:rFonts w:eastAsia="標楷體" w:hint="eastAsia"/>
+          <w:sz w:val="28"/>
+          <w:szCs w:val="28"/>
+        </w:rPr>
+        <w:t>主要使用</w:t>
+      </w:r>
+      <w:r>
+        <w:rPr>
+          <w:rFonts w:eastAsia="標楷體"/>
+          <w:sz w:val="28"/>
+          <w:szCs w:val="28"/>
+        </w:rPr>
+        <w:t>在協助組織進行資訊資產盤點與動態風險評鑑。為了確保系統的功能完整性、資料正確性與</w:t>
+      </w:r>
+      <w:r>
+        <w:rPr>
+          <w:rFonts w:eastAsia="標楷體"/>
+          <w:sz w:val="28"/>
+          <w:szCs w:val="28"/>
+        </w:rPr>
+        <w:t xml:space="preserve"> AI </w:t>
+      </w:r>
+      <w:r>
+        <w:rPr>
+          <w:rFonts w:eastAsia="標楷體"/>
+          <w:sz w:val="28"/>
+          <w:szCs w:val="28"/>
+        </w:rPr>
+        <w:t>顧問的穩定性，本專題採用了以下測試方法進行全面驗證</w:t>
+      </w:r>
+      <w:r>
+        <w:rPr>
+          <w:rFonts w:eastAsia="標楷體"/>
+          <w:sz w:val="28"/>
+          <w:szCs w:val="28"/>
+        </w:rPr>
+        <w:t>：</w:t>
       </w:r>
     </w:p>
     <w:p>
@@ -49446,15 +49494,7 @@
           <w:sz w:val="28"/>
           <w:szCs w:val="28"/>
         </w:rPr>
-        <w:t>：測試系統主要功能是否運行正常，包括</w:t>
-      </w:r>
-      <w:r>
-        <w:rPr>
-          <w:rFonts w:eastAsia="標楷體" w:hint="eastAsia"/>
-          <w:sz w:val="28"/>
-          <w:szCs w:val="28"/>
-        </w:rPr>
-        <w:t>管理者的測驗題目新增、查看、刪除，以及</w:t>
+        <w:t>：</w:t>
       </w:r>
       <w:r>
         <w:rPr>
@@ -49462,15 +49502,7 @@
           <w:sz w:val="28"/>
           <w:szCs w:val="28"/>
         </w:rPr>
-        <w:t>使用者註冊與登入、</w:t>
-      </w:r>
-      <w:r>
-        <w:rPr>
-          <w:rFonts w:eastAsia="標楷體" w:hint="eastAsia"/>
-          <w:sz w:val="28"/>
-          <w:szCs w:val="28"/>
-        </w:rPr>
-        <w:t>使用者上傳筆記、</w:t>
+        <w:t>測試系統各主要核心模組是否運行正常，包含使用者帳號登入、資訊資產的增刪改查與格式驗證、資產盤點缺漏即時提示與</w:t>
       </w:r>
       <w:r>
         <w:rPr>
@@ -49478,15 +49510,7 @@
           <w:sz w:val="28"/>
           <w:szCs w:val="28"/>
         </w:rPr>
-        <w:t>點數累積與兌換、學習地圖展示、討論室創建及互動</w:t>
-      </w:r>
-      <w:r>
-        <w:rPr>
-          <w:rFonts w:eastAsia="標楷體" w:hint="eastAsia"/>
-          <w:sz w:val="28"/>
-          <w:szCs w:val="28"/>
-        </w:rPr>
-        <w:t>等。</w:t>
+        <w:t xml:space="preserve"> AI </w:t>
       </w:r>
       <w:r>
         <w:rPr>
@@ -49494,7 +49518,103 @@
           <w:sz w:val="28"/>
           <w:szCs w:val="28"/>
         </w:rPr>
-        <w:t>針對每個功能模組進行逐一測試，確認各欄位與按鈕的操作結果符合預期。</w:t>
+        <w:t>協助</w:t>
+      </w:r>
+      <w:r>
+        <w:rPr>
+          <w:rFonts w:eastAsia="標楷體"/>
+          <w:sz w:val="28"/>
+          <w:szCs w:val="28"/>
+        </w:rPr>
+        <w:t xml:space="preserve"> CIA </w:t>
+      </w:r>
+      <w:r>
+        <w:rPr>
+          <w:rFonts w:eastAsia="標楷體"/>
+          <w:sz w:val="28"/>
+          <w:szCs w:val="28"/>
+        </w:rPr>
+        <w:t>價值評定、串接</w:t>
+      </w:r>
+      <w:r>
+        <w:rPr>
+          <w:rFonts w:eastAsia="標楷體"/>
+          <w:sz w:val="28"/>
+          <w:szCs w:val="28"/>
+        </w:rPr>
+        <w:t xml:space="preserve"> CVE </w:t>
+      </w:r>
+      <w:r>
+        <w:rPr>
+          <w:rFonts w:eastAsia="標楷體"/>
+          <w:sz w:val="28"/>
+          <w:szCs w:val="28"/>
+        </w:rPr>
+        <w:t>情資之動態風險計算、</w:t>
+      </w:r>
+      <w:r>
+        <w:rPr>
+          <w:rFonts w:eastAsia="標楷體"/>
+          <w:sz w:val="28"/>
+          <w:szCs w:val="28"/>
+        </w:rPr>
+        <w:t xml:space="preserve">RAG </w:t>
+      </w:r>
+      <w:r>
+        <w:rPr>
+          <w:rFonts w:eastAsia="標楷體"/>
+          <w:sz w:val="28"/>
+          <w:szCs w:val="28"/>
+        </w:rPr>
+        <w:t>檢索</w:t>
+      </w:r>
+      <w:r>
+        <w:rPr>
+          <w:rFonts w:eastAsia="標楷體"/>
+          <w:sz w:val="28"/>
+          <w:szCs w:val="28"/>
+        </w:rPr>
+        <w:t xml:space="preserve"> ISO 27002 </w:t>
+      </w:r>
+      <w:r>
+        <w:rPr>
+          <w:rFonts w:eastAsia="標楷體"/>
+          <w:sz w:val="28"/>
+          <w:szCs w:val="28"/>
+        </w:rPr>
+        <w:t>規範之</w:t>
+      </w:r>
+      <w:r>
+        <w:rPr>
+          <w:rFonts w:eastAsia="標楷體"/>
+          <w:sz w:val="28"/>
+          <w:szCs w:val="28"/>
+        </w:rPr>
+        <w:t xml:space="preserve"> AI </w:t>
+      </w:r>
+      <w:r>
+        <w:rPr>
+          <w:rFonts w:eastAsia="標楷體"/>
+          <w:sz w:val="28"/>
+          <w:szCs w:val="28"/>
+        </w:rPr>
+        <w:t>改善對策生成、風險報表與</w:t>
+      </w:r>
+      <w:r>
+        <w:rPr>
+          <w:rFonts w:eastAsia="標楷體"/>
+          <w:sz w:val="28"/>
+          <w:szCs w:val="28"/>
+        </w:rPr>
+        <w:t xml:space="preserve"> PDF </w:t>
+      </w:r>
+      <w:r>
+        <w:rPr>
+          <w:rFonts w:eastAsia="標楷體"/>
+          <w:sz w:val="28"/>
+          <w:szCs w:val="28"/>
+        </w:rPr>
+        <w:t>匯出、帳號與組織權限管理以及系統資料備份。針對每個功能進行逐一檢核，確認前端操作與後端邏輯完全符合預期。</w:t>
       </w:r>
     </w:p>
     <w:p>
@@ -49529,51 +49649,11 @@
       </w:r>
       <w:r>
         <w:rPr>
-          <w:rFonts w:eastAsia="標楷體" w:hint="eastAsia"/>
-          <w:sz w:val="28"/>
-          <w:szCs w:val="28"/>
-        </w:rPr>
-        <w:t>確認</w:t>
-      </w:r>
-      <w:r>
-        <w:rPr>
           <w:rFonts w:eastAsia="標楷體"/>
           <w:sz w:val="28"/>
           <w:szCs w:val="28"/>
         </w:rPr>
-        <w:t>前端介面是否符合設計規範。測試內容包含</w:t>
-      </w:r>
-      <w:r>
-        <w:rPr>
-          <w:rFonts w:eastAsia="標楷體" w:hint="eastAsia"/>
-          <w:sz w:val="28"/>
-          <w:szCs w:val="28"/>
-        </w:rPr>
-        <w:t>介面的使用</w:t>
-      </w:r>
-      <w:r>
-        <w:rPr>
-          <w:rFonts w:eastAsia="標楷體"/>
-          <w:sz w:val="28"/>
-          <w:szCs w:val="28"/>
-        </w:rPr>
-        <w:t>流暢度、圖表（如學習地圖中的圓餅圖）呈現效果</w:t>
-      </w:r>
-      <w:r>
-        <w:rPr>
-          <w:rFonts w:eastAsia="標楷體" w:hint="eastAsia"/>
-          <w:sz w:val="28"/>
-          <w:szCs w:val="28"/>
-        </w:rPr>
-        <w:t>等等</w:t>
-      </w:r>
-      <w:r>
-        <w:rPr>
-          <w:rFonts w:eastAsia="標楷體"/>
-          <w:sz w:val="28"/>
-          <w:szCs w:val="28"/>
-        </w:rPr>
-        <w:t>，以及討論室內即時訊息的顯示狀態。</w:t>
+        <w:t>確認前端介面是否具備直覺性與良好的互動體驗。測試內容包含響應式網頁在不同裝置下的流暢度、資產列表的分頁渲染、二維風險矩陣圖表與高風險視覺化排行的呈現效果，以及表單驗證失敗時的白話提示彈窗是否清晰易讀。</w:t>
       </w:r>
     </w:p>
     <w:p>
@@ -49618,19 +49698,11 @@
       </w:r>
       <w:r>
         <w:rPr>
-          <w:rFonts w:eastAsia="標楷體" w:hint="eastAsia"/>
-          <w:sz w:val="28"/>
-          <w:szCs w:val="28"/>
-        </w:rPr>
-        <w:t>確認</w:t>
-      </w:r>
-      <w:r>
-        <w:rPr>
-          <w:rFonts w:eastAsia="標楷體" w:hint="eastAsia"/>
-          <w:sz w:val="28"/>
-          <w:szCs w:val="28"/>
-        </w:rPr>
-        <w:t>前端介面是否符合設計規範，成功登入並且競賽題目能順利上傳題目內容。</w:t>
+          <w:rFonts w:eastAsia="標楷體"/>
+          <w:sz w:val="28"/>
+          <w:szCs w:val="28"/>
+        </w:rPr>
+        <w:t>驗證系統管理員與資安管理員專屬介面之存取安全性。測試內容包含成功登入後之組織與部門權限控管、帳號狀態即時切換。</w:t>
       </w:r>
     </w:p>
     <w:p>
@@ -49661,7 +49733,7 @@
           <w:sz w:val="28"/>
           <w:szCs w:val="28"/>
         </w:rPr>
-        <w:t>：驗證各資料表之間的關聯性與操作是否正確。例如：註冊新使用者時，</w:t>
+        <w:t>：</w:t>
       </w:r>
       <w:r>
         <w:rPr>
@@ -49669,7 +49741,7 @@
           <w:sz w:val="28"/>
           <w:szCs w:val="28"/>
         </w:rPr>
-        <w:t>T01_student</w:t>
+        <w:t>驗證</w:t>
       </w:r>
       <w:r>
         <w:rPr>
@@ -49677,39 +49749,25 @@
           <w:sz w:val="28"/>
           <w:szCs w:val="28"/>
         </w:rPr>
-        <w:t>是否正確新增紀錄；使用筆記功能時，</w:t>
-      </w:r>
+        <w:t xml:space="preserve"> </w:t>
+      </w:r>
+      <w:proofErr w:type="spellStart"/>
       <w:r>
         <w:rPr>
           <w:rFonts w:eastAsia="標楷體"/>
           <w:sz w:val="28"/>
           <w:szCs w:val="28"/>
         </w:rPr>
-        <w:t>T03_note</w:t>
-      </w:r>
+        <w:t>Supabase</w:t>
+      </w:r>
+      <w:proofErr w:type="spellEnd"/>
       <w:r>
         <w:rPr>
           <w:rFonts w:eastAsia="標楷體"/>
           <w:sz w:val="28"/>
           <w:szCs w:val="28"/>
         </w:rPr>
-        <w:t>和</w:t>
-      </w:r>
-      <w:r>
-        <w:rPr>
-          <w:rFonts w:eastAsia="標楷體"/>
-          <w:sz w:val="28"/>
-          <w:szCs w:val="28"/>
-        </w:rPr>
-        <w:t>T04_photo</w:t>
-      </w:r>
-      <w:r>
-        <w:rPr>
-          <w:rFonts w:eastAsia="標楷體"/>
-          <w:sz w:val="28"/>
-          <w:szCs w:val="28"/>
-        </w:rPr>
-        <w:t>是否正確儲存資料。</w:t>
+        <w:t>關聯式資料庫之資料完整性與外鍵約束是否正確。</w:t>
       </w:r>
     </w:p>
     <w:p>
@@ -49719,7 +49777,7 @@
           <w:numId w:val="45"/>
         </w:numPr>
         <w:rPr>
-          <w:rFonts w:eastAsia="標楷體"/>
+          <w:rFonts w:eastAsia="標楷體" w:hint="eastAsia"/>
           <w:sz w:val="28"/>
           <w:szCs w:val="28"/>
         </w:rPr>
@@ -49732,7 +49790,7 @@
           <w:sz w:val="28"/>
           <w:szCs w:val="28"/>
         </w:rPr>
-        <w:t>效能測試</w:t>
+        <w:t>效能與外部整合測試：</w:t>
       </w:r>
       <w:r>
         <w:rPr>
@@ -49740,15 +49798,7 @@
           <w:sz w:val="28"/>
           <w:szCs w:val="28"/>
         </w:rPr>
-        <w:t>：模擬多位使用者同時進行學習活動，確</w:t>
-      </w:r>
-      <w:r>
-        <w:rPr>
-          <w:rFonts w:eastAsia="標楷體" w:hint="eastAsia"/>
-          <w:sz w:val="28"/>
-          <w:szCs w:val="28"/>
-        </w:rPr>
-        <w:t>保</w:t>
+        <w:t>驗證後台拉取</w:t>
       </w:r>
       <w:r>
         <w:rPr>
@@ -49756,15 +49806,7 @@
           <w:sz w:val="28"/>
           <w:szCs w:val="28"/>
         </w:rPr>
-        <w:t>系統的效能穩定性。重點在於檢查系統反應時間與</w:t>
-      </w:r>
-      <w:r>
-        <w:rPr>
-          <w:rFonts w:eastAsia="標楷體" w:hint="eastAsia"/>
-          <w:sz w:val="28"/>
-          <w:szCs w:val="28"/>
-        </w:rPr>
-        <w:t>各功能</w:t>
+        <w:t xml:space="preserve"> NVD/CVE </w:t>
       </w:r>
       <w:r>
         <w:rPr>
@@ -49772,20 +49814,88 @@
           <w:sz w:val="28"/>
           <w:szCs w:val="28"/>
         </w:rPr>
-        <w:t>使用情況。</w:t>
+        <w:t>情資快取的排程機制，以及向</w:t>
+      </w:r>
+      <w:r>
+        <w:rPr>
+          <w:rFonts w:eastAsia="標楷體"/>
+          <w:sz w:val="28"/>
+          <w:szCs w:val="28"/>
+        </w:rPr>
+        <w:t xml:space="preserve"> Google Gemini API </w:t>
+      </w:r>
+      <w:r>
+        <w:rPr>
+          <w:rFonts w:eastAsia="標楷體"/>
+          <w:sz w:val="28"/>
+          <w:szCs w:val="28"/>
+        </w:rPr>
+        <w:t>發送去識別化</w:t>
+      </w:r>
+      <w:r>
+        <w:rPr>
+          <w:rFonts w:eastAsia="標楷體"/>
+          <w:sz w:val="28"/>
+          <w:szCs w:val="28"/>
+        </w:rPr>
+        <w:t xml:space="preserve"> Prompt </w:t>
+      </w:r>
+      <w:r>
+        <w:rPr>
+          <w:rFonts w:eastAsia="標楷體"/>
+          <w:sz w:val="28"/>
+          <w:szCs w:val="28"/>
+        </w:rPr>
+        <w:t>與</w:t>
+      </w:r>
+      <w:r>
+        <w:rPr>
+          <w:rFonts w:eastAsia="標楷體"/>
+          <w:sz w:val="28"/>
+          <w:szCs w:val="28"/>
+        </w:rPr>
+        <w:t xml:space="preserve"> RAG </w:t>
+      </w:r>
+      <w:r>
+        <w:rPr>
+          <w:rFonts w:eastAsia="標楷體"/>
+          <w:sz w:val="28"/>
+          <w:szCs w:val="28"/>
+        </w:rPr>
+        <w:t>向量檢索時的響應時</w:t>
+      </w:r>
+      <w:r>
+        <w:rPr>
+          <w:rFonts w:eastAsia="標楷體"/>
+          <w:sz w:val="28"/>
+          <w:szCs w:val="28"/>
+        </w:rPr>
+        <w:lastRenderedPageBreak/>
+        <w:t>間，確保</w:t>
+      </w:r>
+      <w:r>
+        <w:rPr>
+          <w:rFonts w:eastAsia="標楷體"/>
+          <w:sz w:val="28"/>
+          <w:szCs w:val="28"/>
+        </w:rPr>
+        <w:t xml:space="preserve"> AI </w:t>
+      </w:r>
+      <w:r>
+        <w:rPr>
+          <w:rFonts w:eastAsia="標楷體"/>
+          <w:sz w:val="28"/>
+          <w:szCs w:val="28"/>
+        </w:rPr>
+        <w:t>顧問與情資模組在網路正常狀況下能於合理時間內穩定回傳結果。</w:t>
       </w:r>
     </w:p>
     <w:p>
       <w:pPr>
-        <w:rPr>
-          <w:rFonts w:eastAsia="標楷體"/>
-          <w:sz w:val="28"/>
-          <w:szCs w:val="28"/>
-        </w:rPr>
-      </w:pPr>
-    </w:p>
-    <w:p>
-      <w:pPr>
+        <w:tabs>
+          <w:tab w:val="num" w:pos="360"/>
+        </w:tabs>
+        <w:outlineLvl w:val="1"/>
         <w:rPr>
           <w:rFonts w:eastAsia="標楷體"/>
           <w:bCs/>
@@ -49793,52 +49903,6 @@
           <w:szCs w:val="32"/>
         </w:rPr>
       </w:pPr>
-      <w:r>
-        <w:rPr>
-          <w:rFonts w:eastAsia="標楷體"/>
-          <w:sz w:val="28"/>
-          <w:szCs w:val="28"/>
-        </w:rPr>
-        <w:t>測試進行方式採用手動測試與自動化測試相結合</w:t>
-      </w:r>
-      <w:r>
-        <w:rPr>
-          <w:rFonts w:eastAsia="標楷體" w:hint="eastAsia"/>
-          <w:sz w:val="28"/>
-          <w:szCs w:val="28"/>
-        </w:rPr>
-        <w:t>，</w:t>
-      </w:r>
-      <w:r>
-        <w:rPr>
-          <w:rFonts w:eastAsia="標楷體"/>
-          <w:sz w:val="28"/>
-          <w:szCs w:val="28"/>
-        </w:rPr>
-        <w:t>確保資料正確傳遞並能同步更新資料庫</w:t>
-      </w:r>
-      <w:r>
-        <w:rPr>
-          <w:rFonts w:eastAsia="標楷體" w:hint="eastAsia"/>
-          <w:sz w:val="28"/>
-          <w:szCs w:val="28"/>
-        </w:rPr>
-        <w:t>。</w:t>
-      </w:r>
-    </w:p>
-    <w:p>
-      <w:pPr>
-        <w:tabs>
-          <w:tab w:val="num" w:pos="360"/>
-        </w:tabs>
-        <w:outlineLvl w:val="1"/>
-        <w:rPr>
-          <w:rFonts w:eastAsia="標楷體"/>
-          <w:bCs/>
-          <w:sz w:val="32"/>
-          <w:szCs w:val="32"/>
-        </w:rPr>
-      </w:pPr>
       <w:bookmarkStart w:id="60" w:name="_Toc179739998"/>
       <w:r>
         <w:rPr>
@@ -49847,7 +49911,6 @@
           <w:sz w:val="32"/>
           <w:szCs w:val="32"/>
         </w:rPr>
-        <w:lastRenderedPageBreak/>
         <w:t xml:space="preserve">10-2 </w:t>
       </w:r>
       <w:bookmarkStart w:id="61" w:name="_Hlk179723087"/>
@@ -50302,7 +50365,7 @@
           <w:p>
             <w:pPr>
               <w:rPr>
-                <w:rFonts w:eastAsia="標楷體" w:hint="eastAsia"/>
+                <w:rFonts w:eastAsia="標楷體"/>
               </w:rPr>
             </w:pPr>
             <w:r>
@@ -50566,7 +50629,7 @@
           <w:p>
             <w:pPr>
               <w:rPr>
-                <w:rFonts w:eastAsia="標楷體" w:hint="eastAsia"/>
+                <w:rFonts w:eastAsia="標楷體"/>
               </w:rPr>
             </w:pPr>
             <w:r>
@@ -50874,14 +50937,21 @@
           <w:p>
             <w:pPr>
               <w:rPr>
-                <w:rFonts w:eastAsia="標楷體" w:hint="eastAsia"/>
-              </w:rPr>
-            </w:pPr>
-            <w:r>
-              <w:rPr>
-                <w:rFonts w:eastAsia="標楷體"/>
-              </w:rPr>
-              <w:t>選定資產執行風險評鑑，系統自動對應</w:t>
+                <w:rFonts w:eastAsia="標楷體"/>
+              </w:rPr>
+            </w:pPr>
+            <w:r>
+              <w:rPr>
+                <w:rFonts w:eastAsia="標楷體"/>
+              </w:rPr>
+              <w:t>選定資產執行風險</w:t>
+            </w:r>
+            <w:r>
+              <w:rPr>
+                <w:rFonts w:eastAsia="標楷體"/>
+              </w:rPr>
+              <w:lastRenderedPageBreak/>
+              <w:t>評鑑，系統自動對應</w:t>
             </w:r>
             <w:r>
               <w:rPr>
@@ -50905,14 +50975,7 @@
               <w:rPr>
                 <w:rFonts w:eastAsia="標楷體"/>
               </w:rPr>
-              <w:t>分數，依公式計算風</w:t>
-            </w:r>
-            <w:r>
-              <w:rPr>
-                <w:rFonts w:eastAsia="標楷體"/>
-              </w:rPr>
-              <w:lastRenderedPageBreak/>
-              <w:t>險值</w:t>
+              <w:t>分數，依公式計算風險值</w:t>
             </w:r>
           </w:p>
           <w:p>
@@ -50940,7 +51003,14 @@
                 <w:rFonts w:eastAsia="標楷體"/>
               </w:rPr>
               <w:lastRenderedPageBreak/>
-              <w:t>系統正確計算出風險分數與對應之風險等級，並將評鑑結果寫入</w:t>
+              <w:t>系統正確計算出風</w:t>
+            </w:r>
+            <w:r>
+              <w:rPr>
+                <w:rFonts w:eastAsia="標楷體"/>
+              </w:rPr>
+              <w:lastRenderedPageBreak/>
+              <w:t>險分數與對應之風險等級，並將評鑑結果寫入</w:t>
             </w:r>
             <w:r>
               <w:rPr>
@@ -50967,6 +51037,7 @@
               <w:rPr>
                 <w:rFonts w:eastAsia="標楷體"/>
               </w:rPr>
+              <w:lastRenderedPageBreak/>
               <w:t>通過</w:t>
             </w:r>
           </w:p>
@@ -51035,7 +51106,7 @@
           <w:p>
             <w:pPr>
               <w:rPr>
-                <w:rFonts w:eastAsia="標楷體" w:hint="eastAsia"/>
+                <w:rFonts w:eastAsia="標楷體"/>
               </w:rPr>
             </w:pPr>
             <w:r>
@@ -51853,7 +51924,7 @@
         <w:widowControl/>
         <w:spacing w:after="160" w:line="278" w:lineRule="auto"/>
         <w:rPr>
-          <w:rFonts w:eastAsia="標楷體" w:cs="標楷體"/>
+          <w:rFonts w:eastAsia="標楷體" w:cs="標楷體" w:hint="eastAsia"/>
           <w:color w:val="000000" w:themeColor="text1"/>
           <w:sz w:val="28"/>
           <w:szCs w:val="28"/>
@@ -51866,28 +51937,6 @@
           <w:sz w:val="28"/>
           <w:szCs w:val="28"/>
         </w:rPr>
-        <w:br w:type="page"/>
-      </w:r>
-    </w:p>
-    <w:p>
-      <w:pPr>
-        <w:widowControl/>
-        <w:spacing w:after="160" w:line="278" w:lineRule="auto"/>
-        <w:rPr>
-          <w:rFonts w:eastAsia="標楷體" w:cs="標楷體"/>
-          <w:color w:val="000000" w:themeColor="text1"/>
-          <w:sz w:val="28"/>
-          <w:szCs w:val="28"/>
-        </w:rPr>
-      </w:pPr>
-      <w:r>
-        <w:rPr>
-          <w:rFonts w:eastAsia="標楷體" w:cs="標楷體"/>
-          <w:color w:val="000000" w:themeColor="text1"/>
-          <w:sz w:val="28"/>
-          <w:szCs w:val="28"/>
-        </w:rPr>
-        <w:lastRenderedPageBreak/>
         <w:br w:type="page"/>
       </w:r>
     </w:p>
@@ -52694,7 +52743,7 @@
             <w:pPr>
               <w:jc w:val="both"/>
               <w:rPr>
-                <w:rFonts w:eastAsia="標楷體" w:hint="eastAsia"/>
+                <w:rFonts w:eastAsia="標楷體"/>
                 <w:bCs/>
                 <w:color w:val="000000" w:themeColor="text1"/>
                 <w:sz w:val="28"/>
@@ -54995,7 +55044,7 @@
         <w:widowControl/>
         <w:spacing w:after="160" w:line="278" w:lineRule="auto"/>
         <w:rPr>
-          <w:rFonts w:eastAsia="標楷體" w:cs="標楷體" w:hint="eastAsia"/>
+          <w:rFonts w:eastAsia="標楷體" w:cs="標楷體"/>
           <w:color w:val="000000" w:themeColor="text1"/>
           <w:sz w:val="28"/>
           <w:szCs w:val="28"/>
@@ -55532,7 +55581,7 @@
         <w:widowControl/>
         <w:spacing w:after="160" w:line="278" w:lineRule="auto"/>
         <w:rPr>
-          <w:rFonts w:eastAsia="標楷體" w:cs="標楷體" w:hint="eastAsia"/>
+          <w:rFonts w:eastAsia="標楷體" w:cs="標楷體"/>
           <w:color w:val="000000" w:themeColor="text1"/>
           <w:sz w:val="28"/>
           <w:szCs w:val="28"/>
@@ -55544,7 +55593,7 @@
         <w:widowControl/>
         <w:spacing w:after="160" w:line="278" w:lineRule="auto"/>
         <w:rPr>
-          <w:rFonts w:eastAsia="標楷體" w:cs="標楷體" w:hint="eastAsia"/>
+          <w:rFonts w:eastAsia="標楷體" w:cs="標楷體"/>
           <w:color w:val="000000" w:themeColor="text1"/>
           <w:sz w:val="28"/>
           <w:szCs w:val="28"/>

--- a/文件/系統文件 修改中.docx
+++ b/文件/系統文件 修改中.docx
@@ -385,7 +385,6 @@
         </w:rPr>
         <w:t>目：</w:t>
       </w:r>
-      <w:proofErr w:type="spellStart"/>
       <w:r>
         <w:rPr>
           <w:rFonts w:eastAsia="標楷體" w:hint="eastAsia"/>
@@ -395,7 +394,6 @@
         </w:rPr>
         <w:t>RiskGenie</w:t>
       </w:r>
-      <w:proofErr w:type="spellEnd"/>
       <w:r>
         <w:rPr>
           <w:rFonts w:eastAsia="標楷體" w:hint="eastAsia"/>
@@ -8565,7 +8563,6 @@
         </w:rPr>
         <w:t>本專題旨在開發一套名為「</w:t>
       </w:r>
-      <w:proofErr w:type="spellStart"/>
       <w:r>
         <w:rPr>
           <w:rFonts w:eastAsia="標楷體" w:cs="標楷體"/>
@@ -8574,7 +8571,6 @@
         </w:rPr>
         <w:t>RiskGenie</w:t>
       </w:r>
-      <w:proofErr w:type="spellEnd"/>
       <w:r>
         <w:rPr>
           <w:rFonts w:eastAsia="標楷體" w:cs="標楷體"/>
@@ -9598,7 +9594,6 @@
         </w:rPr>
         <w:t>、</w:t>
       </w:r>
-      <w:proofErr w:type="spellStart"/>
       <w:r>
         <w:rPr>
           <w:rFonts w:eastAsia="標楷體" w:cs="標楷體" w:hint="eastAsia"/>
@@ -9606,9 +9601,8 @@
           <w:sz w:val="28"/>
           <w:szCs w:val="28"/>
         </w:rPr>
-        <w:t>Secorion</w:t>
-      </w:r>
-      <w:proofErr w:type="spellEnd"/>
+        <w:t xml:space="preserve">Secorion </w:t>
+      </w:r>
       <w:r>
         <w:rPr>
           <w:rFonts w:eastAsia="標楷體" w:cs="標楷體" w:hint="eastAsia"/>
@@ -9616,7 +9610,7 @@
           <w:sz w:val="28"/>
           <w:szCs w:val="28"/>
         </w:rPr>
-        <w:t xml:space="preserve"> </w:t>
+        <w:t>等既有合規平台覆蓋。我們挑的不是與它們正面對撞</w:t>
       </w:r>
       <w:r>
         <w:rPr>
@@ -9625,7 +9619,7 @@
           <w:sz w:val="28"/>
           <w:szCs w:val="28"/>
         </w:rPr>
-        <w:t>等既有合規平台覆蓋。我們挑的不是與它們正面對撞</w:t>
+        <w:t>，</w:t>
       </w:r>
       <w:r>
         <w:rPr>
@@ -9634,7 +9628,7 @@
           <w:sz w:val="28"/>
           <w:szCs w:val="28"/>
         </w:rPr>
-        <w:t>，</w:t>
+        <w:t>而是「買不起合規平台又必須做</w:t>
       </w:r>
       <w:r>
         <w:rPr>
@@ -9643,7 +9637,7 @@
           <w:sz w:val="28"/>
           <w:szCs w:val="28"/>
         </w:rPr>
-        <w:t>而是「買不起合規平台又必須做</w:t>
+        <w:t xml:space="preserve"> ISMS</w:t>
       </w:r>
       <w:r>
         <w:rPr>
@@ -9652,7 +9646,7 @@
           <w:sz w:val="28"/>
           <w:szCs w:val="28"/>
         </w:rPr>
-        <w:t xml:space="preserve"> ISMS</w:t>
+        <w:t>」這塊</w:t>
       </w:r>
       <w:r>
         <w:rPr>
@@ -9661,7 +9655,7 @@
           <w:sz w:val="28"/>
           <w:szCs w:val="28"/>
         </w:rPr>
-        <w:t>」這塊</w:t>
+        <w:t>：</w:t>
       </w:r>
       <w:r>
         <w:rPr>
@@ -9670,7 +9664,7 @@
           <w:sz w:val="28"/>
           <w:szCs w:val="28"/>
         </w:rPr>
-        <w:t>：</w:t>
+        <w:t>中小企業、學校、地方公部門。這正是</w:t>
       </w:r>
       <w:r>
         <w:rPr>
@@ -9679,36 +9673,7 @@
           <w:sz w:val="28"/>
           <w:szCs w:val="28"/>
         </w:rPr>
-        <w:t>中小企業、學校、地方公部門。這正是</w:t>
-      </w:r>
-      <w:r>
-        <w:rPr>
-          <w:rFonts w:eastAsia="標楷體" w:cs="標楷體" w:hint="eastAsia"/>
-          <w:color w:val="000000" w:themeColor="text1"/>
-          <w:sz w:val="28"/>
-          <w:szCs w:val="28"/>
-        </w:rPr>
-        <w:t xml:space="preserve"> </w:t>
-      </w:r>
-      <w:proofErr w:type="spellStart"/>
-      <w:r>
-        <w:rPr>
-          <w:rFonts w:eastAsia="標楷體" w:cs="標楷體" w:hint="eastAsia"/>
-          <w:color w:val="000000" w:themeColor="text1"/>
-          <w:sz w:val="28"/>
-          <w:szCs w:val="28"/>
-        </w:rPr>
-        <w:t>RiskGenie</w:t>
-      </w:r>
-      <w:proofErr w:type="spellEnd"/>
-      <w:r>
-        <w:rPr>
-          <w:rFonts w:eastAsia="標楷體" w:cs="標楷體" w:hint="eastAsia"/>
-          <w:color w:val="000000" w:themeColor="text1"/>
-          <w:sz w:val="28"/>
-          <w:szCs w:val="28"/>
-        </w:rPr>
-        <w:t xml:space="preserve"> </w:t>
+        <w:t xml:space="preserve"> RiskGenie </w:t>
       </w:r>
       <w:r>
         <w:rPr>
@@ -11756,33 +11721,11 @@
                 <w:rFonts w:eastAsia="標楷體"/>
               </w:rPr>
             </w:pPr>
-            <w:proofErr w:type="spellStart"/>
-            <w:r>
-              <w:rPr>
-                <w:rFonts w:eastAsia="標楷體"/>
-              </w:rPr>
-              <w:t>Supabase</w:t>
-            </w:r>
-            <w:proofErr w:type="spellEnd"/>
-            <w:r>
-              <w:rPr>
-                <w:rFonts w:eastAsia="標楷體"/>
-              </w:rPr>
-              <w:t xml:space="preserve"> Free </w:t>
-            </w:r>
-            <w:proofErr w:type="gramStart"/>
-            <w:r>
-              <w:rPr>
-                <w:rFonts w:eastAsia="標楷體"/>
-              </w:rPr>
-              <w:t>Tier(</w:t>
-            </w:r>
-            <w:proofErr w:type="gramEnd"/>
-            <w:r>
-              <w:rPr>
-                <w:rFonts w:eastAsia="標楷體"/>
-              </w:rPr>
-              <w:t>500 MB)</w:t>
+            <w:r>
+              <w:rPr>
+                <w:rFonts w:eastAsia="標楷體"/>
+              </w:rPr>
+              <w:t>Supabase Free Tier(500 MB)</w:t>
             </w:r>
           </w:p>
         </w:tc>
@@ -13693,21 +13636,7 @@
               <w:rPr>
                 <w:rFonts w:eastAsia="標楷體" w:cs="標楷體"/>
               </w:rPr>
-              <w:t xml:space="preserve"> </w:t>
-            </w:r>
-            <w:proofErr w:type="spellStart"/>
-            <w:r>
-              <w:rPr>
-                <w:rFonts w:eastAsia="標楷體" w:cs="標楷體"/>
-              </w:rPr>
-              <w:t>RiskGenie</w:t>
-            </w:r>
-            <w:proofErr w:type="spellEnd"/>
-            <w:r>
-              <w:rPr>
-                <w:rFonts w:eastAsia="標楷體" w:cs="標楷體"/>
-              </w:rPr>
-              <w:t xml:space="preserve"> </w:t>
+              <w:t xml:space="preserve"> RiskGenie </w:t>
             </w:r>
             <w:r>
               <w:rPr>
@@ -15906,21 +15835,7 @@
               <w:rPr>
                 <w:rFonts w:eastAsia="標楷體" w:cs="標楷體" w:hint="eastAsia"/>
               </w:rPr>
-              <w:t xml:space="preserve"> </w:t>
-            </w:r>
-            <w:proofErr w:type="spellStart"/>
-            <w:r>
-              <w:rPr>
-                <w:rFonts w:eastAsia="標楷體" w:cs="標楷體" w:hint="eastAsia"/>
-              </w:rPr>
-              <w:t>cia_delta</w:t>
-            </w:r>
-            <w:proofErr w:type="spellEnd"/>
-            <w:r>
-              <w:rPr>
-                <w:rFonts w:eastAsia="標楷體" w:cs="標楷體" w:hint="eastAsia"/>
-              </w:rPr>
-              <w:t>,</w:t>
+              <w:t xml:space="preserve"> cia_delta,</w:t>
             </w:r>
             <w:r>
               <w:rPr>
@@ -16369,19 +16284,11 @@
               </w:rPr>
               <w:t>、</w:t>
             </w:r>
-            <w:proofErr w:type="spellStart"/>
             <w:r>
               <w:rPr>
                 <w:rFonts w:eastAsia="標楷體" w:cs="標楷體" w:hint="eastAsia"/>
               </w:rPr>
-              <w:t>Secorion</w:t>
-            </w:r>
-            <w:proofErr w:type="spellEnd"/>
-            <w:r>
-              <w:rPr>
-                <w:rFonts w:eastAsia="標楷體" w:cs="標楷體" w:hint="eastAsia"/>
-              </w:rPr>
-              <w:t xml:space="preserve"> </w:t>
+              <w:t xml:space="preserve">Secorion </w:t>
             </w:r>
             <w:r>
               <w:rPr>
@@ -17129,19 +17036,11 @@
                 <w:rFonts w:ascii="標楷體" w:eastAsia="標楷體" w:hAnsi="標楷體" w:cs="標楷體"/>
               </w:rPr>
             </w:pPr>
-            <w:proofErr w:type="spellStart"/>
             <w:r>
               <w:rPr>
                 <w:rFonts w:ascii="標楷體" w:eastAsia="標楷體" w:hAnsi="標楷體" w:cs="標楷體"/>
               </w:rPr>
-              <w:t>RiskGenie</w:t>
-            </w:r>
-            <w:proofErr w:type="spellEnd"/>
-            <w:r>
-              <w:rPr>
-                <w:rFonts w:ascii="標楷體" w:eastAsia="標楷體" w:hAnsi="標楷體" w:cs="標楷體"/>
-              </w:rPr>
-              <w:t xml:space="preserve"> 評評理</w:t>
+              <w:t>RiskGenie 評評理</w:t>
             </w:r>
           </w:p>
         </w:tc>
@@ -17201,19 +17100,11 @@
                 <w:rFonts w:ascii="標楷體" w:eastAsia="標楷體" w:hAnsi="標楷體" w:cs="標楷體"/>
               </w:rPr>
             </w:pPr>
-            <w:proofErr w:type="spellStart"/>
             <w:r>
               <w:rPr>
                 <w:rFonts w:ascii="標楷體" w:eastAsia="標楷體" w:hAnsi="標楷體" w:cs="標楷體"/>
               </w:rPr>
-              <w:t>Secorion</w:t>
-            </w:r>
-            <w:proofErr w:type="spellEnd"/>
-            <w:r>
-              <w:rPr>
-                <w:rFonts w:ascii="標楷體" w:eastAsia="標楷體" w:hAnsi="標楷體" w:cs="標楷體"/>
-              </w:rPr>
-              <w:t xml:space="preserve"> 資安合規</w:t>
+              <w:t>Secorion 資安合規</w:t>
             </w:r>
           </w:p>
         </w:tc>
@@ -18252,23 +18143,13 @@
         </w:rPr>
         <w:t>：</w:t>
       </w:r>
-      <w:proofErr w:type="spellStart"/>
       <w:r>
         <w:rPr>
           <w:rFonts w:eastAsia="標楷體" w:cs="標楷體" w:hint="eastAsia"/>
           <w:sz w:val="28"/>
           <w:szCs w:val="28"/>
         </w:rPr>
-        <w:t>RiskGenie</w:t>
-      </w:r>
-      <w:proofErr w:type="spellEnd"/>
-      <w:r>
-        <w:rPr>
-          <w:rFonts w:eastAsia="標楷體" w:cs="標楷體" w:hint="eastAsia"/>
-          <w:sz w:val="28"/>
-          <w:szCs w:val="28"/>
-        </w:rPr>
-        <w:t xml:space="preserve"> </w:t>
+        <w:t xml:space="preserve">RiskGenie </w:t>
       </w:r>
       <w:r>
         <w:rPr>
@@ -19152,25 +19033,7 @@
           <w:sz w:val="28"/>
           <w:szCs w:val="28"/>
         </w:rPr>
-        <w:t xml:space="preserve"> </w:t>
-      </w:r>
-      <w:proofErr w:type="spellStart"/>
-      <w:r>
-        <w:rPr>
-          <w:rFonts w:eastAsia="標楷體" w:cs="標楷體" w:hint="eastAsia"/>
-          <w:sz w:val="28"/>
-          <w:szCs w:val="28"/>
-        </w:rPr>
-        <w:t>Supabase</w:t>
-      </w:r>
-      <w:proofErr w:type="spellEnd"/>
-      <w:r>
-        <w:rPr>
-          <w:rFonts w:eastAsia="標楷體" w:cs="標楷體" w:hint="eastAsia"/>
-          <w:sz w:val="28"/>
-          <w:szCs w:val="28"/>
-        </w:rPr>
-        <w:t xml:space="preserve"> </w:t>
+        <w:t xml:space="preserve"> Supabase </w:t>
       </w:r>
       <w:r>
         <w:rPr>
@@ -19588,7 +19451,6 @@
         </w:rPr>
         <w:t>後端框架與</w:t>
       </w:r>
-      <w:proofErr w:type="spellStart"/>
       <w:r>
         <w:rPr>
           <w:rFonts w:eastAsia="標楷體" w:cs="標楷體"/>
@@ -19597,7 +19459,6 @@
         </w:rPr>
         <w:t>Supabase</w:t>
       </w:r>
-      <w:proofErr w:type="spellEnd"/>
       <w:r>
         <w:rPr>
           <w:rFonts w:eastAsia="標楷體" w:cs="標楷體"/>
@@ -19654,7 +19515,6 @@
         </w:rPr>
         <w:t>。此外，由於採用</w:t>
       </w:r>
-      <w:proofErr w:type="spellStart"/>
       <w:r>
         <w:rPr>
           <w:rFonts w:eastAsia="標楷體" w:cs="標楷體"/>
@@ -19663,7 +19523,6 @@
         </w:rPr>
         <w:t>Supabase</w:t>
       </w:r>
-      <w:proofErr w:type="spellEnd"/>
       <w:r>
         <w:rPr>
           <w:rFonts w:eastAsia="標楷體" w:cs="標楷體"/>
@@ -20031,14 +19890,12 @@
                 <w:rFonts w:eastAsia="標楷體" w:cs="標楷體"/>
               </w:rPr>
             </w:pPr>
-            <w:proofErr w:type="spellStart"/>
             <w:r>
               <w:rPr>
                 <w:rFonts w:eastAsia="標楷體" w:cs="標楷體"/>
               </w:rPr>
               <w:t>Supabase</w:t>
             </w:r>
-            <w:proofErr w:type="spellEnd"/>
             <w:r>
               <w:rPr>
                 <w:rFonts w:eastAsia="標楷體" w:cs="標楷體"/>
@@ -20882,7 +20739,6 @@
         </w:rPr>
         <w:t>以下列出本系統於開發「</w:t>
       </w:r>
-      <w:proofErr w:type="spellStart"/>
       <w:r>
         <w:rPr>
           <w:rFonts w:eastAsia="標楷體" w:cs="標楷體"/>
@@ -20891,7 +20747,6 @@
         </w:rPr>
         <w:t>RiskGenie</w:t>
       </w:r>
-      <w:proofErr w:type="spellEnd"/>
       <w:r>
         <w:rPr>
           <w:rFonts w:eastAsia="標楷體" w:cs="標楷體"/>
@@ -21081,7 +20936,6 @@
           <w:szCs w:val="28"/>
         </w:rPr>
       </w:pPr>
-      <w:proofErr w:type="spellStart"/>
       <w:r>
         <w:rPr>
           <w:rFonts w:eastAsia="標楷體" w:cs="標楷體"/>
@@ -21090,7 +20944,6 @@
         </w:rPr>
         <w:t>Supabase</w:t>
       </w:r>
-      <w:proofErr w:type="spellEnd"/>
       <w:r>
         <w:rPr>
           <w:rFonts w:eastAsia="標楷體" w:cs="標楷體"/>
@@ -21752,14 +21605,12 @@
               </w:rPr>
               <w:t>、</w:t>
             </w:r>
-            <w:proofErr w:type="spellStart"/>
             <w:r>
               <w:rPr>
                 <w:rFonts w:eastAsia="標楷體" w:cs="標楷體"/>
               </w:rPr>
               <w:t>Supabase</w:t>
             </w:r>
-            <w:proofErr w:type="spellEnd"/>
           </w:p>
         </w:tc>
       </w:tr>
@@ -22001,14 +21852,12 @@
               </w:rPr>
               <w:t>、</w:t>
             </w:r>
-            <w:proofErr w:type="spellStart"/>
             <w:r>
               <w:rPr>
                 <w:rFonts w:eastAsia="標楷體" w:cs="標楷體"/>
               </w:rPr>
               <w:t>Supabase</w:t>
             </w:r>
-            <w:proofErr w:type="spellEnd"/>
             <w:r>
               <w:rPr>
                 <w:rFonts w:eastAsia="標楷體" w:cs="標楷體"/>
@@ -29916,25 +29765,7 @@
           <w:sz w:val="28"/>
           <w:szCs w:val="28"/>
         </w:rPr>
-        <w:t xml:space="preserve"> </w:t>
-      </w:r>
-      <w:proofErr w:type="spellStart"/>
-      <w:r>
-        <w:rPr>
-          <w:rFonts w:eastAsia="標楷體" w:cs="標楷體"/>
-          <w:sz w:val="28"/>
-          <w:szCs w:val="28"/>
-        </w:rPr>
-        <w:t>RiskGenie</w:t>
-      </w:r>
-      <w:proofErr w:type="spellEnd"/>
-      <w:r>
-        <w:rPr>
-          <w:rFonts w:eastAsia="標楷體" w:cs="標楷體"/>
-          <w:sz w:val="28"/>
-          <w:szCs w:val="28"/>
-        </w:rPr>
-        <w:t xml:space="preserve"> </w:t>
+        <w:t xml:space="preserve"> RiskGenie </w:t>
       </w:r>
       <w:r>
         <w:rPr>
@@ -30096,10 +29927,10 @@
         <w:tblLook w:val="04A0" w:firstRow="1" w:lastRow="0" w:firstColumn="1" w:lastColumn="0" w:noHBand="0" w:noVBand="1"/>
       </w:tblPr>
       <w:tblGrid>
-        <w:gridCol w:w="700"/>
-        <w:gridCol w:w="2553"/>
-        <w:gridCol w:w="5389"/>
-        <w:gridCol w:w="1552"/>
+        <w:gridCol w:w="750"/>
+        <w:gridCol w:w="2535"/>
+        <w:gridCol w:w="5374"/>
+        <w:gridCol w:w="1535"/>
       </w:tblGrid>
       <w:tr>
         <w:trPr>
@@ -30109,7 +29940,7 @@
         </w:trPr>
         <w:tc>
           <w:tcPr>
-            <w:tcW w:w="344" w:type="pct"/>
+            <w:tcW w:w="343" w:type="pct"/>
             <w:tcBorders>
               <w:top w:val="single" w:sz="4" w:space="0" w:color="808080" w:themeColor="background1" w:themeShade="80"/>
               <w:left w:val="single" w:sz="4" w:space="0" w:color="808080" w:themeColor="background1" w:themeShade="80"/>
@@ -30163,7 +29994,7 @@
         </w:tc>
         <w:tc>
           <w:tcPr>
-            <w:tcW w:w="2642" w:type="pct"/>
+            <w:tcW w:w="2643" w:type="pct"/>
             <w:tcBorders>
               <w:top w:val="single" w:sz="4" w:space="0" w:color="808080" w:themeColor="background1" w:themeShade="80"/>
               <w:left w:val="single" w:sz="4" w:space="0" w:color="808080" w:themeColor="background1" w:themeShade="80"/>
@@ -30223,7 +30054,7 @@
         </w:trPr>
         <w:tc>
           <w:tcPr>
-            <w:tcW w:w="344" w:type="pct"/>
+            <w:tcW w:w="343" w:type="pct"/>
             <w:tcBorders>
               <w:top w:val="single" w:sz="4" w:space="0" w:color="808080" w:themeColor="background1" w:themeShade="80"/>
               <w:left w:val="single" w:sz="4" w:space="0" w:color="808080" w:themeColor="background1" w:themeShade="80"/>
@@ -30274,7 +30105,7 @@
         </w:tc>
         <w:tc>
           <w:tcPr>
-            <w:tcW w:w="2642" w:type="pct"/>
+            <w:tcW w:w="2643" w:type="pct"/>
             <w:tcBorders>
               <w:top w:val="single" w:sz="4" w:space="0" w:color="808080" w:themeColor="background1" w:themeShade="80"/>
               <w:left w:val="single" w:sz="4" w:space="0" w:color="808080" w:themeColor="background1" w:themeShade="80"/>
@@ -30330,7 +30161,7 @@
         </w:trPr>
         <w:tc>
           <w:tcPr>
-            <w:tcW w:w="344" w:type="pct"/>
+            <w:tcW w:w="343" w:type="pct"/>
             <w:tcBorders>
               <w:top w:val="single" w:sz="4" w:space="0" w:color="808080" w:themeColor="background1" w:themeShade="80"/>
               <w:left w:val="single" w:sz="4" w:space="0" w:color="808080" w:themeColor="background1" w:themeShade="80"/>
@@ -30381,7 +30212,7 @@
         </w:tc>
         <w:tc>
           <w:tcPr>
-            <w:tcW w:w="2642" w:type="pct"/>
+            <w:tcW w:w="2643" w:type="pct"/>
             <w:tcBorders>
               <w:top w:val="single" w:sz="4" w:space="0" w:color="808080" w:themeColor="background1" w:themeShade="80"/>
               <w:left w:val="single" w:sz="4" w:space="0" w:color="808080" w:themeColor="background1" w:themeShade="80"/>
@@ -30449,7 +30280,7 @@
         </w:trPr>
         <w:tc>
           <w:tcPr>
-            <w:tcW w:w="344" w:type="pct"/>
+            <w:tcW w:w="343" w:type="pct"/>
             <w:tcBorders>
               <w:top w:val="single" w:sz="4" w:space="0" w:color="808080" w:themeColor="background1" w:themeShade="80"/>
               <w:left w:val="single" w:sz="4" w:space="0" w:color="808080" w:themeColor="background1" w:themeShade="80"/>
@@ -30500,7 +30331,7 @@
         </w:tc>
         <w:tc>
           <w:tcPr>
-            <w:tcW w:w="2642" w:type="pct"/>
+            <w:tcW w:w="2643" w:type="pct"/>
             <w:tcBorders>
               <w:top w:val="single" w:sz="4" w:space="0" w:color="808080" w:themeColor="background1" w:themeShade="80"/>
               <w:left w:val="single" w:sz="4" w:space="0" w:color="808080" w:themeColor="background1" w:themeShade="80"/>
@@ -30556,7 +30387,7 @@
         </w:trPr>
         <w:tc>
           <w:tcPr>
-            <w:tcW w:w="344" w:type="pct"/>
+            <w:tcW w:w="343" w:type="pct"/>
             <w:tcBorders>
               <w:top w:val="single" w:sz="4" w:space="0" w:color="808080" w:themeColor="background1" w:themeShade="80"/>
               <w:left w:val="single" w:sz="4" w:space="0" w:color="808080" w:themeColor="background1" w:themeShade="80"/>
@@ -30607,7 +30438,7 @@
         </w:tc>
         <w:tc>
           <w:tcPr>
-            <w:tcW w:w="2642" w:type="pct"/>
+            <w:tcW w:w="2643" w:type="pct"/>
             <w:tcBorders>
               <w:top w:val="single" w:sz="4" w:space="0" w:color="808080" w:themeColor="background1" w:themeShade="80"/>
               <w:left w:val="single" w:sz="4" w:space="0" w:color="808080" w:themeColor="background1" w:themeShade="80"/>
@@ -30663,7 +30494,7 @@
         </w:trPr>
         <w:tc>
           <w:tcPr>
-            <w:tcW w:w="344" w:type="pct"/>
+            <w:tcW w:w="343" w:type="pct"/>
             <w:tcBorders>
               <w:top w:val="single" w:sz="4" w:space="0" w:color="808080" w:themeColor="background1" w:themeShade="80"/>
               <w:left w:val="single" w:sz="4" w:space="0" w:color="808080" w:themeColor="background1" w:themeShade="80"/>
@@ -30714,7 +30545,7 @@
         </w:tc>
         <w:tc>
           <w:tcPr>
-            <w:tcW w:w="2642" w:type="pct"/>
+            <w:tcW w:w="2643" w:type="pct"/>
             <w:tcBorders>
               <w:top w:val="single" w:sz="4" w:space="0" w:color="808080" w:themeColor="background1" w:themeShade="80"/>
               <w:left w:val="single" w:sz="4" w:space="0" w:color="808080" w:themeColor="background1" w:themeShade="80"/>
@@ -30770,7 +30601,7 @@
         </w:trPr>
         <w:tc>
           <w:tcPr>
-            <w:tcW w:w="344" w:type="pct"/>
+            <w:tcW w:w="343" w:type="pct"/>
             <w:tcBorders>
               <w:top w:val="single" w:sz="4" w:space="0" w:color="808080" w:themeColor="background1" w:themeShade="80"/>
               <w:left w:val="single" w:sz="4" w:space="0" w:color="808080" w:themeColor="background1" w:themeShade="80"/>
@@ -30833,7 +30664,7 @@
         </w:tc>
         <w:tc>
           <w:tcPr>
-            <w:tcW w:w="2642" w:type="pct"/>
+            <w:tcW w:w="2643" w:type="pct"/>
             <w:tcBorders>
               <w:top w:val="single" w:sz="4" w:space="0" w:color="808080" w:themeColor="background1" w:themeShade="80"/>
               <w:left w:val="single" w:sz="4" w:space="0" w:color="808080" w:themeColor="background1" w:themeShade="80"/>
@@ -30913,7 +30744,7 @@
         </w:trPr>
         <w:tc>
           <w:tcPr>
-            <w:tcW w:w="344" w:type="pct"/>
+            <w:tcW w:w="343" w:type="pct"/>
             <w:tcBorders>
               <w:top w:val="single" w:sz="4" w:space="0" w:color="808080" w:themeColor="background1" w:themeShade="80"/>
               <w:left w:val="single" w:sz="4" w:space="0" w:color="808080" w:themeColor="background1" w:themeShade="80"/>
@@ -30964,7 +30795,7 @@
         </w:tc>
         <w:tc>
           <w:tcPr>
-            <w:tcW w:w="2642" w:type="pct"/>
+            <w:tcW w:w="2643" w:type="pct"/>
             <w:tcBorders>
               <w:top w:val="single" w:sz="4" w:space="0" w:color="808080" w:themeColor="background1" w:themeShade="80"/>
               <w:left w:val="single" w:sz="4" w:space="0" w:color="808080" w:themeColor="background1" w:themeShade="80"/>
@@ -31020,7 +30851,7 @@
         </w:trPr>
         <w:tc>
           <w:tcPr>
-            <w:tcW w:w="344" w:type="pct"/>
+            <w:tcW w:w="343" w:type="pct"/>
             <w:tcBorders>
               <w:top w:val="single" w:sz="4" w:space="0" w:color="808080" w:themeColor="background1" w:themeShade="80"/>
               <w:left w:val="single" w:sz="4" w:space="0" w:color="808080" w:themeColor="background1" w:themeShade="80"/>
@@ -31083,7 +30914,7 @@
         </w:tc>
         <w:tc>
           <w:tcPr>
-            <w:tcW w:w="2642" w:type="pct"/>
+            <w:tcW w:w="2643" w:type="pct"/>
             <w:tcBorders>
               <w:top w:val="single" w:sz="4" w:space="0" w:color="808080" w:themeColor="background1" w:themeShade="80"/>
               <w:left w:val="single" w:sz="4" w:space="0" w:color="808080" w:themeColor="background1" w:themeShade="80"/>
@@ -31139,7 +30970,7 @@
         </w:trPr>
         <w:tc>
           <w:tcPr>
-            <w:tcW w:w="344" w:type="pct"/>
+            <w:tcW w:w="343" w:type="pct"/>
             <w:tcBorders>
               <w:top w:val="single" w:sz="4" w:space="0" w:color="808080" w:themeColor="background1" w:themeShade="80"/>
               <w:left w:val="single" w:sz="4" w:space="0" w:color="808080" w:themeColor="background1" w:themeShade="80"/>
@@ -31177,20 +31008,26 @@
           <w:p>
             <w:pPr>
               <w:rPr>
-                <w:rFonts w:eastAsia="標楷體" w:cs="標楷體"/>
-              </w:rPr>
-            </w:pPr>
-            <w:r>
-              <w:rPr>
-                <w:rFonts w:eastAsia="標楷體" w:cs="標楷體"/>
-              </w:rPr>
-              <w:t>風險報表產生作業</w:t>
-            </w:r>
-          </w:p>
-        </w:tc>
-        <w:tc>
-          <w:tcPr>
-            <w:tcW w:w="2642" w:type="pct"/>
+                <w:rFonts w:eastAsia="標楷體" w:cs="標楷體" w:hint="eastAsia"/>
+              </w:rPr>
+            </w:pPr>
+            <w:r>
+              <w:rPr>
+                <w:rFonts w:eastAsia="標楷體" w:cs="標楷體" w:hint="eastAsia"/>
+              </w:rPr>
+              <w:t>CVE</w:t>
+            </w:r>
+            <w:r>
+              <w:rPr>
+                <w:rFonts w:eastAsia="標楷體" w:cs="標楷體" w:hint="eastAsia"/>
+              </w:rPr>
+              <w:t>漏洞資訊檢索作業</w:t>
+            </w:r>
+          </w:p>
+        </w:tc>
+        <w:tc>
+          <w:tcPr>
+            <w:tcW w:w="2643" w:type="pct"/>
             <w:tcBorders>
               <w:top w:val="single" w:sz="4" w:space="0" w:color="808080" w:themeColor="background1" w:themeShade="80"/>
               <w:left w:val="single" w:sz="4" w:space="0" w:color="808080" w:themeColor="background1" w:themeShade="80"/>
@@ -31207,9 +31044,33 @@
             </w:pPr>
             <w:r>
               <w:rPr>
-                <w:rFonts w:eastAsia="標楷體" w:cs="標楷體"/>
-              </w:rPr>
-              <w:t>提供整體風險報表與高風險資產資訊，協助掌握優先處理項目。</w:t>
+                <w:rFonts w:eastAsia="標楷體" w:cs="標楷體" w:hint="eastAsia"/>
+              </w:rPr>
+              <w:t>將</w:t>
+            </w:r>
+            <w:r>
+              <w:rPr>
+                <w:rFonts w:eastAsia="標楷體" w:cs="標楷體" w:hint="eastAsia"/>
+              </w:rPr>
+              <w:t>CVE</w:t>
+            </w:r>
+            <w:r>
+              <w:rPr>
+                <w:rFonts w:eastAsia="標楷體" w:cs="標楷體" w:hint="eastAsia"/>
+              </w:rPr>
+              <w:t>資料建立向量表示，並透過</w:t>
+            </w:r>
+            <w:r>
+              <w:rPr>
+                <w:rFonts w:eastAsia="標楷體" w:cs="標楷體" w:hint="eastAsia"/>
+              </w:rPr>
+              <w:t>RAG</w:t>
+            </w:r>
+            <w:r>
+              <w:rPr>
+                <w:rFonts w:eastAsia="標楷體" w:cs="標楷體" w:hint="eastAsia"/>
+              </w:rPr>
+              <w:t>檢索機制取得與風險評估相關之漏洞資訊。</w:t>
             </w:r>
           </w:p>
         </w:tc>
@@ -31234,19 +31095,7 @@
               <w:rPr>
                 <w:rFonts w:eastAsia="標楷體" w:cs="標楷體"/>
               </w:rPr>
-              <w:t>資安管理員</w:t>
-            </w:r>
-            <w:r>
-              <w:rPr>
-                <w:rFonts w:eastAsia="標楷體" w:cs="標楷體" w:hint="eastAsia"/>
-              </w:rPr>
-              <w:t>/</w:t>
-            </w:r>
-            <w:r>
-              <w:rPr>
-                <w:rFonts w:eastAsia="標楷體" w:cs="標楷體"/>
-              </w:rPr>
-              <w:t>高階主管</w:t>
+              <w:t>一般使用者</w:t>
             </w:r>
           </w:p>
         </w:tc>
@@ -31258,7 +31107,7 @@
         </w:trPr>
         <w:tc>
           <w:tcPr>
-            <w:tcW w:w="344" w:type="pct"/>
+            <w:tcW w:w="343" w:type="pct"/>
             <w:tcBorders>
               <w:top w:val="single" w:sz="4" w:space="0" w:color="808080" w:themeColor="background1" w:themeShade="80"/>
               <w:left w:val="single" w:sz="4" w:space="0" w:color="808080" w:themeColor="background1" w:themeShade="80"/>
@@ -31271,14 +31120,14 @@
             <w:pPr>
               <w:jc w:val="center"/>
               <w:rPr>
-                <w:rFonts w:eastAsia="標楷體" w:cs="標楷體"/>
-              </w:rPr>
-            </w:pPr>
-            <w:r>
-              <w:rPr>
-                <w:rFonts w:eastAsia="標楷體" w:cs="標楷體"/>
-              </w:rPr>
-              <w:t>FR-10</w:t>
+                <w:rFonts w:eastAsia="標楷體" w:cs="標楷體" w:hint="eastAsia"/>
+              </w:rPr>
+            </w:pPr>
+            <w:r>
+              <w:rPr>
+                <w:rFonts w:eastAsia="標楷體" w:cs="標楷體" w:hint="eastAsia"/>
+              </w:rPr>
+              <w:t>FR10</w:t>
             </w:r>
           </w:p>
         </w:tc>
@@ -31301,15 +31150,21 @@
             </w:pPr>
             <w:r>
               <w:rPr>
-                <w:rFonts w:eastAsia="標楷體" w:cs="標楷體"/>
-              </w:rPr>
-              <w:t>帳號與權限管理作業</w:t>
-            </w:r>
-          </w:p>
-        </w:tc>
-        <w:tc>
-          <w:tcPr>
-            <w:tcW w:w="2642" w:type="pct"/>
+                <w:rFonts w:eastAsia="標楷體" w:cs="標楷體" w:hint="eastAsia"/>
+              </w:rPr>
+              <w:t>CVE</w:t>
+            </w:r>
+            <w:r>
+              <w:rPr>
+                <w:rFonts w:eastAsia="標楷體" w:cs="標楷體" w:hint="eastAsia"/>
+              </w:rPr>
+              <w:t>漏洞資訊同步作業</w:t>
+            </w:r>
+          </w:p>
+        </w:tc>
+        <w:tc>
+          <w:tcPr>
+            <w:tcW w:w="2643" w:type="pct"/>
             <w:tcBorders>
               <w:top w:val="single" w:sz="4" w:space="0" w:color="808080" w:themeColor="background1" w:themeShade="80"/>
               <w:left w:val="single" w:sz="4" w:space="0" w:color="808080" w:themeColor="background1" w:themeShade="80"/>
@@ -31321,14 +31176,38 @@
           <w:p>
             <w:pPr>
               <w:rPr>
-                <w:rFonts w:eastAsia="標楷體" w:cs="標楷體"/>
-              </w:rPr>
-            </w:pPr>
-            <w:r>
-              <w:rPr>
-                <w:rFonts w:eastAsia="標楷體" w:cs="標楷體"/>
-              </w:rPr>
-              <w:t>新增、修改或停用使用者帳號，並設定角色權限。</w:t>
+                <w:rFonts w:eastAsia="標楷體" w:cs="標楷體" w:hint="eastAsia"/>
+              </w:rPr>
+            </w:pPr>
+            <w:r>
+              <w:rPr>
+                <w:rFonts w:eastAsia="標楷體" w:cs="標楷體" w:hint="eastAsia"/>
+              </w:rPr>
+              <w:t>透過</w:t>
+            </w:r>
+            <w:r>
+              <w:rPr>
+                <w:rFonts w:eastAsia="標楷體" w:cs="標楷體" w:hint="eastAsia"/>
+              </w:rPr>
+              <w:t>NVD API</w:t>
+            </w:r>
+            <w:r>
+              <w:rPr>
+                <w:rFonts w:eastAsia="標楷體" w:cs="標楷體" w:hint="eastAsia"/>
+              </w:rPr>
+              <w:t>取得</w:t>
+            </w:r>
+            <w:r>
+              <w:rPr>
+                <w:rFonts w:eastAsia="標楷體" w:cs="標楷體" w:hint="eastAsia"/>
+              </w:rPr>
+              <w:t>CVE</w:t>
+            </w:r>
+            <w:r>
+              <w:rPr>
+                <w:rFonts w:eastAsia="標楷體" w:cs="標楷體" w:hint="eastAsia"/>
+              </w:rPr>
+              <w:t>漏洞資訊，進行資料處理、更新及儲存，以維持系統漏洞資料之即時性</w:t>
             </w:r>
           </w:p>
         </w:tc>
@@ -31365,7 +31244,7 @@
         </w:trPr>
         <w:tc>
           <w:tcPr>
-            <w:tcW w:w="344" w:type="pct"/>
+            <w:tcW w:w="343" w:type="pct"/>
             <w:tcBorders>
               <w:top w:val="single" w:sz="4" w:space="0" w:color="808080" w:themeColor="background1" w:themeShade="80"/>
               <w:left w:val="single" w:sz="4" w:space="0" w:color="808080" w:themeColor="background1" w:themeShade="80"/>
@@ -31378,7 +31257,7 @@
             <w:pPr>
               <w:jc w:val="center"/>
               <w:rPr>
-                <w:rFonts w:eastAsia="標楷體" w:cs="標楷體"/>
+                <w:rFonts w:eastAsia="標楷體" w:cs="標楷體" w:hint="eastAsia"/>
               </w:rPr>
             </w:pPr>
             <w:r>
@@ -31386,7 +31265,13 @@
                 <w:rFonts w:eastAsia="標楷體" w:cs="標楷體"/>
               </w:rPr>
               <w:lastRenderedPageBreak/>
-              <w:t>FR-11</w:t>
+              <w:t>FR-1</w:t>
+            </w:r>
+            <w:r>
+              <w:rPr>
+                <w:rFonts w:eastAsia="標楷體" w:cs="標楷體" w:hint="eastAsia"/>
+              </w:rPr>
+              <w:t>1</w:t>
             </w:r>
           </w:p>
         </w:tc>
@@ -31411,13 +31296,126 @@
               <w:rPr>
                 <w:rFonts w:eastAsia="標楷體" w:cs="標楷體"/>
               </w:rPr>
+              <w:t>帳號與權限管理作業</w:t>
+            </w:r>
+          </w:p>
+        </w:tc>
+        <w:tc>
+          <w:tcPr>
+            <w:tcW w:w="2643" w:type="pct"/>
+            <w:tcBorders>
+              <w:top w:val="single" w:sz="4" w:space="0" w:color="808080" w:themeColor="background1" w:themeShade="80"/>
+              <w:left w:val="single" w:sz="4" w:space="0" w:color="808080" w:themeColor="background1" w:themeShade="80"/>
+              <w:bottom w:val="single" w:sz="4" w:space="0" w:color="808080" w:themeColor="background1" w:themeShade="80"/>
+              <w:right w:val="single" w:sz="4" w:space="0" w:color="808080" w:themeColor="background1" w:themeShade="80"/>
+            </w:tcBorders>
+            <w:vAlign w:val="center"/>
+          </w:tcPr>
+          <w:p>
+            <w:pPr>
+              <w:rPr>
+                <w:rFonts w:eastAsia="標楷體" w:cs="標楷體"/>
+              </w:rPr>
+            </w:pPr>
+            <w:r>
+              <w:rPr>
+                <w:rFonts w:eastAsia="標楷體" w:cs="標楷體"/>
+              </w:rPr>
+              <w:t>新增、修改或停用使用者帳號，並設定角色權限。</w:t>
+            </w:r>
+          </w:p>
+        </w:tc>
+        <w:tc>
+          <w:tcPr>
+            <w:tcW w:w="761" w:type="pct"/>
+            <w:tcBorders>
+              <w:top w:val="single" w:sz="4" w:space="0" w:color="808080" w:themeColor="background1" w:themeShade="80"/>
+              <w:left w:val="single" w:sz="4" w:space="0" w:color="808080" w:themeColor="background1" w:themeShade="80"/>
+              <w:bottom w:val="single" w:sz="4" w:space="0" w:color="808080" w:themeColor="background1" w:themeShade="80"/>
+              <w:right w:val="single" w:sz="4" w:space="0" w:color="808080" w:themeColor="background1" w:themeShade="80"/>
+            </w:tcBorders>
+            <w:vAlign w:val="center"/>
+          </w:tcPr>
+          <w:p>
+            <w:pPr>
+              <w:rPr>
+                <w:rFonts w:eastAsia="標楷體" w:cs="標楷體"/>
+              </w:rPr>
+            </w:pPr>
+            <w:r>
+              <w:rPr>
+                <w:rFonts w:eastAsia="標楷體" w:cs="標楷體"/>
+              </w:rPr>
+              <w:t>系統管理員</w:t>
+            </w:r>
+          </w:p>
+        </w:tc>
+      </w:tr>
+      <w:tr>
+        <w:trPr>
+          <w:cantSplit/>
+          <w:jc w:val="center"/>
+        </w:trPr>
+        <w:tc>
+          <w:tcPr>
+            <w:tcW w:w="343" w:type="pct"/>
+            <w:tcBorders>
+              <w:top w:val="single" w:sz="4" w:space="0" w:color="808080" w:themeColor="background1" w:themeShade="80"/>
+              <w:left w:val="single" w:sz="4" w:space="0" w:color="808080" w:themeColor="background1" w:themeShade="80"/>
+              <w:bottom w:val="single" w:sz="4" w:space="0" w:color="808080" w:themeColor="background1" w:themeShade="80"/>
+              <w:right w:val="single" w:sz="4" w:space="0" w:color="808080" w:themeColor="background1" w:themeShade="80"/>
+            </w:tcBorders>
+            <w:vAlign w:val="center"/>
+          </w:tcPr>
+          <w:p>
+            <w:pPr>
+              <w:jc w:val="center"/>
+              <w:rPr>
+                <w:rFonts w:eastAsia="標楷體" w:cs="標楷體" w:hint="eastAsia"/>
+              </w:rPr>
+            </w:pPr>
+            <w:r>
+              <w:rPr>
+                <w:rFonts w:eastAsia="標楷體" w:cs="標楷體"/>
+              </w:rPr>
+              <w:t>FR-1</w:t>
+            </w:r>
+            <w:r>
+              <w:rPr>
+                <w:rFonts w:eastAsia="標楷體" w:cs="標楷體" w:hint="eastAsia"/>
+              </w:rPr>
+              <w:t>2</w:t>
+            </w:r>
+          </w:p>
+        </w:tc>
+        <w:tc>
+          <w:tcPr>
+            <w:tcW w:w="1252" w:type="pct"/>
+            <w:tcBorders>
+              <w:top w:val="single" w:sz="4" w:space="0" w:color="808080" w:themeColor="background1" w:themeShade="80"/>
+              <w:left w:val="single" w:sz="4" w:space="0" w:color="808080" w:themeColor="background1" w:themeShade="80"/>
+              <w:bottom w:val="single" w:sz="4" w:space="0" w:color="808080" w:themeColor="background1" w:themeShade="80"/>
+              <w:right w:val="single" w:sz="4" w:space="0" w:color="808080" w:themeColor="background1" w:themeShade="80"/>
+            </w:tcBorders>
+            <w:vAlign w:val="center"/>
+          </w:tcPr>
+          <w:p>
+            <w:pPr>
+              <w:rPr>
+                <w:rFonts w:eastAsia="標楷體" w:cs="標楷體"/>
+              </w:rPr>
+            </w:pPr>
+            <w:r>
+              <w:rPr>
+                <w:rFonts w:eastAsia="標楷體" w:cs="標楷體"/>
+              </w:rPr>
               <w:t>備份系統資料作業</w:t>
             </w:r>
           </w:p>
         </w:tc>
         <w:tc>
           <w:tcPr>
-            <w:tcW w:w="2642" w:type="pct"/>
+            <w:tcW w:w="2643" w:type="pct"/>
             <w:tcBorders>
               <w:top w:val="single" w:sz="4" w:space="0" w:color="808080" w:themeColor="background1" w:themeShade="80"/>
               <w:left w:val="single" w:sz="4" w:space="0" w:color="808080" w:themeColor="background1" w:themeShade="80"/>
@@ -37684,7 +37682,6 @@
                 <w:kern w:val="0"/>
               </w:rPr>
             </w:pPr>
-            <w:proofErr w:type="spellStart"/>
             <w:r>
               <w:rPr>
                 <w:rFonts w:eastAsia="標楷體" w:cs="新細明體"/>
@@ -37692,7 +37689,6 @@
               </w:rPr>
               <w:t>company_name</w:t>
             </w:r>
-            <w:proofErr w:type="spellEnd"/>
           </w:p>
         </w:tc>
         <w:tc>
@@ -37791,7 +37787,6 @@
                 <w:kern w:val="0"/>
               </w:rPr>
             </w:pPr>
-            <w:proofErr w:type="spellStart"/>
             <w:r>
               <w:rPr>
                 <w:rFonts w:eastAsia="標楷體" w:cs="新細明體"/>
@@ -37799,7 +37794,6 @@
               </w:rPr>
               <w:t>created_at</w:t>
             </w:r>
-            <w:proofErr w:type="spellEnd"/>
           </w:p>
         </w:tc>
         <w:tc>
@@ -37815,7 +37809,6 @@
                 <w:kern w:val="0"/>
               </w:rPr>
             </w:pPr>
-            <w:proofErr w:type="spellStart"/>
             <w:r>
               <w:rPr>
                 <w:rFonts w:eastAsia="標楷體" w:cs="新細明體"/>
@@ -37823,7 +37816,6 @@
               </w:rPr>
               <w:t>timestamptz</w:t>
             </w:r>
-            <w:proofErr w:type="spellEnd"/>
           </w:p>
         </w:tc>
         <w:tc>
@@ -37888,23 +37880,7 @@
                 <w:rFonts w:eastAsia="標楷體" w:cs="新細明體"/>
                 <w:kern w:val="0"/>
               </w:rPr>
-              <w:t xml:space="preserve">Default: </w:t>
-            </w:r>
-            <w:proofErr w:type="gramStart"/>
-            <w:r>
-              <w:rPr>
-                <w:rFonts w:eastAsia="標楷體" w:cs="新細明體"/>
-                <w:kern w:val="0"/>
-              </w:rPr>
-              <w:t>now(</w:t>
-            </w:r>
-            <w:proofErr w:type="gramEnd"/>
-            <w:r>
-              <w:rPr>
-                <w:rFonts w:eastAsia="標楷體" w:cs="新細明體"/>
-                <w:kern w:val="0"/>
-              </w:rPr>
-              <w:t>)</w:t>
+              <w:t>Default: now()</w:t>
             </w:r>
           </w:p>
         </w:tc>
@@ -38279,7 +38255,6 @@
                 <w:kern w:val="0"/>
               </w:rPr>
             </w:pPr>
-            <w:proofErr w:type="spellStart"/>
             <w:r>
               <w:rPr>
                 <w:rFonts w:eastAsia="標楷體" w:cs="新細明體"/>
@@ -38287,7 +38262,6 @@
               </w:rPr>
               <w:t>company_id</w:t>
             </w:r>
-            <w:proofErr w:type="spellEnd"/>
           </w:p>
         </w:tc>
         <w:tc>
@@ -38400,7 +38374,6 @@
                 <w:kern w:val="0"/>
               </w:rPr>
             </w:pPr>
-            <w:proofErr w:type="spellStart"/>
             <w:r>
               <w:rPr>
                 <w:rFonts w:eastAsia="標楷體" w:cs="新細明體"/>
@@ -38408,7 +38381,6 @@
               </w:rPr>
               <w:t>department_name</w:t>
             </w:r>
-            <w:proofErr w:type="spellEnd"/>
           </w:p>
         </w:tc>
         <w:tc>
@@ -38764,7 +38736,6 @@
                 <w:kern w:val="0"/>
               </w:rPr>
             </w:pPr>
-            <w:proofErr w:type="spellStart"/>
             <w:r>
               <w:rPr>
                 <w:rFonts w:eastAsia="標楷體" w:cs="新細明體" w:hint="eastAsia"/>
@@ -38779,7 +38750,6 @@
               </w:rPr>
               <w:t>uid</w:t>
             </w:r>
-            <w:proofErr w:type="spellEnd"/>
           </w:p>
         </w:tc>
         <w:tc>
@@ -38870,7 +38840,6 @@
                 <w:kern w:val="0"/>
               </w:rPr>
             </w:pPr>
-            <w:proofErr w:type="spellStart"/>
             <w:r>
               <w:rPr>
                 <w:rFonts w:eastAsia="標楷體" w:cs="新細明體" w:hint="eastAsia"/>
@@ -38885,7 +38854,6 @@
               </w:rPr>
               <w:t>ole_name</w:t>
             </w:r>
-            <w:proofErr w:type="spellEnd"/>
           </w:p>
         </w:tc>
         <w:tc>
@@ -39419,7 +39387,6 @@
                 <w:kern w:val="0"/>
               </w:rPr>
             </w:pPr>
-            <w:proofErr w:type="spellStart"/>
             <w:r>
               <w:rPr>
                 <w:rFonts w:eastAsia="標楷體" w:cs="新細明體"/>
@@ -39427,7 +39394,6 @@
               </w:rPr>
               <w:t>uuid</w:t>
             </w:r>
-            <w:proofErr w:type="spellEnd"/>
           </w:p>
         </w:tc>
         <w:tc>
@@ -39735,7 +39701,6 @@
                 <w:kern w:val="0"/>
               </w:rPr>
             </w:pPr>
-            <w:proofErr w:type="spellStart"/>
             <w:r>
               <w:rPr>
                 <w:rFonts w:eastAsia="標楷體" w:cs="新細明體"/>
@@ -39743,7 +39708,6 @@
               </w:rPr>
               <w:t>role_id</w:t>
             </w:r>
-            <w:proofErr w:type="spellEnd"/>
           </w:p>
         </w:tc>
         <w:tc>
@@ -39759,7 +39723,6 @@
                 <w:kern w:val="0"/>
               </w:rPr>
             </w:pPr>
-            <w:proofErr w:type="spellStart"/>
             <w:r>
               <w:rPr>
                 <w:rFonts w:eastAsia="標楷體" w:cs="新細明體"/>
@@ -39767,7 +39730,6 @@
               </w:rPr>
               <w:t>uuid</w:t>
             </w:r>
-            <w:proofErr w:type="spellEnd"/>
           </w:p>
         </w:tc>
         <w:tc>
@@ -39848,14 +39810,12 @@
                 <w:kern w:val="0"/>
               </w:rPr>
             </w:pPr>
-            <w:proofErr w:type="spellStart"/>
             <w:r>
               <w:rPr>
                 <w:rFonts w:eastAsia="標楷體"/>
               </w:rPr>
               <w:t>company_id</w:t>
             </w:r>
-            <w:proofErr w:type="spellEnd"/>
           </w:p>
         </w:tc>
         <w:tc>
@@ -40349,7 +40309,6 @@
                 <w:kern w:val="0"/>
               </w:rPr>
             </w:pPr>
-            <w:proofErr w:type="spellStart"/>
             <w:r>
               <w:rPr>
                 <w:rFonts w:eastAsia="標楷體" w:cs="新細明體"/>
@@ -40357,7 +40316,6 @@
               </w:rPr>
               <w:t>asset_id_code</w:t>
             </w:r>
-            <w:proofErr w:type="spellEnd"/>
           </w:p>
         </w:tc>
         <w:tc>
@@ -40463,7 +40421,6 @@
                 <w:kern w:val="0"/>
               </w:rPr>
             </w:pPr>
-            <w:proofErr w:type="spellStart"/>
             <w:r>
               <w:rPr>
                 <w:rFonts w:eastAsia="標楷體" w:cs="新細明體"/>
@@ -40472,7 +40429,6 @@
               <w:lastRenderedPageBreak/>
               <w:t>asset_name</w:t>
             </w:r>
-            <w:proofErr w:type="spellEnd"/>
           </w:p>
         </w:tc>
         <w:tc>
@@ -40571,7 +40527,6 @@
                 <w:kern w:val="0"/>
               </w:rPr>
             </w:pPr>
-            <w:proofErr w:type="spellStart"/>
             <w:r>
               <w:rPr>
                 <w:rFonts w:eastAsia="標楷體" w:cs="新細明體"/>
@@ -40579,7 +40534,6 @@
               </w:rPr>
               <w:t>asset_type</w:t>
             </w:r>
-            <w:proofErr w:type="spellEnd"/>
           </w:p>
         </w:tc>
         <w:tc>
@@ -40783,7 +40737,6 @@
                 <w:kern w:val="0"/>
               </w:rPr>
             </w:pPr>
-            <w:proofErr w:type="spellStart"/>
             <w:r>
               <w:rPr>
                 <w:rFonts w:eastAsia="標楷體" w:cs="新細明體"/>
@@ -40791,7 +40744,6 @@
               </w:rPr>
               <w:t>data_type</w:t>
             </w:r>
-            <w:proofErr w:type="spellEnd"/>
           </w:p>
         </w:tc>
         <w:tc>
@@ -40995,7 +40947,6 @@
                 <w:kern w:val="0"/>
               </w:rPr>
             </w:pPr>
-            <w:proofErr w:type="spellStart"/>
             <w:r>
               <w:rPr>
                 <w:rFonts w:eastAsia="標楷體" w:cs="新細明體"/>
@@ -41003,7 +40954,6 @@
               </w:rPr>
               <w:t>system_dependency</w:t>
             </w:r>
-            <w:proofErr w:type="spellEnd"/>
           </w:p>
         </w:tc>
         <w:tc>
@@ -41417,7 +41367,6 @@
                 <w:kern w:val="0"/>
               </w:rPr>
             </w:pPr>
-            <w:proofErr w:type="spellStart"/>
             <w:r>
               <w:rPr>
                 <w:rFonts w:eastAsia="標楷體" w:cs="新細明體"/>
@@ -41425,7 +41374,6 @@
               </w:rPr>
               <w:t>threat_level</w:t>
             </w:r>
-            <w:proofErr w:type="spellEnd"/>
           </w:p>
         </w:tc>
         <w:tc>
@@ -41524,7 +41472,6 @@
                 <w:kern w:val="0"/>
               </w:rPr>
             </w:pPr>
-            <w:proofErr w:type="spellStart"/>
             <w:r>
               <w:rPr>
                 <w:rFonts w:eastAsia="標楷體" w:cs="新細明體"/>
@@ -41532,7 +41479,6 @@
               </w:rPr>
               <w:t>created_at</w:t>
             </w:r>
-            <w:proofErr w:type="spellEnd"/>
           </w:p>
         </w:tc>
         <w:tc>
@@ -41548,7 +41494,6 @@
                 <w:kern w:val="0"/>
               </w:rPr>
             </w:pPr>
-            <w:proofErr w:type="spellStart"/>
             <w:r>
               <w:rPr>
                 <w:rFonts w:eastAsia="標楷體" w:cs="新細明體"/>
@@ -41556,7 +41501,6 @@
               </w:rPr>
               <w:t>timestamptz</w:t>
             </w:r>
-            <w:proofErr w:type="spellEnd"/>
           </w:p>
         </w:tc>
         <w:tc>
@@ -41621,23 +41565,7 @@
                 <w:rFonts w:eastAsia="標楷體" w:cs="新細明體"/>
                 <w:kern w:val="0"/>
               </w:rPr>
-              <w:t xml:space="preserve">Default: </w:t>
-            </w:r>
-            <w:proofErr w:type="gramStart"/>
-            <w:r>
-              <w:rPr>
-                <w:rFonts w:eastAsia="標楷體" w:cs="新細明體"/>
-                <w:kern w:val="0"/>
-              </w:rPr>
-              <w:t>now(</w:t>
-            </w:r>
-            <w:proofErr w:type="gramEnd"/>
-            <w:r>
-              <w:rPr>
-                <w:rFonts w:eastAsia="標楷體" w:cs="新細明體"/>
-                <w:kern w:val="0"/>
-              </w:rPr>
-              <w:t>)</w:t>
+              <w:t>Default: now()</w:t>
             </w:r>
           </w:p>
         </w:tc>
@@ -41656,7 +41584,6 @@
                 <w:kern w:val="0"/>
               </w:rPr>
             </w:pPr>
-            <w:proofErr w:type="spellStart"/>
             <w:r>
               <w:rPr>
                 <w:rFonts w:eastAsia="標楷體" w:cs="新細明體"/>
@@ -41664,7 +41591,6 @@
               </w:rPr>
               <w:t>original_label</w:t>
             </w:r>
-            <w:proofErr w:type="spellEnd"/>
           </w:p>
         </w:tc>
         <w:tc>
@@ -41763,7 +41689,6 @@
                 <w:kern w:val="0"/>
               </w:rPr>
             </w:pPr>
-            <w:proofErr w:type="spellStart"/>
             <w:r>
               <w:rPr>
                 <w:rFonts w:eastAsia="標楷體" w:cs="新細明體"/>
@@ -41771,7 +41696,6 @@
               </w:rPr>
               <w:t>company_id</w:t>
             </w:r>
-            <w:proofErr w:type="spellEnd"/>
           </w:p>
         </w:tc>
         <w:tc>
@@ -41884,7 +41808,6 @@
                 <w:kern w:val="0"/>
               </w:rPr>
             </w:pPr>
-            <w:proofErr w:type="spellStart"/>
             <w:r>
               <w:rPr>
                 <w:rFonts w:eastAsia="標楷體" w:cs="新細明體"/>
@@ -41892,7 +41815,6 @@
               </w:rPr>
               <w:t>department_id</w:t>
             </w:r>
-            <w:proofErr w:type="spellEnd"/>
           </w:p>
         </w:tc>
         <w:tc>
@@ -42005,7 +41927,6 @@
                 <w:kern w:val="0"/>
               </w:rPr>
             </w:pPr>
-            <w:proofErr w:type="spellStart"/>
             <w:r>
               <w:rPr>
                 <w:rFonts w:eastAsia="標楷體" w:cs="新細明體"/>
@@ -42013,7 +41934,6 @@
               </w:rPr>
               <w:t>asset_owner</w:t>
             </w:r>
-            <w:proofErr w:type="spellEnd"/>
           </w:p>
         </w:tc>
         <w:tc>
@@ -42459,7 +42379,6 @@
                 <w:kern w:val="0"/>
               </w:rPr>
             </w:pPr>
-            <w:proofErr w:type="spellStart"/>
             <w:r>
               <w:rPr>
                 <w:rFonts w:eastAsia="標楷體" w:cs="新細明體"/>
@@ -42467,7 +42386,6 @@
               </w:rPr>
               <w:t>cve_id</w:t>
             </w:r>
-            <w:proofErr w:type="spellEnd"/>
           </w:p>
         </w:tc>
         <w:tc>
@@ -42580,7 +42498,6 @@
                 <w:kern w:val="0"/>
               </w:rPr>
             </w:pPr>
-            <w:proofErr w:type="spellStart"/>
             <w:r>
               <w:rPr>
                 <w:rFonts w:eastAsia="標楷體" w:cs="新細明體"/>
@@ -42588,7 +42505,6 @@
               </w:rPr>
               <w:t>cvss_score</w:t>
             </w:r>
-            <w:proofErr w:type="spellEnd"/>
           </w:p>
         </w:tc>
         <w:tc>
@@ -42904,7 +42820,6 @@
                 <w:kern w:val="0"/>
               </w:rPr>
             </w:pPr>
-            <w:proofErr w:type="spellStart"/>
             <w:r>
               <w:rPr>
                 <w:rFonts w:eastAsia="標楷體" w:cs="新細明體"/>
@@ -42912,7 +42827,6 @@
               </w:rPr>
               <w:t>published_date</w:t>
             </w:r>
-            <w:proofErr w:type="spellEnd"/>
           </w:p>
         </w:tc>
         <w:tc>
@@ -43011,7 +42925,6 @@
                 <w:kern w:val="0"/>
               </w:rPr>
             </w:pPr>
-            <w:proofErr w:type="spellStart"/>
             <w:r>
               <w:rPr>
                 <w:rFonts w:eastAsia="標楷體" w:cs="新細明體"/>
@@ -43019,7 +42932,6 @@
               </w:rPr>
               <w:t>created_at</w:t>
             </w:r>
-            <w:proofErr w:type="spellEnd"/>
           </w:p>
         </w:tc>
         <w:tc>
@@ -43106,23 +43018,7 @@
                 <w:rFonts w:eastAsia="標楷體" w:cs="新細明體"/>
                 <w:kern w:val="0"/>
               </w:rPr>
-              <w:t xml:space="preserve">Default: </w:t>
-            </w:r>
-            <w:proofErr w:type="gramStart"/>
-            <w:r>
-              <w:rPr>
-                <w:rFonts w:eastAsia="標楷體" w:cs="新細明體"/>
-                <w:kern w:val="0"/>
-              </w:rPr>
-              <w:t>now(</w:t>
-            </w:r>
-            <w:proofErr w:type="gramEnd"/>
-            <w:r>
-              <w:rPr>
-                <w:rFonts w:eastAsia="標楷體" w:cs="新細明體"/>
-                <w:kern w:val="0"/>
-              </w:rPr>
-              <w:t>)</w:t>
+              <w:t>Default: now()</w:t>
             </w:r>
           </w:p>
         </w:tc>
@@ -43185,7 +43081,6 @@
         </w:rPr>
         <w:t xml:space="preserve"> </w:t>
       </w:r>
-      <w:proofErr w:type="spellStart"/>
       <w:r>
         <w:rPr>
           <w:rFonts w:eastAsia="標楷體" w:cs="標楷體" w:hint="eastAsia"/>
@@ -43193,17 +43088,7 @@
           <w:sz w:val="28"/>
           <w:szCs w:val="28"/>
         </w:rPr>
-        <w:t>risk_assessments</w:t>
-      </w:r>
-      <w:proofErr w:type="spellEnd"/>
-      <w:r>
-        <w:rPr>
-          <w:rFonts w:eastAsia="標楷體" w:cs="標楷體" w:hint="eastAsia"/>
-          <w:color w:val="000000" w:themeColor="text1"/>
-          <w:sz w:val="28"/>
-          <w:szCs w:val="28"/>
-        </w:rPr>
-        <w:t xml:space="preserve"> (AI </w:t>
+        <w:t xml:space="preserve">risk_assessments (AI </w:t>
       </w:r>
       <w:r>
         <w:rPr>
@@ -43500,7 +43385,6 @@
                 <w:kern w:val="0"/>
               </w:rPr>
             </w:pPr>
-            <w:proofErr w:type="spellStart"/>
             <w:r>
               <w:rPr>
                 <w:rFonts w:eastAsia="標楷體" w:cs="新細明體"/>
@@ -43508,7 +43392,6 @@
               </w:rPr>
               <w:t>threat_description</w:t>
             </w:r>
-            <w:proofErr w:type="spellEnd"/>
           </w:p>
         </w:tc>
         <w:tc>
@@ -43607,7 +43490,6 @@
                 <w:kern w:val="0"/>
               </w:rPr>
             </w:pPr>
-            <w:proofErr w:type="spellStart"/>
             <w:r>
               <w:rPr>
                 <w:rFonts w:eastAsia="標楷體" w:cs="新細明體"/>
@@ -43615,7 +43497,6 @@
               </w:rPr>
               <w:t>vulnerability_description</w:t>
             </w:r>
-            <w:proofErr w:type="spellEnd"/>
           </w:p>
         </w:tc>
         <w:tc>
@@ -43714,7 +43595,6 @@
                 <w:kern w:val="0"/>
               </w:rPr>
             </w:pPr>
-            <w:proofErr w:type="spellStart"/>
             <w:r>
               <w:rPr>
                 <w:rFonts w:eastAsia="標楷體" w:cs="新細明體"/>
@@ -43722,7 +43602,6 @@
               </w:rPr>
               <w:t>risk_score</w:t>
             </w:r>
-            <w:proofErr w:type="spellEnd"/>
           </w:p>
         </w:tc>
         <w:tc>
@@ -43821,7 +43700,6 @@
                 <w:kern w:val="0"/>
               </w:rPr>
             </w:pPr>
-            <w:proofErr w:type="spellStart"/>
             <w:r>
               <w:rPr>
                 <w:rFonts w:eastAsia="標楷體" w:cs="新細明體"/>
@@ -43829,7 +43707,6 @@
               </w:rPr>
               <w:t>ai_suggestion</w:t>
             </w:r>
-            <w:proofErr w:type="spellEnd"/>
           </w:p>
         </w:tc>
         <w:tc>
@@ -44040,7 +43917,6 @@
                 <w:kern w:val="0"/>
               </w:rPr>
             </w:pPr>
-            <w:proofErr w:type="spellStart"/>
             <w:r>
               <w:rPr>
                 <w:rFonts w:eastAsia="標楷體" w:cs="新細明體"/>
@@ -44048,7 +43924,6 @@
               </w:rPr>
               <w:t>uploaded_by</w:t>
             </w:r>
-            <w:proofErr w:type="spellEnd"/>
           </w:p>
         </w:tc>
         <w:tc>
@@ -44064,7 +43939,6 @@
                 <w:kern w:val="0"/>
               </w:rPr>
             </w:pPr>
-            <w:proofErr w:type="spellStart"/>
             <w:r>
               <w:rPr>
                 <w:rFonts w:eastAsia="標楷體" w:cs="新細明體"/>
@@ -44072,7 +43946,6 @@
               </w:rPr>
               <w:t>uuid</w:t>
             </w:r>
-            <w:proofErr w:type="spellEnd"/>
           </w:p>
         </w:tc>
         <w:tc>
@@ -44156,7 +44029,6 @@
                 <w:kern w:val="0"/>
               </w:rPr>
             </w:pPr>
-            <w:proofErr w:type="spellStart"/>
             <w:r>
               <w:rPr>
                 <w:rFonts w:eastAsia="標楷體" w:cs="新細明體"/>
@@ -44164,7 +44036,6 @@
               </w:rPr>
               <w:t>asset_id</w:t>
             </w:r>
-            <w:proofErr w:type="spellEnd"/>
           </w:p>
         </w:tc>
         <w:tc>
@@ -44277,7 +44148,6 @@
                 <w:kern w:val="0"/>
               </w:rPr>
             </w:pPr>
-            <w:proofErr w:type="spellStart"/>
             <w:r>
               <w:rPr>
                 <w:rFonts w:eastAsia="標楷體" w:cs="新細明體"/>
@@ -44286,7 +44156,6 @@
               <w:lastRenderedPageBreak/>
               <w:t>vulnerability_id</w:t>
             </w:r>
-            <w:proofErr w:type="spellEnd"/>
           </w:p>
         </w:tc>
         <w:tc>
@@ -44399,7 +44268,6 @@
                 <w:kern w:val="0"/>
               </w:rPr>
             </w:pPr>
-            <w:proofErr w:type="spellStart"/>
             <w:r>
               <w:rPr>
                 <w:rFonts w:eastAsia="標楷體" w:cs="新細明體"/>
@@ -44407,7 +44275,6 @@
               </w:rPr>
               <w:t>created_at</w:t>
             </w:r>
-            <w:proofErr w:type="spellEnd"/>
           </w:p>
         </w:tc>
         <w:tc>
@@ -44423,7 +44290,6 @@
                 <w:kern w:val="0"/>
               </w:rPr>
             </w:pPr>
-            <w:proofErr w:type="spellStart"/>
             <w:r>
               <w:rPr>
                 <w:rFonts w:eastAsia="標楷體" w:cs="新細明體"/>
@@ -44431,7 +44297,6 @@
               </w:rPr>
               <w:t>timestamptz</w:t>
             </w:r>
-            <w:proofErr w:type="spellEnd"/>
           </w:p>
         </w:tc>
         <w:tc>
@@ -44496,23 +44361,7 @@
                 <w:rFonts w:eastAsia="標楷體" w:cs="新細明體"/>
                 <w:kern w:val="0"/>
               </w:rPr>
-              <w:t xml:space="preserve">Default: </w:t>
-            </w:r>
-            <w:proofErr w:type="gramStart"/>
-            <w:r>
-              <w:rPr>
-                <w:rFonts w:eastAsia="標楷體" w:cs="新細明體"/>
-                <w:kern w:val="0"/>
-              </w:rPr>
-              <w:t>now(</w:t>
-            </w:r>
-            <w:proofErr w:type="gramEnd"/>
-            <w:r>
-              <w:rPr>
-                <w:rFonts w:eastAsia="標楷體" w:cs="新細明體"/>
-                <w:kern w:val="0"/>
-              </w:rPr>
-              <w:t>)</w:t>
+              <w:t>Default: now()</w:t>
             </w:r>
           </w:p>
         </w:tc>
@@ -44575,7 +44424,6 @@
         </w:rPr>
         <w:t xml:space="preserve"> </w:t>
       </w:r>
-      <w:proofErr w:type="spellStart"/>
       <w:r>
         <w:rPr>
           <w:rFonts w:eastAsia="標楷體" w:cs="標楷體" w:hint="eastAsia"/>
@@ -44583,17 +44431,7 @@
           <w:sz w:val="28"/>
           <w:szCs w:val="28"/>
         </w:rPr>
-        <w:t>audit_logs</w:t>
-      </w:r>
-      <w:proofErr w:type="spellEnd"/>
-      <w:r>
-        <w:rPr>
-          <w:rFonts w:eastAsia="標楷體" w:cs="標楷體" w:hint="eastAsia"/>
-          <w:color w:val="000000" w:themeColor="text1"/>
-          <w:sz w:val="28"/>
-          <w:szCs w:val="28"/>
-        </w:rPr>
-        <w:t xml:space="preserve"> (</w:t>
+        <w:t>audit_logs (</w:t>
       </w:r>
       <w:r>
         <w:rPr>
@@ -44889,7 +44727,6 @@
                 <w:color w:val="000000"/>
               </w:rPr>
             </w:pPr>
-            <w:proofErr w:type="spellStart"/>
             <w:r>
               <w:rPr>
                 <w:rFonts w:eastAsia="標楷體" w:hint="eastAsia"/>
@@ -44897,7 +44734,6 @@
               </w:rPr>
               <w:t>user_id</w:t>
             </w:r>
-            <w:proofErr w:type="spellEnd"/>
           </w:p>
         </w:tc>
         <w:tc>
@@ -44913,7 +44749,6 @@
                 <w:kern w:val="0"/>
               </w:rPr>
             </w:pPr>
-            <w:proofErr w:type="spellStart"/>
             <w:r>
               <w:rPr>
                 <w:rFonts w:eastAsia="標楷體" w:cs="新細明體"/>
@@ -44921,7 +44756,6 @@
               </w:rPr>
               <w:t>uuid</w:t>
             </w:r>
-            <w:proofErr w:type="spellEnd"/>
           </w:p>
         </w:tc>
         <w:tc>
@@ -45115,7 +44949,6 @@
                 <w:kern w:val="0"/>
               </w:rPr>
             </w:pPr>
-            <w:proofErr w:type="spellStart"/>
             <w:r>
               <w:rPr>
                 <w:rFonts w:eastAsia="標楷體" w:cs="新細明體"/>
@@ -45123,7 +44956,6 @@
               </w:rPr>
               <w:t>asset_id</w:t>
             </w:r>
-            <w:proofErr w:type="spellEnd"/>
           </w:p>
         </w:tc>
         <w:tc>
@@ -45244,24 +45076,13 @@
                 <w:kern w:val="0"/>
               </w:rPr>
             </w:pPr>
-            <w:proofErr w:type="spellStart"/>
-            <w:proofErr w:type="gramStart"/>
-            <w:r>
-              <w:rPr>
-                <w:rFonts w:eastAsia="標楷體" w:cs="新細明體"/>
-                <w:kern w:val="0"/>
-              </w:rPr>
-              <w:t>log</w:t>
-            </w:r>
-            <w:proofErr w:type="gramEnd"/>
-            <w:r>
-              <w:rPr>
-                <w:rFonts w:eastAsia="標楷體" w:cs="新細明體"/>
-                <w:kern w:val="0"/>
-              </w:rPr>
-              <w:t>_time</w:t>
-            </w:r>
-            <w:proofErr w:type="spellEnd"/>
+            <w:r>
+              <w:rPr>
+                <w:rFonts w:eastAsia="標楷體" w:cs="新細明體"/>
+                <w:kern w:val="0"/>
+              </w:rPr>
+              <w:t>log_time</w:t>
+            </w:r>
           </w:p>
         </w:tc>
         <w:tc>
@@ -45277,7 +45098,6 @@
                 <w:kern w:val="0"/>
               </w:rPr>
             </w:pPr>
-            <w:proofErr w:type="spellStart"/>
             <w:r>
               <w:rPr>
                 <w:rFonts w:eastAsia="標楷體" w:cs="新細明體"/>
@@ -45285,7 +45105,6 @@
               </w:rPr>
               <w:t>timestamptz</w:t>
             </w:r>
-            <w:proofErr w:type="spellEnd"/>
           </w:p>
         </w:tc>
         <w:tc>
@@ -45350,23 +45169,7 @@
                 <w:rFonts w:eastAsia="標楷體" w:cs="新細明體"/>
                 <w:kern w:val="0"/>
               </w:rPr>
-              <w:t xml:space="preserve">Default: </w:t>
-            </w:r>
-            <w:proofErr w:type="gramStart"/>
-            <w:r>
-              <w:rPr>
-                <w:rFonts w:eastAsia="標楷體" w:cs="新細明體"/>
-                <w:kern w:val="0"/>
-              </w:rPr>
-              <w:t>now(</w:t>
-            </w:r>
-            <w:proofErr w:type="gramEnd"/>
-            <w:r>
-              <w:rPr>
-                <w:rFonts w:eastAsia="標楷體" w:cs="新細明體"/>
-                <w:kern w:val="0"/>
-              </w:rPr>
-              <w:t>)</w:t>
+              <w:t>Default: now()</w:t>
             </w:r>
           </w:p>
         </w:tc>
@@ -45384,7 +45187,6 @@
                 <w:kern w:val="0"/>
               </w:rPr>
             </w:pPr>
-            <w:proofErr w:type="spellStart"/>
             <w:r>
               <w:rPr>
                 <w:rFonts w:eastAsia="標楷體" w:cs="新細明體"/>
@@ -45392,7 +45194,6 @@
               </w:rPr>
               <w:t>ip_address</w:t>
             </w:r>
-            <w:proofErr w:type="spellEnd"/>
           </w:p>
         </w:tc>
         <w:tc>
@@ -45407,7 +45208,6 @@
                 <w:kern w:val="0"/>
               </w:rPr>
             </w:pPr>
-            <w:proofErr w:type="spellStart"/>
             <w:r>
               <w:rPr>
                 <w:rFonts w:eastAsia="標楷體" w:cs="新細明體"/>
@@ -45415,7 +45215,6 @@
               </w:rPr>
               <w:t>inet</w:t>
             </w:r>
-            <w:proofErr w:type="spellEnd"/>
           </w:p>
         </w:tc>
         <w:tc>
@@ -45667,7 +45466,6 @@
         </w:rPr>
         <w:t xml:space="preserve"> </w:t>
       </w:r>
-      <w:proofErr w:type="spellStart"/>
       <w:r>
         <w:rPr>
           <w:rFonts w:eastAsia="標楷體" w:cs="標楷體"/>
@@ -45677,7 +45475,6 @@
         </w:rPr>
         <w:t>weight_setting</w:t>
       </w:r>
-      <w:proofErr w:type="spellEnd"/>
       <w:r>
         <w:rPr>
           <w:rFonts w:eastAsia="標楷體" w:cs="標楷體" w:hint="eastAsia"/>
@@ -45990,7 +45787,6 @@
                 <w:color w:val="000000"/>
               </w:rPr>
             </w:pPr>
-            <w:proofErr w:type="spellStart"/>
             <w:r>
               <w:rPr>
                 <w:rFonts w:eastAsia="標楷體"/>
@@ -45998,7 +45794,6 @@
               </w:rPr>
               <w:t>company_id</w:t>
             </w:r>
-            <w:proofErr w:type="spellEnd"/>
           </w:p>
         </w:tc>
         <w:tc>
@@ -46116,7 +45911,6 @@
                 <w:kern w:val="0"/>
               </w:rPr>
             </w:pPr>
-            <w:proofErr w:type="spellStart"/>
             <w:r>
               <w:rPr>
                 <w:rFonts w:eastAsia="標楷體" w:cs="新細明體"/>
@@ -46124,7 +45918,6 @@
               </w:rPr>
               <w:t>formula_type</w:t>
             </w:r>
-            <w:proofErr w:type="spellEnd"/>
           </w:p>
         </w:tc>
         <w:tc>
@@ -46223,7 +46016,6 @@
                 <w:kern w:val="0"/>
               </w:rPr>
             </w:pPr>
-            <w:proofErr w:type="spellStart"/>
             <w:r>
               <w:rPr>
                 <w:rFonts w:eastAsia="標楷體" w:cs="新細明體"/>
@@ -46231,7 +46023,6 @@
               </w:rPr>
               <w:t>weight_c</w:t>
             </w:r>
-            <w:proofErr w:type="spellEnd"/>
           </w:p>
         </w:tc>
         <w:tc>
@@ -46344,7 +46135,6 @@
                 <w:kern w:val="0"/>
               </w:rPr>
             </w:pPr>
-            <w:proofErr w:type="spellStart"/>
             <w:r>
               <w:rPr>
                 <w:rFonts w:eastAsia="標楷體" w:cs="新細明體"/>
@@ -46352,7 +46142,6 @@
               </w:rPr>
               <w:t>weight_i</w:t>
             </w:r>
-            <w:proofErr w:type="spellEnd"/>
           </w:p>
         </w:tc>
         <w:tc>
@@ -46464,7 +46253,6 @@
                 <w:kern w:val="0"/>
               </w:rPr>
             </w:pPr>
-            <w:proofErr w:type="spellStart"/>
             <w:r>
               <w:rPr>
                 <w:rFonts w:eastAsia="標楷體" w:cs="新細明體"/>
@@ -46472,7 +46260,6 @@
               </w:rPr>
               <w:t>weight_a</w:t>
             </w:r>
-            <w:proofErr w:type="spellEnd"/>
           </w:p>
         </w:tc>
         <w:tc>
@@ -46565,7 +46352,6 @@
                 <w:kern w:val="0"/>
               </w:rPr>
             </w:pPr>
-            <w:proofErr w:type="spellStart"/>
             <w:r>
               <w:rPr>
                 <w:rFonts w:eastAsia="標楷體" w:cs="新細明體"/>
@@ -46573,7 +46359,6 @@
               </w:rPr>
               <w:t>created_at</w:t>
             </w:r>
-            <w:proofErr w:type="spellEnd"/>
           </w:p>
         </w:tc>
         <w:tc>
@@ -46588,7 +46373,6 @@
                 <w:kern w:val="0"/>
               </w:rPr>
             </w:pPr>
-            <w:proofErr w:type="spellStart"/>
             <w:r>
               <w:rPr>
                 <w:rFonts w:eastAsia="標楷體" w:cs="新細明體"/>
@@ -46596,7 +46380,6 @@
               </w:rPr>
               <w:t>timestamptz</w:t>
             </w:r>
-            <w:proofErr w:type="spellEnd"/>
           </w:p>
         </w:tc>
         <w:tc>
@@ -46657,23 +46440,7 @@
                 <w:rFonts w:eastAsia="標楷體" w:cs="新細明體"/>
                 <w:kern w:val="0"/>
               </w:rPr>
-              <w:t xml:space="preserve">Default: </w:t>
-            </w:r>
-            <w:proofErr w:type="gramStart"/>
-            <w:r>
-              <w:rPr>
-                <w:rFonts w:eastAsia="標楷體" w:cs="新細明體"/>
-                <w:kern w:val="0"/>
-              </w:rPr>
-              <w:t>now(</w:t>
-            </w:r>
-            <w:proofErr w:type="gramEnd"/>
-            <w:r>
-              <w:rPr>
-                <w:rFonts w:eastAsia="標楷體" w:cs="新細明體"/>
-                <w:kern w:val="0"/>
-              </w:rPr>
-              <w:t>)</w:t>
+              <w:t>Default: now()</w:t>
             </w:r>
           </w:p>
         </w:tc>
@@ -46691,7 +46458,6 @@
                 <w:kern w:val="0"/>
               </w:rPr>
             </w:pPr>
-            <w:proofErr w:type="spellStart"/>
             <w:r>
               <w:rPr>
                 <w:rFonts w:eastAsia="標楷體" w:cs="新細明體"/>
@@ -46699,7 +46465,6 @@
               </w:rPr>
               <w:t>updated_at</w:t>
             </w:r>
-            <w:proofErr w:type="spellEnd"/>
           </w:p>
         </w:tc>
         <w:tc>
@@ -46714,7 +46479,6 @@
                 <w:kern w:val="0"/>
               </w:rPr>
             </w:pPr>
-            <w:proofErr w:type="spellStart"/>
             <w:r>
               <w:rPr>
                 <w:rFonts w:eastAsia="標楷體" w:cs="新細明體"/>
@@ -46722,7 +46486,6 @@
               </w:rPr>
               <w:t>timestamptz</w:t>
             </w:r>
-            <w:proofErr w:type="spellEnd"/>
           </w:p>
         </w:tc>
         <w:tc>
@@ -46852,19 +46615,8 @@
           <w:sz w:val="28"/>
           <w:szCs w:val="28"/>
         </w:rPr>
-        <w:t xml:space="preserve"> </w:t>
-      </w:r>
-      <w:proofErr w:type="spellStart"/>
-      <w:r>
-        <w:rPr>
-          <w:rFonts w:eastAsia="標楷體" w:cs="標楷體" w:hint="eastAsia"/>
-          <w:color w:val="000000" w:themeColor="text1"/>
-          <w:sz w:val="28"/>
-          <w:szCs w:val="28"/>
-        </w:rPr>
-        <w:t>departments.company_id</w:t>
-      </w:r>
-      <w:proofErr w:type="spellEnd"/>
+        <w:t xml:space="preserve"> departments.company_id</w:t>
+      </w:r>
       <w:r>
         <w:rPr>
           <w:rFonts w:eastAsia="標楷體" w:cs="標楷體" w:hint="eastAsia"/>
@@ -46943,19 +46695,8 @@
           <w:sz w:val="28"/>
           <w:szCs w:val="28"/>
         </w:rPr>
-        <w:t xml:space="preserve"> </w:t>
-      </w:r>
-      <w:proofErr w:type="spellStart"/>
-      <w:r>
-        <w:rPr>
-          <w:rFonts w:eastAsia="標楷體" w:cs="標楷體" w:hint="eastAsia"/>
-          <w:color w:val="000000" w:themeColor="text1"/>
-          <w:sz w:val="28"/>
-          <w:szCs w:val="28"/>
-        </w:rPr>
-        <w:t>users.company_id</w:t>
-      </w:r>
-      <w:proofErr w:type="spellEnd"/>
+        <w:t xml:space="preserve"> users.company_id</w:t>
+      </w:r>
       <w:r>
         <w:rPr>
           <w:rFonts w:eastAsia="標楷體" w:cs="標楷體" w:hint="eastAsia"/>
@@ -47034,19 +46775,8 @@
           <w:sz w:val="28"/>
           <w:szCs w:val="28"/>
         </w:rPr>
-        <w:t xml:space="preserve"> </w:t>
-      </w:r>
-      <w:proofErr w:type="spellStart"/>
-      <w:r>
-        <w:rPr>
-          <w:rFonts w:eastAsia="標楷體" w:cs="標楷體" w:hint="eastAsia"/>
-          <w:color w:val="000000" w:themeColor="text1"/>
-          <w:sz w:val="28"/>
-          <w:szCs w:val="28"/>
-        </w:rPr>
-        <w:t>users.role_id</w:t>
-      </w:r>
-      <w:proofErr w:type="spellEnd"/>
+        <w:t xml:space="preserve"> users.role_id</w:t>
+      </w:r>
       <w:r>
         <w:rPr>
           <w:rFonts w:eastAsia="標楷體" w:cs="標楷體" w:hint="eastAsia"/>
@@ -47146,19 +46876,8 @@
           <w:sz w:val="28"/>
           <w:szCs w:val="28"/>
         </w:rPr>
-        <w:t xml:space="preserve"> </w:t>
-      </w:r>
-      <w:proofErr w:type="spellStart"/>
-      <w:r>
-        <w:rPr>
-          <w:rFonts w:eastAsia="標楷體" w:cs="標楷體" w:hint="eastAsia"/>
-          <w:color w:val="000000" w:themeColor="text1"/>
-          <w:sz w:val="28"/>
-          <w:szCs w:val="28"/>
-        </w:rPr>
-        <w:t>assets.company_id</w:t>
-      </w:r>
-      <w:proofErr w:type="spellEnd"/>
+        <w:t xml:space="preserve"> assets.company_id</w:t>
+      </w:r>
       <w:r>
         <w:rPr>
           <w:rFonts w:eastAsia="標楷體" w:cs="標楷體" w:hint="eastAsia"/>
@@ -47238,19 +46957,8 @@
           <w:sz w:val="28"/>
           <w:szCs w:val="28"/>
         </w:rPr>
-        <w:t xml:space="preserve"> </w:t>
-      </w:r>
-      <w:proofErr w:type="spellStart"/>
-      <w:r>
-        <w:rPr>
-          <w:rFonts w:eastAsia="標楷體" w:cs="標楷體" w:hint="eastAsia"/>
-          <w:color w:val="000000" w:themeColor="text1"/>
-          <w:sz w:val="28"/>
-          <w:szCs w:val="28"/>
-        </w:rPr>
-        <w:t>assets.department_id</w:t>
-      </w:r>
-      <w:proofErr w:type="spellEnd"/>
+        <w:t xml:space="preserve"> assets.department_id</w:t>
+      </w:r>
       <w:r>
         <w:rPr>
           <w:rFonts w:eastAsia="標楷體" w:cs="標楷體" w:hint="eastAsia"/>
@@ -47350,19 +47058,8 @@
           <w:sz w:val="28"/>
           <w:szCs w:val="28"/>
         </w:rPr>
-        <w:t xml:space="preserve"> </w:t>
-      </w:r>
-      <w:proofErr w:type="spellStart"/>
-      <w:r>
-        <w:rPr>
-          <w:rFonts w:eastAsia="標楷體" w:cs="標楷體" w:hint="eastAsia"/>
-          <w:color w:val="000000" w:themeColor="text1"/>
-          <w:sz w:val="28"/>
-          <w:szCs w:val="28"/>
-        </w:rPr>
-        <w:t>risk_assessments.uploaded_by</w:t>
-      </w:r>
-      <w:proofErr w:type="spellEnd"/>
+        <w:t xml:space="preserve"> risk_assessments.uploaded_by</w:t>
+      </w:r>
       <w:r>
         <w:rPr>
           <w:rFonts w:eastAsia="標楷體" w:cs="標楷體" w:hint="eastAsia"/>
@@ -47441,19 +47138,8 @@
           <w:sz w:val="28"/>
           <w:szCs w:val="28"/>
         </w:rPr>
-        <w:t xml:space="preserve"> </w:t>
-      </w:r>
-      <w:proofErr w:type="spellStart"/>
-      <w:r>
-        <w:rPr>
-          <w:rFonts w:eastAsia="標楷體" w:cs="標楷體" w:hint="eastAsia"/>
-          <w:color w:val="000000" w:themeColor="text1"/>
-          <w:sz w:val="28"/>
-          <w:szCs w:val="28"/>
-        </w:rPr>
-        <w:t>risk_assessments.asset_id</w:t>
-      </w:r>
-      <w:proofErr w:type="spellEnd"/>
+        <w:t xml:space="preserve"> risk_assessments.asset_id</w:t>
+      </w:r>
       <w:r>
         <w:rPr>
           <w:rFonts w:eastAsia="標楷體" w:cs="標楷體" w:hint="eastAsia"/>
@@ -47532,19 +47218,8 @@
           <w:sz w:val="28"/>
           <w:szCs w:val="28"/>
         </w:rPr>
-        <w:t xml:space="preserve"> </w:t>
-      </w:r>
-      <w:proofErr w:type="spellStart"/>
-      <w:r>
-        <w:rPr>
-          <w:rFonts w:eastAsia="標楷體" w:cs="標楷體" w:hint="eastAsia"/>
-          <w:color w:val="000000" w:themeColor="text1"/>
-          <w:sz w:val="28"/>
-          <w:szCs w:val="28"/>
-        </w:rPr>
-        <w:t>risk_assessments.vulnerability_id</w:t>
-      </w:r>
-      <w:proofErr w:type="spellEnd"/>
+        <w:t xml:space="preserve"> risk_assessments.vulnerability_id</w:t>
+      </w:r>
       <w:r>
         <w:rPr>
           <w:rFonts w:eastAsia="標楷體" w:cs="標楷體" w:hint="eastAsia"/>
@@ -47644,19 +47319,8 @@
           <w:sz w:val="28"/>
           <w:szCs w:val="28"/>
         </w:rPr>
-        <w:t xml:space="preserve"> </w:t>
-      </w:r>
-      <w:proofErr w:type="spellStart"/>
-      <w:r>
-        <w:rPr>
-          <w:rFonts w:eastAsia="標楷體" w:cs="標楷體" w:hint="eastAsia"/>
-          <w:color w:val="000000" w:themeColor="text1"/>
-          <w:sz w:val="28"/>
-          <w:szCs w:val="28"/>
-        </w:rPr>
-        <w:t>audit_logs.user_id</w:t>
-      </w:r>
-      <w:proofErr w:type="spellEnd"/>
+        <w:t xml:space="preserve"> audit_logs.user_id</w:t>
+      </w:r>
       <w:r>
         <w:rPr>
           <w:rFonts w:eastAsia="標楷體" w:cs="標楷體" w:hint="eastAsia"/>
@@ -47735,19 +47399,8 @@
           <w:sz w:val="28"/>
           <w:szCs w:val="28"/>
         </w:rPr>
-        <w:t xml:space="preserve"> </w:t>
-      </w:r>
-      <w:proofErr w:type="spellStart"/>
-      <w:r>
-        <w:rPr>
-          <w:rFonts w:eastAsia="標楷體" w:cs="標楷體" w:hint="eastAsia"/>
-          <w:color w:val="000000" w:themeColor="text1"/>
-          <w:sz w:val="28"/>
-          <w:szCs w:val="28"/>
-        </w:rPr>
-        <w:t>audit_logs.asset_id</w:t>
-      </w:r>
-      <w:proofErr w:type="spellEnd"/>
+        <w:t xml:space="preserve"> audit_logs.asset_id</w:t>
+      </w:r>
       <w:r>
         <w:rPr>
           <w:rFonts w:eastAsia="標楷體" w:cs="標楷體" w:hint="eastAsia"/>
@@ -47814,9 +47467,8 @@
           <w:sz w:val="28"/>
           <w:szCs w:val="28"/>
         </w:rPr>
-        <w:t xml:space="preserve"> </w:t>
-      </w:r>
-      <w:proofErr w:type="spellStart"/>
+        <w:t xml:space="preserve"> Supabase </w:t>
+      </w:r>
       <w:r>
         <w:rPr>
           <w:rFonts w:eastAsia="標楷體" w:cs="標楷體" w:hint="eastAsia"/>
@@ -47824,9 +47476,8 @@
           <w:sz w:val="28"/>
           <w:szCs w:val="28"/>
         </w:rPr>
-        <w:t>Supabase</w:t>
-      </w:r>
-      <w:proofErr w:type="spellEnd"/>
+        <w:t>建立關聯式資料庫架構，整合資產管理、弱點資訊與風險評估流程，以提升組織對資訊資產之可視性與風險掌握能力。系統以</w:t>
+      </w:r>
       <w:r>
         <w:rPr>
           <w:rFonts w:eastAsia="標楷體" w:cs="標楷體" w:hint="eastAsia"/>
@@ -47834,7 +47485,7 @@
           <w:sz w:val="28"/>
           <w:szCs w:val="28"/>
         </w:rPr>
-        <w:t xml:space="preserve"> </w:t>
+        <w:t xml:space="preserve"> assets </w:t>
       </w:r>
       <w:r>
         <w:rPr>
@@ -47843,7 +47494,7 @@
           <w:sz w:val="28"/>
           <w:szCs w:val="28"/>
         </w:rPr>
-        <w:t>建立關聯式資料庫架構，整合資產管理、弱點資訊與風險評估流程，以提升組織對資訊資產之可視性與風險掌握能力。系統以</w:t>
+        <w:t>作為核心資料表，串聯</w:t>
       </w:r>
       <w:r>
         <w:rPr>
@@ -47852,7 +47503,7 @@
           <w:sz w:val="28"/>
           <w:szCs w:val="28"/>
         </w:rPr>
-        <w:t xml:space="preserve"> assets </w:t>
+        <w:t xml:space="preserve"> vulnerabilities </w:t>
       </w:r>
       <w:r>
         <w:rPr>
@@ -47861,7 +47512,7 @@
           <w:sz w:val="28"/>
           <w:szCs w:val="28"/>
         </w:rPr>
-        <w:t>作為核心資料表，串聯</w:t>
+        <w:t>與</w:t>
       </w:r>
       <w:r>
         <w:rPr>
@@ -47870,37 +47521,8 @@
           <w:sz w:val="28"/>
           <w:szCs w:val="28"/>
         </w:rPr>
-        <w:t xml:space="preserve"> vulnerabilities </w:t>
-      </w:r>
-      <w:r>
-        <w:rPr>
-          <w:rFonts w:eastAsia="標楷體" w:cs="標楷體" w:hint="eastAsia"/>
-          <w:color w:val="000000" w:themeColor="text1"/>
-          <w:sz w:val="28"/>
-          <w:szCs w:val="28"/>
-        </w:rPr>
-        <w:t>與</w:t>
-      </w:r>
-      <w:r>
-        <w:rPr>
-          <w:rFonts w:eastAsia="標楷體" w:cs="標楷體" w:hint="eastAsia"/>
-          <w:color w:val="000000" w:themeColor="text1"/>
-          <w:sz w:val="28"/>
-          <w:szCs w:val="28"/>
-        </w:rPr>
-        <w:t xml:space="preserve"> </w:t>
-      </w:r>
-      <w:proofErr w:type="spellStart"/>
-      <w:r>
-        <w:rPr>
-          <w:rFonts w:eastAsia="標楷體" w:cs="標楷體" w:hint="eastAsia"/>
-          <w:color w:val="000000" w:themeColor="text1"/>
-          <w:sz w:val="28"/>
-          <w:szCs w:val="28"/>
-        </w:rPr>
-        <w:t>risk_assessments</w:t>
-      </w:r>
-      <w:proofErr w:type="spellEnd"/>
+        <w:t xml:space="preserve"> risk_assessments</w:t>
+      </w:r>
       <w:r>
         <w:rPr>
           <w:rFonts w:eastAsia="標楷體" w:cs="標楷體" w:hint="eastAsia"/>
@@ -47951,7 +47573,6 @@
         </w:rPr>
         <w:t>表實現使用者身分識別與基本權限控管機制，確保資料存取之安全性與一致性；</w:t>
       </w:r>
-      <w:proofErr w:type="spellStart"/>
       <w:r>
         <w:rPr>
           <w:rFonts w:eastAsia="標楷體" w:cs="標楷體" w:hint="eastAsia"/>
@@ -47959,17 +47580,7 @@
           <w:sz w:val="28"/>
           <w:szCs w:val="28"/>
         </w:rPr>
-        <w:t>audit_logs</w:t>
-      </w:r>
-      <w:proofErr w:type="spellEnd"/>
-      <w:r>
-        <w:rPr>
-          <w:rFonts w:eastAsia="標楷體" w:cs="標楷體" w:hint="eastAsia"/>
-          <w:color w:val="000000" w:themeColor="text1"/>
-          <w:sz w:val="28"/>
-          <w:szCs w:val="28"/>
-        </w:rPr>
-        <w:t xml:space="preserve"> </w:t>
+        <w:t xml:space="preserve">audit_logs </w:t>
       </w:r>
       <w:r>
         <w:rPr>
@@ -48887,7 +48498,6 @@
                 <w:szCs w:val="28"/>
               </w:rPr>
             </w:pPr>
-            <w:proofErr w:type="spellStart"/>
             <w:r>
               <w:rPr>
                 <w:rFonts w:eastAsia="標楷體" w:cs="標楷體"/>
@@ -48895,17 +48505,7 @@
                 <w:sz w:val="28"/>
                 <w:szCs w:val="28"/>
               </w:rPr>
-              <w:t>Supabase</w:t>
-            </w:r>
-            <w:proofErr w:type="spellEnd"/>
-            <w:r>
-              <w:rPr>
-                <w:rFonts w:eastAsia="標楷體" w:cs="標楷體"/>
-                <w:color w:val="000000" w:themeColor="text1"/>
-                <w:sz w:val="28"/>
-                <w:szCs w:val="28"/>
-              </w:rPr>
-              <w:t xml:space="preserve"> </w:t>
+              <w:t xml:space="preserve">Supabase </w:t>
             </w:r>
             <w:r>
               <w:rPr>
@@ -49399,23 +48999,13 @@
           <w:szCs w:val="28"/>
         </w:rPr>
       </w:pPr>
-      <w:proofErr w:type="spellStart"/>
       <w:r>
         <w:rPr>
           <w:rFonts w:eastAsia="標楷體"/>
           <w:sz w:val="28"/>
           <w:szCs w:val="28"/>
         </w:rPr>
-        <w:t>RiskGenie</w:t>
-      </w:r>
-      <w:proofErr w:type="spellEnd"/>
-      <w:r>
-        <w:rPr>
-          <w:rFonts w:eastAsia="標楷體"/>
-          <w:sz w:val="28"/>
-          <w:szCs w:val="28"/>
-        </w:rPr>
-        <w:t xml:space="preserve"> </w:t>
+        <w:t xml:space="preserve">RiskGenie </w:t>
       </w:r>
       <w:r>
         <w:rPr>
@@ -49749,18 +49339,8 @@
           <w:sz w:val="28"/>
           <w:szCs w:val="28"/>
         </w:rPr>
-        <w:t xml:space="preserve"> </w:t>
-      </w:r>
-      <w:proofErr w:type="spellStart"/>
-      <w:r>
-        <w:rPr>
-          <w:rFonts w:eastAsia="標楷體"/>
-          <w:sz w:val="28"/>
-          <w:szCs w:val="28"/>
-        </w:rPr>
-        <w:t>Supabase</w:t>
-      </w:r>
-      <w:proofErr w:type="spellEnd"/>
+        <w:t xml:space="preserve"> Supabase</w:t>
+      </w:r>
       <w:r>
         <w:rPr>
           <w:rFonts w:eastAsia="標楷體"/>
@@ -49777,7 +49357,7 @@
           <w:numId w:val="45"/>
         </w:numPr>
         <w:rPr>
-          <w:rFonts w:eastAsia="標楷體" w:hint="eastAsia"/>
+          <w:rFonts w:eastAsia="標楷體"/>
           <w:sz w:val="28"/>
           <w:szCs w:val="28"/>
         </w:rPr>
@@ -51625,9 +51205,15 @@
             </w:pPr>
             <w:r>
               <w:rPr>
-                <w:rFonts w:eastAsia="標楷體" w:hint="eastAsia"/>
-              </w:rPr>
-              <w:t>風險報表</w:t>
+                <w:rFonts w:eastAsia="標楷體"/>
+              </w:rPr>
+              <w:t xml:space="preserve">CVE </w:t>
+            </w:r>
+            <w:r>
+              <w:rPr>
+                <w:rFonts w:eastAsia="標楷體"/>
+              </w:rPr>
+              <w:t>漏洞資訊檢索</w:t>
             </w:r>
           </w:p>
         </w:tc>
@@ -51646,43 +51232,31 @@
               <w:rPr>
                 <w:rFonts w:eastAsia="標楷體"/>
               </w:rPr>
-              <w:t>管理員進入風險報表頁面，查詢</w:t>
-            </w:r>
-            <w:r>
-              <w:rPr>
-                <w:rFonts w:eastAsia="標楷體" w:hint="eastAsia"/>
-              </w:rPr>
-              <w:t>企業</w:t>
-            </w:r>
-            <w:r>
-              <w:rPr>
-                <w:rFonts w:eastAsia="標楷體"/>
-              </w:rPr>
-              <w:t>整體風險態勢，</w:t>
-            </w:r>
-            <w:r>
-              <w:rPr>
-                <w:rFonts w:eastAsia="標楷體" w:hint="eastAsia"/>
-              </w:rPr>
-              <w:t>並可成功</w:t>
-            </w:r>
-            <w:r>
-              <w:rPr>
-                <w:rFonts w:eastAsia="標楷體"/>
-              </w:rPr>
-              <w:t>匯出</w:t>
-            </w:r>
-            <w:r>
-              <w:rPr>
-                <w:rFonts w:eastAsia="標楷體"/>
-              </w:rPr>
-              <w:t xml:space="preserve"> PDF</w:t>
-            </w:r>
-            <w:r>
-              <w:rPr>
-                <w:rFonts w:eastAsia="標楷體"/>
-              </w:rPr>
-              <w:t>報告</w:t>
+              <w:t>驗證系統將</w:t>
+            </w:r>
+            <w:r>
+              <w:rPr>
+                <w:rFonts w:eastAsia="標楷體"/>
+              </w:rPr>
+              <w:t xml:space="preserve"> CVE </w:t>
+            </w:r>
+            <w:r>
+              <w:rPr>
+                <w:rFonts w:eastAsia="標楷體"/>
+              </w:rPr>
+              <w:t>漏洞資料建立向量表示，並在風險評估時透過</w:t>
+            </w:r>
+            <w:r>
+              <w:rPr>
+                <w:rFonts w:eastAsia="標楷體"/>
+              </w:rPr>
+              <w:t xml:space="preserve"> RAG </w:t>
+            </w:r>
+            <w:r>
+              <w:rPr>
+                <w:rFonts w:eastAsia="標楷體"/>
+              </w:rPr>
+              <w:t>機制檢索相關漏洞資訊</w:t>
             </w:r>
           </w:p>
         </w:tc>
@@ -51701,7 +51275,19 @@
               <w:rPr>
                 <w:rFonts w:eastAsia="標楷體"/>
               </w:rPr>
-              <w:t>頁面正確呈現高風險資產清單，且可順利產出並下載合規總結報告</w:t>
+              <w:t>系統能正確透過向量檢索比對出與目標資產高度相關的</w:t>
+            </w:r>
+            <w:r>
+              <w:rPr>
+                <w:rFonts w:eastAsia="標楷體"/>
+              </w:rPr>
+              <w:t xml:space="preserve"> CVE </w:t>
+            </w:r>
+            <w:r>
+              <w:rPr>
+                <w:rFonts w:eastAsia="標楷體"/>
+              </w:rPr>
+              <w:t>漏洞與情資內容</w:t>
             </w:r>
           </w:p>
         </w:tc>
@@ -51791,15 +51377,15 @@
             </w:pPr>
             <w:r>
               <w:rPr>
-                <w:rFonts w:eastAsia="標楷體" w:hint="eastAsia"/>
-              </w:rPr>
-              <w:t>CVE</w:t>
-            </w:r>
-            <w:r>
-              <w:rPr>
-                <w:rFonts w:eastAsia="標楷體" w:hint="eastAsia"/>
-              </w:rPr>
-              <w:t>自動更新</w:t>
+                <w:rFonts w:eastAsia="標楷體"/>
+              </w:rPr>
+              <w:t xml:space="preserve">CVE </w:t>
+            </w:r>
+            <w:r>
+              <w:rPr>
+                <w:rFonts w:eastAsia="標楷體"/>
+              </w:rPr>
+              <w:t>漏洞資訊同步</w:t>
             </w:r>
           </w:p>
         </w:tc>
@@ -51818,19 +51404,31 @@
               <w:rPr>
                 <w:rFonts w:eastAsia="標楷體"/>
               </w:rPr>
-              <w:t>驗證後台排程或手動觸發機制，同步外部</w:t>
-            </w:r>
-            <w:r>
-              <w:rPr>
-                <w:rFonts w:eastAsia="標楷體"/>
-              </w:rPr>
-              <w:t xml:space="preserve"> NVD/CVE </w:t>
-            </w:r>
-            <w:r>
-              <w:rPr>
-                <w:rFonts w:eastAsia="標楷體"/>
-              </w:rPr>
-              <w:t>情資至本地漏洞快取資料庫</w:t>
+              <w:t>驗證後台透過</w:t>
+            </w:r>
+            <w:r>
+              <w:rPr>
+                <w:rFonts w:eastAsia="標楷體"/>
+              </w:rPr>
+              <w:t xml:space="preserve"> NVD API </w:t>
+            </w:r>
+            <w:r>
+              <w:rPr>
+                <w:rFonts w:eastAsia="標楷體"/>
+              </w:rPr>
+              <w:t>取得最新</w:t>
+            </w:r>
+            <w:r>
+              <w:rPr>
+                <w:rFonts w:eastAsia="標楷體"/>
+              </w:rPr>
+              <w:t xml:space="preserve"> CVE </w:t>
+            </w:r>
+            <w:r>
+              <w:rPr>
+                <w:rFonts w:eastAsia="標楷體"/>
+              </w:rPr>
+              <w:t>漏洞資訊之同步機制</w:t>
             </w:r>
           </w:p>
         </w:tc>
@@ -51862,6 +51460,279 @@
                 <w:rFonts w:eastAsia="標楷體"/>
               </w:rPr>
               <w:t>分數，確保後續風險評鑑計算具備時效性</w:t>
+            </w:r>
+          </w:p>
+        </w:tc>
+        <w:tc>
+          <w:tcPr>
+            <w:tcW w:w="1463" w:type="dxa"/>
+            <w:vAlign w:val="center"/>
+          </w:tcPr>
+          <w:p>
+            <w:pPr>
+              <w:jc w:val="both"/>
+              <w:rPr>
+                <w:rFonts w:eastAsia="標楷體"/>
+              </w:rPr>
+            </w:pPr>
+            <w:r>
+              <w:rPr>
+                <w:rFonts w:eastAsia="標楷體"/>
+              </w:rPr>
+              <w:t>通過</w:t>
+            </w:r>
+          </w:p>
+        </w:tc>
+        <w:tc>
+          <w:tcPr>
+            <w:tcW w:w="1407" w:type="dxa"/>
+            <w:vAlign w:val="center"/>
+          </w:tcPr>
+          <w:p>
+            <w:pPr>
+              <w:jc w:val="both"/>
+              <w:rPr>
+                <w:rFonts w:eastAsia="標楷體"/>
+              </w:rPr>
+            </w:pPr>
+            <w:r>
+              <w:rPr>
+                <w:rFonts w:eastAsia="標楷體"/>
+              </w:rPr>
+              <w:t>功能正常</w:t>
+            </w:r>
+          </w:p>
+        </w:tc>
+      </w:tr>
+      <w:tr>
+        <w:trPr>
+          <w:trHeight w:val="2160"/>
+          <w:jc w:val="center"/>
+        </w:trPr>
+        <w:tc>
+          <w:tcPr>
+            <w:tcW w:w="843" w:type="dxa"/>
+            <w:shd w:val="clear" w:color="auto" w:fill="D9D9D9" w:themeFill="background1" w:themeFillShade="D9"/>
+            <w:vAlign w:val="center"/>
+          </w:tcPr>
+          <w:p>
+            <w:pPr>
+              <w:jc w:val="center"/>
+              <w:rPr>
+                <w:rFonts w:eastAsia="標楷體"/>
+              </w:rPr>
+            </w:pPr>
+            <w:r>
+              <w:rPr>
+                <w:rFonts w:eastAsia="標楷體"/>
+              </w:rPr>
+              <w:lastRenderedPageBreak/>
+              <w:t>TC-</w:t>
+            </w:r>
+            <w:r>
+              <w:rPr>
+                <w:rFonts w:eastAsia="標楷體" w:hint="eastAsia"/>
+              </w:rPr>
+              <w:t>1</w:t>
+            </w:r>
+            <w:r>
+              <w:rPr>
+                <w:rFonts w:eastAsia="標楷體" w:hint="eastAsia"/>
+              </w:rPr>
+              <w:t>2</w:t>
+            </w:r>
+          </w:p>
+        </w:tc>
+        <w:tc>
+          <w:tcPr>
+            <w:tcW w:w="1984" w:type="dxa"/>
+            <w:vAlign w:val="center"/>
+          </w:tcPr>
+          <w:p>
+            <w:pPr>
+              <w:rPr>
+                <w:rFonts w:eastAsia="標楷體"/>
+              </w:rPr>
+            </w:pPr>
+            <w:r>
+              <w:rPr>
+                <w:rFonts w:eastAsia="標楷體"/>
+              </w:rPr>
+              <w:t>帳號與權限管理</w:t>
+            </w:r>
+          </w:p>
+        </w:tc>
+        <w:tc>
+          <w:tcPr>
+            <w:tcW w:w="2229" w:type="dxa"/>
+            <w:vAlign w:val="center"/>
+          </w:tcPr>
+          <w:p>
+            <w:pPr>
+              <w:rPr>
+                <w:rFonts w:eastAsia="標楷體"/>
+              </w:rPr>
+            </w:pPr>
+            <w:r>
+              <w:rPr>
+                <w:rFonts w:eastAsia="標楷體"/>
+              </w:rPr>
+              <w:t>測試管理者登入後，對系統使用者帳號進行新增、修改、停用或權限設定</w:t>
+            </w:r>
+          </w:p>
+        </w:tc>
+        <w:tc>
+          <w:tcPr>
+            <w:tcW w:w="2262" w:type="dxa"/>
+            <w:vAlign w:val="center"/>
+          </w:tcPr>
+          <w:p>
+            <w:pPr>
+              <w:rPr>
+                <w:rFonts w:eastAsia="標楷體"/>
+              </w:rPr>
+            </w:pPr>
+            <w:r>
+              <w:rPr>
+                <w:rFonts w:eastAsia="標楷體"/>
+              </w:rPr>
+              <w:t>帳號狀態與權限能即時更新至資料庫，且受影響帳號再次登入時會受到對應權限限制</w:t>
+            </w:r>
+          </w:p>
+        </w:tc>
+        <w:tc>
+          <w:tcPr>
+            <w:tcW w:w="1463" w:type="dxa"/>
+            <w:vAlign w:val="center"/>
+          </w:tcPr>
+          <w:p>
+            <w:pPr>
+              <w:jc w:val="both"/>
+              <w:rPr>
+                <w:rFonts w:eastAsia="標楷體"/>
+              </w:rPr>
+            </w:pPr>
+            <w:r>
+              <w:rPr>
+                <w:rFonts w:eastAsia="標楷體"/>
+              </w:rPr>
+              <w:t>通過</w:t>
+            </w:r>
+          </w:p>
+        </w:tc>
+        <w:tc>
+          <w:tcPr>
+            <w:tcW w:w="1407" w:type="dxa"/>
+            <w:vAlign w:val="center"/>
+          </w:tcPr>
+          <w:p>
+            <w:pPr>
+              <w:jc w:val="both"/>
+              <w:rPr>
+                <w:rFonts w:eastAsia="標楷體"/>
+              </w:rPr>
+            </w:pPr>
+            <w:r>
+              <w:rPr>
+                <w:rFonts w:eastAsia="標楷體"/>
+              </w:rPr>
+              <w:t>功能正常</w:t>
+            </w:r>
+          </w:p>
+        </w:tc>
+      </w:tr>
+      <w:tr>
+        <w:trPr>
+          <w:trHeight w:val="2160"/>
+          <w:jc w:val="center"/>
+        </w:trPr>
+        <w:tc>
+          <w:tcPr>
+            <w:tcW w:w="843" w:type="dxa"/>
+            <w:shd w:val="clear" w:color="auto" w:fill="D9D9D9" w:themeFill="background1" w:themeFillShade="D9"/>
+            <w:vAlign w:val="center"/>
+          </w:tcPr>
+          <w:p>
+            <w:pPr>
+              <w:jc w:val="center"/>
+              <w:rPr>
+                <w:rFonts w:eastAsia="標楷體"/>
+              </w:rPr>
+            </w:pPr>
+            <w:r>
+              <w:rPr>
+                <w:rFonts w:eastAsia="標楷體"/>
+              </w:rPr>
+              <w:t>TC-</w:t>
+            </w:r>
+            <w:r>
+              <w:rPr>
+                <w:rFonts w:eastAsia="標楷體" w:hint="eastAsia"/>
+              </w:rPr>
+              <w:t>1</w:t>
+            </w:r>
+            <w:r>
+              <w:rPr>
+                <w:rFonts w:eastAsia="標楷體" w:hint="eastAsia"/>
+              </w:rPr>
+              <w:t>3</w:t>
+            </w:r>
+          </w:p>
+        </w:tc>
+        <w:tc>
+          <w:tcPr>
+            <w:tcW w:w="1984" w:type="dxa"/>
+            <w:vAlign w:val="center"/>
+          </w:tcPr>
+          <w:p>
+            <w:pPr>
+              <w:rPr>
+                <w:rFonts w:eastAsia="標楷體"/>
+              </w:rPr>
+            </w:pPr>
+            <w:r>
+              <w:rPr>
+                <w:rFonts w:eastAsia="標楷體"/>
+              </w:rPr>
+              <w:t>備份系統資料作業</w:t>
+            </w:r>
+          </w:p>
+        </w:tc>
+        <w:tc>
+          <w:tcPr>
+            <w:tcW w:w="2229" w:type="dxa"/>
+            <w:vAlign w:val="center"/>
+          </w:tcPr>
+          <w:p>
+            <w:pPr>
+              <w:rPr>
+                <w:rFonts w:eastAsia="標楷體"/>
+              </w:rPr>
+            </w:pPr>
+            <w:r>
+              <w:rPr>
+                <w:rFonts w:eastAsia="標楷體"/>
+              </w:rPr>
+              <w:t>系統管理員於後台手動執行或觸發系統資料庫備份作業</w:t>
+            </w:r>
+          </w:p>
+        </w:tc>
+        <w:tc>
+          <w:tcPr>
+            <w:tcW w:w="2262" w:type="dxa"/>
+            <w:vAlign w:val="center"/>
+          </w:tcPr>
+          <w:p>
+            <w:pPr>
+              <w:rPr>
+                <w:rFonts w:eastAsia="標楷體"/>
+              </w:rPr>
+            </w:pPr>
+            <w:r>
+              <w:rPr>
+                <w:rFonts w:eastAsia="標楷體"/>
+              </w:rPr>
+              <w:t>系統順利執行備份程序，降低資料遺失風險並留下對應操作紀錄</w:t>
             </w:r>
           </w:p>
         </w:tc>
@@ -51924,7 +51795,7 @@
         <w:widowControl/>
         <w:spacing w:after="160" w:line="278" w:lineRule="auto"/>
         <w:rPr>
-          <w:rFonts w:eastAsia="標楷體" w:cs="標楷體" w:hint="eastAsia"/>
+          <w:rFonts w:eastAsia="標楷體" w:cs="標楷體"/>
           <w:color w:val="000000" w:themeColor="text1"/>
           <w:sz w:val="28"/>
           <w:szCs w:val="28"/>
@@ -52214,7 +52085,6 @@
               </w:rPr>
               <w:t xml:space="preserve"> </w:t>
             </w:r>
-            <w:proofErr w:type="spellStart"/>
             <w:r>
               <w:rPr>
                 <w:rFonts w:eastAsia="標楷體" w:hint="eastAsia"/>
@@ -52225,7 +52095,6 @@
               </w:rPr>
               <w:t>RiskGenie</w:t>
             </w:r>
-            <w:proofErr w:type="spellEnd"/>
             <w:r>
               <w:rPr>
                 <w:rFonts w:eastAsia="標楷體" w:hint="eastAsia"/>
@@ -52521,33 +52390,13 @@
             <w:pPr>
               <w:jc w:val="both"/>
               <w:rPr>
-                <w:rFonts w:eastAsia="標楷體"/>
-                <w:bCs/>
-                <w:color w:val="000000" w:themeColor="text1"/>
-                <w:sz w:val="28"/>
-                <w:szCs w:val="28"/>
-              </w:rPr>
-            </w:pPr>
-            <w:r>
-              <w:rPr>
                 <w:rFonts w:eastAsia="標楷體" w:hint="eastAsia"/>
                 <w:bCs/>
                 <w:color w:val="000000" w:themeColor="text1"/>
                 <w:sz w:val="28"/>
                 <w:szCs w:val="28"/>
               </w:rPr>
-              <w:t xml:space="preserve"> </w:t>
-            </w:r>
-            <w:r>
-              <w:rPr>
-                <w:rFonts w:eastAsia="標楷體"/>
-                <w:bCs/>
-                <w:color w:val="000000" w:themeColor="text1"/>
-                <w:sz w:val="28"/>
-                <w:szCs w:val="28"/>
-              </w:rPr>
-              <w:t>1.</w:t>
-            </w:r>
+            </w:pPr>
             <w:r>
               <w:rPr>
                 <w:rFonts w:eastAsia="標楷體" w:hint="eastAsia"/>
@@ -52566,40 +52415,8 @@
                 <w:sz w:val="28"/>
                 <w:szCs w:val="28"/>
               </w:rPr>
-              <w:t>安裝</w:t>
-            </w:r>
-            <w:r>
-              <w:rPr>
-                <w:rFonts w:eastAsia="標楷體"/>
-                <w:bCs/>
-                <w:color w:val="000000" w:themeColor="text1"/>
-                <w:sz w:val="28"/>
-                <w:szCs w:val="28"/>
-              </w:rPr>
-              <w:t xml:space="preserve"> Python 3.8 </w:t>
-            </w:r>
-            <w:r>
-              <w:rPr>
-                <w:rFonts w:eastAsia="標楷體"/>
-                <w:bCs/>
-                <w:color w:val="000000" w:themeColor="text1"/>
-                <w:sz w:val="28"/>
-                <w:szCs w:val="28"/>
-              </w:rPr>
-              <w:t>以上版本</w:t>
-            </w:r>
-          </w:p>
-          <w:p>
-            <w:pPr>
-              <w:jc w:val="both"/>
-              <w:rPr>
-                <w:rFonts w:eastAsia="標楷體"/>
-                <w:bCs/>
-                <w:color w:val="000000" w:themeColor="text1"/>
-                <w:sz w:val="28"/>
-                <w:szCs w:val="28"/>
-              </w:rPr>
-            </w:pPr>
+              <w:t>1.</w:t>
+            </w:r>
             <w:r>
               <w:rPr>
                 <w:rFonts w:eastAsia="標楷體" w:hint="eastAsia"/>
@@ -52618,8 +52435,86 @@
                 <w:sz w:val="28"/>
                 <w:szCs w:val="28"/>
               </w:rPr>
-              <w:t>2.</w:t>
-            </w:r>
+              <w:t>安裝</w:t>
+            </w:r>
+            <w:r>
+              <w:rPr>
+                <w:rFonts w:eastAsia="標楷體"/>
+                <w:bCs/>
+                <w:color w:val="000000" w:themeColor="text1"/>
+                <w:sz w:val="28"/>
+                <w:szCs w:val="28"/>
+              </w:rPr>
+              <w:t xml:space="preserve"> Python 3.8 </w:t>
+            </w:r>
+            <w:r>
+              <w:rPr>
+                <w:rFonts w:eastAsia="標楷體"/>
+                <w:bCs/>
+                <w:color w:val="000000" w:themeColor="text1"/>
+                <w:sz w:val="28"/>
+                <w:szCs w:val="28"/>
+              </w:rPr>
+              <w:t>以上版本</w:t>
+            </w:r>
+          </w:p>
+        </w:tc>
+      </w:tr>
+      <w:tr>
+        <w:trPr>
+          <w:trHeight w:val="567"/>
+        </w:trPr>
+        <w:tc>
+          <w:tcPr>
+            <w:tcW w:w="1388" w:type="pct"/>
+            <w:vAlign w:val="center"/>
+          </w:tcPr>
+          <w:p>
+            <w:pPr>
+              <w:jc w:val="both"/>
+              <w:rPr>
+                <w:rFonts w:eastAsia="標楷體"/>
+                <w:color w:val="000000" w:themeColor="text1"/>
+                <w:sz w:val="28"/>
+                <w:szCs w:val="28"/>
+              </w:rPr>
+            </w:pPr>
+            <w:r>
+              <w:rPr>
+                <w:rFonts w:eastAsia="標楷體" w:hint="eastAsia"/>
+                <w:color w:val="000000" w:themeColor="text1"/>
+                <w:sz w:val="28"/>
+                <w:szCs w:val="28"/>
+              </w:rPr>
+              <w:t xml:space="preserve"> </w:t>
+            </w:r>
+            <w:r>
+              <w:rPr>
+                <w:rFonts w:eastAsia="標楷體"/>
+                <w:color w:val="000000" w:themeColor="text1"/>
+                <w:sz w:val="28"/>
+                <w:szCs w:val="28"/>
+              </w:rPr>
+              <w:t>所需元件及版本</w:t>
+            </w:r>
+          </w:p>
+        </w:tc>
+        <w:tc>
+          <w:tcPr>
+            <w:tcW w:w="3612" w:type="pct"/>
+            <w:vAlign w:val="center"/>
+          </w:tcPr>
+          <w:p>
+            <w:pPr>
+              <w:jc w:val="both"/>
+              <w:rPr>
+                <w:rFonts w:eastAsia="標楷體"/>
+                <w:bCs/>
+                <w:color w:val="000000" w:themeColor="text1"/>
+                <w:sz w:val="28"/>
+                <w:szCs w:val="28"/>
+              </w:rPr>
+            </w:pPr>
             <w:r>
               <w:rPr>
                 <w:rFonts w:eastAsia="標楷體" w:hint="eastAsia"/>
@@ -52638,9 +52533,12 @@
                 <w:sz w:val="28"/>
                 <w:szCs w:val="28"/>
               </w:rPr>
-              <w:t>安裝</w:t>
-            </w:r>
-            <w:r>
+              <w:t>- Flask 3.0.3</w:t>
+            </w:r>
+          </w:p>
+          <w:p>
+            <w:pPr>
+              <w:jc w:val="both"/>
               <w:rPr>
                 <w:rFonts w:eastAsia="標楷體"/>
                 <w:bCs/>
@@ -52648,17 +52546,26 @@
                 <w:sz w:val="28"/>
                 <w:szCs w:val="28"/>
               </w:rPr>
-              <w:t xml:space="preserve"> MySQL </w:t>
-            </w:r>
-            <w:r>
-              <w:rPr>
-                <w:rFonts w:eastAsia="標楷體"/>
+            </w:pPr>
+            <w:r>
+              <w:rPr>
+                <w:rFonts w:eastAsia="標楷體" w:hint="eastAsia"/>
                 <w:bCs/>
                 <w:color w:val="000000" w:themeColor="text1"/>
                 <w:sz w:val="28"/>
                 <w:szCs w:val="28"/>
               </w:rPr>
-              <w:t>資料庫</w:t>
+              <w:t xml:space="preserve"> </w:t>
+            </w:r>
+            <w:r>
+              <w:rPr>
+                <w:rFonts w:eastAsia="標楷體"/>
+                <w:bCs/>
+                <w:color w:val="000000" w:themeColor="text1"/>
+                <w:sz w:val="28"/>
+                <w:szCs w:val="28"/>
+              </w:rPr>
+              <w:t>- Flask-Login 0.6.3</w:t>
             </w:r>
           </w:p>
         </w:tc>
@@ -52698,7 +52605,7 @@
                 <w:sz w:val="28"/>
                 <w:szCs w:val="28"/>
               </w:rPr>
-              <w:t>所需元件及版本</w:t>
+              <w:t>依賴套件安裝</w:t>
             </w:r>
           </w:p>
         </w:tc>
@@ -52736,9 +52643,97 @@
                 <w:sz w:val="28"/>
                 <w:szCs w:val="28"/>
               </w:rPr>
-              <w:t>- Flask 3.0.3</w:t>
-            </w:r>
-          </w:p>
+              <w:t>執行以下指令以安裝所需的</w:t>
+            </w:r>
+            <w:r>
+              <w:rPr>
+                <w:rFonts w:eastAsia="標楷體"/>
+                <w:bCs/>
+                <w:color w:val="000000" w:themeColor="text1"/>
+                <w:sz w:val="28"/>
+                <w:szCs w:val="28"/>
+              </w:rPr>
+              <w:t xml:space="preserve"> Python </w:t>
+            </w:r>
+            <w:r>
+              <w:rPr>
+                <w:rFonts w:eastAsia="標楷體"/>
+                <w:bCs/>
+                <w:color w:val="000000" w:themeColor="text1"/>
+                <w:sz w:val="28"/>
+                <w:szCs w:val="28"/>
+              </w:rPr>
+              <w:t>套件：</w:t>
+            </w:r>
+          </w:p>
+          <w:p>
+            <w:pPr>
+              <w:jc w:val="both"/>
+              <w:rPr>
+                <w:rFonts w:eastAsia="標楷體"/>
+                <w:bCs/>
+                <w:color w:val="000000" w:themeColor="text1"/>
+                <w:sz w:val="28"/>
+                <w:szCs w:val="28"/>
+              </w:rPr>
+            </w:pPr>
+            <w:r>
+              <w:rPr>
+                <w:rFonts w:eastAsia="標楷體"/>
+                <w:bCs/>
+                <w:color w:val="000000" w:themeColor="text1"/>
+                <w:sz w:val="28"/>
+                <w:szCs w:val="28"/>
+              </w:rPr>
+              <w:t xml:space="preserve">pip install flask==3.0.3 flask-login==0.6.3 waitress==3.0.0 </w:t>
+            </w:r>
+          </w:p>
+        </w:tc>
+      </w:tr>
+      <w:tr>
+        <w:trPr>
+          <w:trHeight w:val="567"/>
+        </w:trPr>
+        <w:tc>
+          <w:tcPr>
+            <w:tcW w:w="1388" w:type="pct"/>
+            <w:vAlign w:val="center"/>
+          </w:tcPr>
+          <w:p>
+            <w:pPr>
+              <w:jc w:val="both"/>
+              <w:rPr>
+                <w:rFonts w:eastAsia="標楷體"/>
+                <w:color w:val="000000" w:themeColor="text1"/>
+                <w:sz w:val="28"/>
+                <w:szCs w:val="28"/>
+              </w:rPr>
+            </w:pPr>
+            <w:r>
+              <w:rPr>
+                <w:rFonts w:eastAsia="標楷體" w:hint="eastAsia"/>
+                <w:color w:val="000000" w:themeColor="text1"/>
+                <w:sz w:val="28"/>
+                <w:szCs w:val="28"/>
+              </w:rPr>
+              <w:t xml:space="preserve"> </w:t>
+            </w:r>
+            <w:r>
+              <w:rPr>
+                <w:rFonts w:eastAsia="標楷體"/>
+                <w:color w:val="000000" w:themeColor="text1"/>
+                <w:sz w:val="28"/>
+                <w:szCs w:val="28"/>
+              </w:rPr>
+              <w:t>資料庫設定</w:t>
+            </w:r>
+          </w:p>
+        </w:tc>
+        <w:tc>
+          <w:tcPr>
+            <w:tcW w:w="3612" w:type="pct"/>
+            <w:vAlign w:val="center"/>
+          </w:tcPr>
           <w:p>
             <w:pPr>
               <w:jc w:val="both"/>
@@ -52768,66 +52763,8 @@
                 <w:sz w:val="28"/>
                 <w:szCs w:val="28"/>
               </w:rPr>
-              <w:t>- Flask-Login 0.6.3</w:t>
-            </w:r>
-          </w:p>
-        </w:tc>
-      </w:tr>
-      <w:tr>
-        <w:trPr>
-          <w:trHeight w:val="567"/>
-        </w:trPr>
-        <w:tc>
-          <w:tcPr>
-            <w:tcW w:w="1388" w:type="pct"/>
-            <w:vAlign w:val="center"/>
-          </w:tcPr>
-          <w:p>
-            <w:pPr>
-              <w:jc w:val="both"/>
-              <w:rPr>
-                <w:rFonts w:eastAsia="標楷體"/>
-                <w:color w:val="000000" w:themeColor="text1"/>
-                <w:sz w:val="28"/>
-                <w:szCs w:val="28"/>
-              </w:rPr>
-            </w:pPr>
-            <w:r>
-              <w:rPr>
-                <w:rFonts w:eastAsia="標楷體" w:hint="eastAsia"/>
-                <w:color w:val="000000" w:themeColor="text1"/>
-                <w:sz w:val="28"/>
-                <w:szCs w:val="28"/>
-              </w:rPr>
-              <w:t xml:space="preserve"> </w:t>
-            </w:r>
-            <w:r>
-              <w:rPr>
-                <w:rFonts w:eastAsia="標楷體"/>
-                <w:color w:val="000000" w:themeColor="text1"/>
-                <w:sz w:val="28"/>
-                <w:szCs w:val="28"/>
-              </w:rPr>
-              <w:t>依賴套件安裝</w:t>
-            </w:r>
-          </w:p>
-        </w:tc>
-        <w:tc>
-          <w:tcPr>
-            <w:tcW w:w="3612" w:type="pct"/>
-            <w:vAlign w:val="center"/>
-          </w:tcPr>
-          <w:p>
-            <w:pPr>
-              <w:jc w:val="both"/>
-              <w:rPr>
-                <w:rFonts w:eastAsia="標楷體"/>
-                <w:bCs/>
-                <w:color w:val="000000" w:themeColor="text1"/>
-                <w:sz w:val="28"/>
-                <w:szCs w:val="28"/>
-              </w:rPr>
-            </w:pPr>
+              <w:t xml:space="preserve">1. </w:t>
+            </w:r>
             <w:r>
               <w:rPr>
                 <w:rFonts w:eastAsia="標楷體" w:hint="eastAsia"/>
@@ -52836,162 +52773,8 @@
                 <w:sz w:val="28"/>
                 <w:szCs w:val="28"/>
               </w:rPr>
-              <w:t xml:space="preserve"> </w:t>
-            </w:r>
-            <w:r>
-              <w:rPr>
-                <w:rFonts w:eastAsia="標楷體"/>
-                <w:bCs/>
-                <w:color w:val="000000" w:themeColor="text1"/>
-                <w:sz w:val="28"/>
-                <w:szCs w:val="28"/>
-              </w:rPr>
-              <w:t>執行以下指令以安裝所需的</w:t>
-            </w:r>
-            <w:r>
-              <w:rPr>
-                <w:rFonts w:eastAsia="標楷體"/>
-                <w:bCs/>
-                <w:color w:val="000000" w:themeColor="text1"/>
-                <w:sz w:val="28"/>
-                <w:szCs w:val="28"/>
-              </w:rPr>
-              <w:t xml:space="preserve"> Python </w:t>
-            </w:r>
-            <w:r>
-              <w:rPr>
-                <w:rFonts w:eastAsia="標楷體"/>
-                <w:bCs/>
-                <w:color w:val="000000" w:themeColor="text1"/>
-                <w:sz w:val="28"/>
-                <w:szCs w:val="28"/>
-              </w:rPr>
-              <w:t>套件：</w:t>
-            </w:r>
-          </w:p>
-          <w:p>
-            <w:pPr>
-              <w:jc w:val="both"/>
-              <w:rPr>
-                <w:rFonts w:eastAsia="標楷體"/>
-                <w:bCs/>
-                <w:color w:val="000000" w:themeColor="text1"/>
-                <w:sz w:val="28"/>
-                <w:szCs w:val="28"/>
-              </w:rPr>
-            </w:pPr>
-            <w:r>
-              <w:rPr>
-                <w:rFonts w:eastAsia="標楷體"/>
-                <w:bCs/>
-                <w:color w:val="000000" w:themeColor="text1"/>
-                <w:sz w:val="28"/>
-                <w:szCs w:val="28"/>
-              </w:rPr>
-              <w:t xml:space="preserve">pip install flask==3.0.3 flask-login==0.6.3 waitress==3.0.0 </w:t>
-            </w:r>
-            <w:proofErr w:type="spellStart"/>
-            <w:r>
-              <w:rPr>
-                <w:rFonts w:eastAsia="標楷體"/>
-                <w:bCs/>
-                <w:color w:val="000000" w:themeColor="text1"/>
-                <w:sz w:val="28"/>
-                <w:szCs w:val="28"/>
-              </w:rPr>
-              <w:t>pymysql</w:t>
-            </w:r>
-            <w:proofErr w:type="spellEnd"/>
-            <w:r>
-              <w:rPr>
-                <w:rFonts w:eastAsia="標楷體"/>
-                <w:bCs/>
-                <w:color w:val="000000" w:themeColor="text1"/>
-                <w:sz w:val="28"/>
-                <w:szCs w:val="28"/>
-              </w:rPr>
-              <w:t xml:space="preserve">==1.1.1 </w:t>
-            </w:r>
-            <w:proofErr w:type="spellStart"/>
-            <w:r>
-              <w:rPr>
-                <w:rFonts w:eastAsia="標楷體"/>
-                <w:bCs/>
-                <w:color w:val="000000" w:themeColor="text1"/>
-                <w:sz w:val="28"/>
-                <w:szCs w:val="28"/>
-              </w:rPr>
-              <w:t>bcrypt</w:t>
-            </w:r>
-            <w:proofErr w:type="spellEnd"/>
-            <w:r>
-              <w:rPr>
-                <w:rFonts w:eastAsia="標楷體"/>
-                <w:bCs/>
-                <w:color w:val="000000" w:themeColor="text1"/>
-                <w:sz w:val="28"/>
-                <w:szCs w:val="28"/>
-              </w:rPr>
-              <w:t>==4.2.0 pandas==2.2.2</w:t>
-            </w:r>
-          </w:p>
-        </w:tc>
-      </w:tr>
-      <w:tr>
-        <w:trPr>
-          <w:trHeight w:val="567"/>
-        </w:trPr>
-        <w:tc>
-          <w:tcPr>
-            <w:tcW w:w="1388" w:type="pct"/>
-            <w:vAlign w:val="center"/>
-          </w:tcPr>
-          <w:p>
-            <w:pPr>
-              <w:jc w:val="both"/>
-              <w:rPr>
-                <w:rFonts w:eastAsia="標楷體"/>
-                <w:color w:val="000000" w:themeColor="text1"/>
-                <w:sz w:val="28"/>
-                <w:szCs w:val="28"/>
-              </w:rPr>
-            </w:pPr>
-            <w:r>
-              <w:rPr>
-                <w:rFonts w:eastAsia="標楷體" w:hint="eastAsia"/>
-                <w:color w:val="000000" w:themeColor="text1"/>
-                <w:sz w:val="28"/>
-                <w:szCs w:val="28"/>
-              </w:rPr>
-              <w:t xml:space="preserve"> </w:t>
-            </w:r>
-            <w:r>
-              <w:rPr>
-                <w:rFonts w:eastAsia="標楷體"/>
-                <w:color w:val="000000" w:themeColor="text1"/>
-                <w:sz w:val="28"/>
-                <w:szCs w:val="28"/>
-              </w:rPr>
-              <w:t>資料庫設定</w:t>
-            </w:r>
-          </w:p>
-        </w:tc>
-        <w:tc>
-          <w:tcPr>
-            <w:tcW w:w="3612" w:type="pct"/>
-            <w:vAlign w:val="center"/>
-          </w:tcPr>
-          <w:p>
-            <w:pPr>
-              <w:jc w:val="both"/>
-              <w:rPr>
-                <w:rFonts w:eastAsia="標楷體"/>
-                <w:bCs/>
-                <w:color w:val="000000" w:themeColor="text1"/>
-                <w:sz w:val="28"/>
-                <w:szCs w:val="28"/>
-              </w:rPr>
-            </w:pPr>
+              <w:t>註冊</w:t>
+            </w:r>
             <w:r>
               <w:rPr>
                 <w:rFonts w:eastAsia="標楷體" w:hint="eastAsia"/>
@@ -53000,7 +52783,7 @@
                 <w:sz w:val="28"/>
                 <w:szCs w:val="28"/>
               </w:rPr>
-              <w:t xml:space="preserve"> </w:t>
+              <w:t>Supabase</w:t>
             </w:r>
             <w:r>
               <w:rPr>
@@ -53010,8 +52793,20 @@
                 <w:sz w:val="28"/>
                 <w:szCs w:val="28"/>
               </w:rPr>
-              <w:t xml:space="preserve">1. </w:t>
-            </w:r>
+              <w:t>，建立所需資料庫</w:t>
+            </w:r>
+          </w:p>
+          <w:p>
+            <w:pPr>
+              <w:jc w:val="both"/>
+              <w:rPr>
+                <w:rFonts w:eastAsia="標楷體"/>
+                <w:bCs/>
+                <w:color w:val="000000" w:themeColor="text1"/>
+                <w:sz w:val="28"/>
+                <w:szCs w:val="28"/>
+              </w:rPr>
+            </w:pPr>
             <w:r>
               <w:rPr>
                 <w:rFonts w:eastAsia="標楷體" w:hint="eastAsia"/>
@@ -53020,9 +52815,28 @@
                 <w:sz w:val="28"/>
                 <w:szCs w:val="28"/>
               </w:rPr>
-              <w:t>註冊</w:t>
-            </w:r>
-            <w:proofErr w:type="spellStart"/>
+              <w:t xml:space="preserve"> </w:t>
+            </w:r>
+            <w:r>
+              <w:rPr>
+                <w:rFonts w:eastAsia="標楷體"/>
+                <w:bCs/>
+                <w:color w:val="000000" w:themeColor="text1"/>
+                <w:sz w:val="28"/>
+                <w:szCs w:val="28"/>
+              </w:rPr>
+              <w:t xml:space="preserve">2. </w:t>
+            </w:r>
+            <w:r>
+              <w:rPr>
+                <w:rFonts w:eastAsia="標楷體"/>
+                <w:bCs/>
+                <w:color w:val="000000" w:themeColor="text1"/>
+                <w:sz w:val="28"/>
+                <w:szCs w:val="28"/>
+              </w:rPr>
+              <w:t>使用</w:t>
+            </w:r>
             <w:r>
               <w:rPr>
                 <w:rFonts w:eastAsia="標楷體" w:hint="eastAsia"/>
@@ -53033,71 +52847,6 @@
               </w:rPr>
               <w:t>Supabase</w:t>
             </w:r>
-            <w:proofErr w:type="spellEnd"/>
-            <w:r>
-              <w:rPr>
-                <w:rFonts w:eastAsia="標楷體"/>
-                <w:bCs/>
-                <w:color w:val="000000" w:themeColor="text1"/>
-                <w:sz w:val="28"/>
-                <w:szCs w:val="28"/>
-              </w:rPr>
-              <w:t>，建立所需資料庫</w:t>
-            </w:r>
-          </w:p>
-          <w:p>
-            <w:pPr>
-              <w:jc w:val="both"/>
-              <w:rPr>
-                <w:rFonts w:eastAsia="標楷體"/>
-                <w:bCs/>
-                <w:color w:val="000000" w:themeColor="text1"/>
-                <w:sz w:val="28"/>
-                <w:szCs w:val="28"/>
-              </w:rPr>
-            </w:pPr>
-            <w:r>
-              <w:rPr>
-                <w:rFonts w:eastAsia="標楷體" w:hint="eastAsia"/>
-                <w:bCs/>
-                <w:color w:val="000000" w:themeColor="text1"/>
-                <w:sz w:val="28"/>
-                <w:szCs w:val="28"/>
-              </w:rPr>
-              <w:t xml:space="preserve"> </w:t>
-            </w:r>
-            <w:r>
-              <w:rPr>
-                <w:rFonts w:eastAsia="標楷體"/>
-                <w:bCs/>
-                <w:color w:val="000000" w:themeColor="text1"/>
-                <w:sz w:val="28"/>
-                <w:szCs w:val="28"/>
-              </w:rPr>
-              <w:t xml:space="preserve">2. </w:t>
-            </w:r>
-            <w:r>
-              <w:rPr>
-                <w:rFonts w:eastAsia="標楷體"/>
-                <w:bCs/>
-                <w:color w:val="000000" w:themeColor="text1"/>
-                <w:sz w:val="28"/>
-                <w:szCs w:val="28"/>
-              </w:rPr>
-              <w:t>使用</w:t>
-            </w:r>
-            <w:proofErr w:type="spellStart"/>
-            <w:r>
-              <w:rPr>
-                <w:rFonts w:eastAsia="標楷體" w:hint="eastAsia"/>
-                <w:bCs/>
-                <w:color w:val="000000" w:themeColor="text1"/>
-                <w:sz w:val="28"/>
-                <w:szCs w:val="28"/>
-              </w:rPr>
-              <w:t>Supabase</w:t>
-            </w:r>
-            <w:proofErr w:type="spellEnd"/>
             <w:r>
               <w:rPr>
                 <w:rFonts w:eastAsia="標楷體"/>
@@ -53873,6 +53622,49 @@
                 <w:szCs w:val="28"/>
               </w:rPr>
             </w:pPr>
+            <w:r>
+              <w:rPr>
+                <w:rFonts w:eastAsia="標楷體"/>
+                <w:bCs/>
+                <w:sz w:val="28"/>
+                <w:szCs w:val="28"/>
+              </w:rPr>
+              <w:drawing>
+                <wp:inline distT="0" distB="0" distL="0" distR="0" wp14:anchorId="66C6E67F" wp14:editId="77857DD6">
+                  <wp:extent cx="6479540" cy="3048635"/>
+                  <wp:effectExtent l="0" t="0" r="0" b="0"/>
+                  <wp:docPr id="2128863185" name="圖片 1"/>
+                  <wp:cNvGraphicFramePr>
+                    <a:graphicFrameLocks xmlns:a="http://schemas.openxmlformats.org/drawingml/2006/main" noChangeAspect="1"/>
+                  </wp:cNvGraphicFramePr>
+                  <a:graphic xmlns:a="http://schemas.openxmlformats.org/drawingml/2006/main">
+                    <a:graphicData uri="http://schemas.openxmlformats.org/drawingml/2006/picture">
+                      <pic:pic xmlns:pic="http://schemas.openxmlformats.org/drawingml/2006/picture">
+                        <pic:nvPicPr>
+                          <pic:cNvPr id="2128863185" name=""/>
+                          <pic:cNvPicPr/>
+                        </pic:nvPicPr>
+                        <pic:blipFill>
+                          <a:blip r:embed="rId52"/>
+                          <a:stretch>
+                            <a:fillRect/>
+                          </a:stretch>
+                        </pic:blipFill>
+                        <pic:spPr>
+                          <a:xfrm>
+                            <a:off x="0" y="0"/>
+                            <a:ext cx="6479540" cy="3048635"/>
+                          </a:xfrm>
+                          <a:prstGeom prst="rect">
+                            <a:avLst/>
+                          </a:prstGeom>
+                        </pic:spPr>
+                      </pic:pic>
+                    </a:graphicData>
+                  </a:graphic>
+                </wp:inline>
+              </w:drawing>
+            </w:r>
           </w:p>
         </w:tc>
       </w:tr>
@@ -54010,6 +53802,49 @@
                 <w:szCs w:val="28"/>
               </w:rPr>
             </w:pPr>
+            <w:r>
+              <w:rPr>
+                <w:rFonts w:eastAsia="標楷體"/>
+                <w:bCs/>
+                <w:sz w:val="28"/>
+                <w:szCs w:val="28"/>
+              </w:rPr>
+              <w:drawing>
+                <wp:inline distT="0" distB="0" distL="0" distR="0" wp14:anchorId="6D6A6A9B" wp14:editId="2688A429">
+                  <wp:extent cx="6479540" cy="3126105"/>
+                  <wp:effectExtent l="0" t="0" r="0" b="0"/>
+                  <wp:docPr id="1693214717" name="圖片 1"/>
+                  <wp:cNvGraphicFramePr>
+                    <a:graphicFrameLocks xmlns:a="http://schemas.openxmlformats.org/drawingml/2006/main" noChangeAspect="1"/>
+                  </wp:cNvGraphicFramePr>
+                  <a:graphic xmlns:a="http://schemas.openxmlformats.org/drawingml/2006/main">
+                    <a:graphicData uri="http://schemas.openxmlformats.org/drawingml/2006/picture">
+                      <pic:pic xmlns:pic="http://schemas.openxmlformats.org/drawingml/2006/picture">
+                        <pic:nvPicPr>
+                          <pic:cNvPr id="1693214717" name=""/>
+                          <pic:cNvPicPr/>
+                        </pic:nvPicPr>
+                        <pic:blipFill>
+                          <a:blip r:embed="rId53"/>
+                          <a:stretch>
+                            <a:fillRect/>
+                          </a:stretch>
+                        </pic:blipFill>
+                        <pic:spPr>
+                          <a:xfrm>
+                            <a:off x="0" y="0"/>
+                            <a:ext cx="6479540" cy="3126105"/>
+                          </a:xfrm>
+                          <a:prstGeom prst="rect">
+                            <a:avLst/>
+                          </a:prstGeom>
+                        </pic:spPr>
+                      </pic:pic>
+                    </a:graphicData>
+                  </a:graphic>
+                </wp:inline>
+              </w:drawing>
+            </w:r>
           </w:p>
         </w:tc>
       </w:tr>
@@ -54029,6 +53864,7 @@
         <w:rPr>
           <w:rFonts w:hint="eastAsia"/>
         </w:rPr>
+        <w:lastRenderedPageBreak/>
         <w:t>.</w:t>
       </w:r>
       <w:r>
@@ -54147,6 +53983,49 @@
                 <w:szCs w:val="28"/>
               </w:rPr>
             </w:pPr>
+            <w:r>
+              <w:rPr>
+                <w:rFonts w:eastAsia="標楷體"/>
+                <w:bCs/>
+                <w:sz w:val="28"/>
+                <w:szCs w:val="28"/>
+              </w:rPr>
+              <w:drawing>
+                <wp:inline distT="0" distB="0" distL="0" distR="0" wp14:anchorId="5CED3182" wp14:editId="12912FEE">
+                  <wp:extent cx="6479540" cy="3014345"/>
+                  <wp:effectExtent l="0" t="0" r="0" b="0"/>
+                  <wp:docPr id="1440211599" name="圖片 1"/>
+                  <wp:cNvGraphicFramePr>
+                    <a:graphicFrameLocks xmlns:a="http://schemas.openxmlformats.org/drawingml/2006/main" noChangeAspect="1"/>
+                  </wp:cNvGraphicFramePr>
+                  <a:graphic xmlns:a="http://schemas.openxmlformats.org/drawingml/2006/main">
+                    <a:graphicData uri="http://schemas.openxmlformats.org/drawingml/2006/picture">
+                      <pic:pic xmlns:pic="http://schemas.openxmlformats.org/drawingml/2006/picture">
+                        <pic:nvPicPr>
+                          <pic:cNvPr id="1440211599" name=""/>
+                          <pic:cNvPicPr/>
+                        </pic:nvPicPr>
+                        <pic:blipFill>
+                          <a:blip r:embed="rId54"/>
+                          <a:stretch>
+                            <a:fillRect/>
+                          </a:stretch>
+                        </pic:blipFill>
+                        <pic:spPr>
+                          <a:xfrm>
+                            <a:off x="0" y="0"/>
+                            <a:ext cx="6479540" cy="3014345"/>
+                          </a:xfrm>
+                          <a:prstGeom prst="rect">
+                            <a:avLst/>
+                          </a:prstGeom>
+                        </pic:spPr>
+                      </pic:pic>
+                    </a:graphicData>
+                  </a:graphic>
+                </wp:inline>
+              </w:drawing>
+            </w:r>
           </w:p>
         </w:tc>
       </w:tr>
@@ -54284,6 +54163,49 @@
                 <w:szCs w:val="28"/>
               </w:rPr>
             </w:pPr>
+            <w:r>
+              <w:rPr>
+                <w:rFonts w:eastAsia="標楷體"/>
+                <w:bCs/>
+                <w:sz w:val="28"/>
+                <w:szCs w:val="28"/>
+              </w:rPr>
+              <w:drawing>
+                <wp:inline distT="0" distB="0" distL="0" distR="0" wp14:anchorId="24B60F20" wp14:editId="776F0AD3">
+                  <wp:extent cx="6479540" cy="2879725"/>
+                  <wp:effectExtent l="0" t="0" r="0" b="0"/>
+                  <wp:docPr id="1289046447" name="圖片 1"/>
+                  <wp:cNvGraphicFramePr>
+                    <a:graphicFrameLocks xmlns:a="http://schemas.openxmlformats.org/drawingml/2006/main" noChangeAspect="1"/>
+                  </wp:cNvGraphicFramePr>
+                  <a:graphic xmlns:a="http://schemas.openxmlformats.org/drawingml/2006/main">
+                    <a:graphicData uri="http://schemas.openxmlformats.org/drawingml/2006/picture">
+                      <pic:pic xmlns:pic="http://schemas.openxmlformats.org/drawingml/2006/picture">
+                        <pic:nvPicPr>
+                          <pic:cNvPr id="1289046447" name=""/>
+                          <pic:cNvPicPr/>
+                        </pic:nvPicPr>
+                        <pic:blipFill>
+                          <a:blip r:embed="rId55"/>
+                          <a:stretch>
+                            <a:fillRect/>
+                          </a:stretch>
+                        </pic:blipFill>
+                        <pic:spPr>
+                          <a:xfrm>
+                            <a:off x="0" y="0"/>
+                            <a:ext cx="6479540" cy="2879725"/>
+                          </a:xfrm>
+                          <a:prstGeom prst="rect">
+                            <a:avLst/>
+                          </a:prstGeom>
+                        </pic:spPr>
+                      </pic:pic>
+                    </a:graphicData>
+                  </a:graphic>
+                </wp:inline>
+              </w:drawing>
+            </w:r>
           </w:p>
         </w:tc>
       </w:tr>
@@ -54594,6 +54516,49 @@
                 <w:szCs w:val="28"/>
               </w:rPr>
             </w:pPr>
+            <w:r>
+              <w:rPr>
+                <w:rFonts w:eastAsia="標楷體"/>
+                <w:bCs/>
+                <w:sz w:val="28"/>
+                <w:szCs w:val="28"/>
+              </w:rPr>
+              <w:drawing>
+                <wp:inline distT="0" distB="0" distL="0" distR="0" wp14:anchorId="58125069" wp14:editId="51A3AE73">
+                  <wp:extent cx="6479540" cy="2940685"/>
+                  <wp:effectExtent l="0" t="0" r="0" b="0"/>
+                  <wp:docPr id="1913630175" name="圖片 1"/>
+                  <wp:cNvGraphicFramePr>
+                    <a:graphicFrameLocks xmlns:a="http://schemas.openxmlformats.org/drawingml/2006/main" noChangeAspect="1"/>
+                  </wp:cNvGraphicFramePr>
+                  <a:graphic xmlns:a="http://schemas.openxmlformats.org/drawingml/2006/main">
+                    <a:graphicData uri="http://schemas.openxmlformats.org/drawingml/2006/picture">
+                      <pic:pic xmlns:pic="http://schemas.openxmlformats.org/drawingml/2006/picture">
+                        <pic:nvPicPr>
+                          <pic:cNvPr id="1913630175" name=""/>
+                          <pic:cNvPicPr/>
+                        </pic:nvPicPr>
+                        <pic:blipFill>
+                          <a:blip r:embed="rId56"/>
+                          <a:stretch>
+                            <a:fillRect/>
+                          </a:stretch>
+                        </pic:blipFill>
+                        <pic:spPr>
+                          <a:xfrm>
+                            <a:off x="0" y="0"/>
+                            <a:ext cx="6479540" cy="2940685"/>
+                          </a:xfrm>
+                          <a:prstGeom prst="rect">
+                            <a:avLst/>
+                          </a:prstGeom>
+                        </pic:spPr>
+                      </pic:pic>
+                    </a:graphicData>
+                  </a:graphic>
+                </wp:inline>
+              </w:drawing>
+            </w:r>
           </w:p>
         </w:tc>
       </w:tr>
@@ -54760,6 +54725,49 @@
                 <w:szCs w:val="28"/>
               </w:rPr>
             </w:pPr>
+            <w:r>
+              <w:rPr>
+                <w:rFonts w:eastAsia="標楷體"/>
+                <w:bCs/>
+                <w:sz w:val="28"/>
+                <w:szCs w:val="28"/>
+              </w:rPr>
+              <w:drawing>
+                <wp:inline distT="0" distB="0" distL="0" distR="0" wp14:anchorId="1CE146C8" wp14:editId="096539D5">
+                  <wp:extent cx="6479540" cy="3058160"/>
+                  <wp:effectExtent l="0" t="0" r="0" b="8890"/>
+                  <wp:docPr id="293294066" name="圖片 1"/>
+                  <wp:cNvGraphicFramePr>
+                    <a:graphicFrameLocks xmlns:a="http://schemas.openxmlformats.org/drawingml/2006/main" noChangeAspect="1"/>
+                  </wp:cNvGraphicFramePr>
+                  <a:graphic xmlns:a="http://schemas.openxmlformats.org/drawingml/2006/main">
+                    <a:graphicData uri="http://schemas.openxmlformats.org/drawingml/2006/picture">
+                      <pic:pic xmlns:pic="http://schemas.openxmlformats.org/drawingml/2006/picture">
+                        <pic:nvPicPr>
+                          <pic:cNvPr id="293294066" name=""/>
+                          <pic:cNvPicPr/>
+                        </pic:nvPicPr>
+                        <pic:blipFill>
+                          <a:blip r:embed="rId57"/>
+                          <a:stretch>
+                            <a:fillRect/>
+                          </a:stretch>
+                        </pic:blipFill>
+                        <pic:spPr>
+                          <a:xfrm>
+                            <a:off x="0" y="0"/>
+                            <a:ext cx="6479540" cy="3058160"/>
+                          </a:xfrm>
+                          <a:prstGeom prst="rect">
+                            <a:avLst/>
+                          </a:prstGeom>
+                        </pic:spPr>
+                      </pic:pic>
+                    </a:graphicData>
+                  </a:graphic>
+                </wp:inline>
+              </w:drawing>
+            </w:r>
           </w:p>
         </w:tc>
       </w:tr>
@@ -54838,7 +54846,7 @@
           <w:sz w:val="28"/>
           <w:szCs w:val="28"/>
         </w:rPr>
-        <w:t>風險報表</w:t>
+        <w:t>權重設定</w:t>
       </w:r>
     </w:p>
     <w:tbl>
@@ -54876,7 +54884,7 @@
                 <w:sz w:val="28"/>
                 <w:szCs w:val="28"/>
               </w:rPr>
-              <w:t>風險報表</w:t>
+              <w:t>權重設定</w:t>
             </w:r>
           </w:p>
         </w:tc>
@@ -54898,143 +54906,49 @@
                 <w:szCs w:val="28"/>
               </w:rPr>
             </w:pPr>
-          </w:p>
-        </w:tc>
-      </w:tr>
-    </w:tbl>
-    <w:p>
-      <w:pPr>
-        <w:pStyle w:val="af5"/>
-        <w:keepNext/>
-        <w:spacing w:before="160" w:after="0" w:line="240" w:lineRule="auto"/>
-        <w:jc w:val="center"/>
-        <w:rPr>
-          <w:rFonts w:ascii="Times New Roman" w:eastAsia="標楷體" w:hAnsi="Times New Roman"/>
-          <w:sz w:val="24"/>
-        </w:rPr>
-      </w:pPr>
-      <w:r>
-        <w:rPr>
-          <w:rFonts w:hint="eastAsia"/>
-        </w:rPr>
-        <w:t>.</w:t>
-      </w:r>
-      <w:r>
-        <w:rPr>
-          <w:rFonts w:ascii="Times New Roman" w:eastAsia="標楷體" w:hAnsi="Times New Roman" w:hint="eastAsia"/>
-          <w:sz w:val="24"/>
-        </w:rPr>
-        <w:t xml:space="preserve"> </w:t>
-      </w:r>
-      <w:r>
-        <w:rPr>
-          <w:rFonts w:ascii="Times New Roman" w:eastAsia="標楷體" w:hAnsi="Times New Roman" w:hint="eastAsia"/>
-          <w:sz w:val="24"/>
-        </w:rPr>
-        <w:t>表</w:t>
-      </w:r>
-      <w:r>
-        <w:rPr>
-          <w:rFonts w:ascii="Times New Roman" w:eastAsia="標楷體" w:hAnsi="Times New Roman" w:hint="eastAsia"/>
-          <w:sz w:val="24"/>
-        </w:rPr>
-        <w:t>12</w:t>
-      </w:r>
-      <w:r>
-        <w:rPr>
-          <w:rFonts w:ascii="Times New Roman" w:eastAsia="標楷體" w:hAnsi="Times New Roman" w:hint="eastAsia"/>
-          <w:sz w:val="24"/>
-        </w:rPr>
-        <w:t>-</w:t>
-      </w:r>
-      <w:r>
-        <w:rPr>
-          <w:rFonts w:ascii="Times New Roman" w:eastAsia="標楷體" w:hAnsi="Times New Roman" w:hint="eastAsia"/>
-          <w:sz w:val="24"/>
-        </w:rPr>
-        <w:t>1-</w:t>
-      </w:r>
-      <w:r>
-        <w:rPr>
-          <w:rFonts w:ascii="Times New Roman" w:eastAsia="標楷體" w:hAnsi="Times New Roman" w:hint="eastAsia"/>
-          <w:sz w:val="24"/>
-        </w:rPr>
-        <w:t>9</w:t>
-      </w:r>
-      <w:r>
-        <w:rPr>
-          <w:rFonts w:ascii="Times New Roman" w:eastAsia="標楷體" w:hAnsi="Times New Roman" w:hint="eastAsia"/>
-          <w:sz w:val="24"/>
-        </w:rPr>
-        <w:t>：</w:t>
-      </w:r>
-      <w:r>
-        <w:rPr>
-          <w:rFonts w:eastAsia="標楷體" w:hint="eastAsia"/>
-          <w:bCs/>
-          <w:sz w:val="28"/>
-          <w:szCs w:val="28"/>
-        </w:rPr>
-        <w:t>權重設定</w:t>
-      </w:r>
-    </w:p>
-    <w:tbl>
-      <w:tblPr>
-        <w:tblStyle w:val="af4"/>
-        <w:tblW w:w="0" w:type="auto"/>
-        <w:tblLook w:val="04A0" w:firstRow="1" w:lastRow="0" w:firstColumn="1" w:lastColumn="0" w:noHBand="0" w:noVBand="1"/>
-      </w:tblPr>
-      <w:tblGrid>
-        <w:gridCol w:w="10194"/>
-      </w:tblGrid>
-      <w:tr>
-        <w:tc>
-          <w:tcPr>
-            <w:tcW w:w="10194" w:type="dxa"/>
-          </w:tcPr>
-          <w:p>
-            <w:pPr>
-              <w:tabs>
-                <w:tab w:val="num" w:pos="360"/>
-              </w:tabs>
-              <w:ind w:leftChars="100" w:left="240"/>
-              <w:jc w:val="center"/>
+            <w:r>
               <w:rPr>
                 <w:rFonts w:eastAsia="標楷體"/>
                 <w:bCs/>
                 <w:sz w:val="28"/>
                 <w:szCs w:val="28"/>
               </w:rPr>
-            </w:pPr>
-            <w:r>
-              <w:rPr>
-                <w:rFonts w:eastAsia="標楷體" w:hint="eastAsia"/>
-                <w:bCs/>
-                <w:sz w:val="28"/>
-                <w:szCs w:val="28"/>
-              </w:rPr>
-              <w:t>權重設定</w:t>
-            </w:r>
-          </w:p>
-        </w:tc>
-      </w:tr>
-      <w:tr>
-        <w:tc>
-          <w:tcPr>
-            <w:tcW w:w="10194" w:type="dxa"/>
-          </w:tcPr>
-          <w:p>
-            <w:pPr>
-              <w:tabs>
-                <w:tab w:val="num" w:pos="360"/>
-              </w:tabs>
-              <w:rPr>
-                <w:rFonts w:eastAsia="標楷體"/>
-                <w:bCs/>
-                <w:sz w:val="28"/>
-                <w:szCs w:val="28"/>
-              </w:rPr>
-            </w:pPr>
+              <w:drawing>
+                <wp:inline distT="0" distB="0" distL="0" distR="0" wp14:anchorId="5A717494" wp14:editId="4D9231C0">
+                  <wp:extent cx="6479540" cy="3031490"/>
+                  <wp:effectExtent l="0" t="0" r="0" b="0"/>
+                  <wp:docPr id="1817944861" name="圖片 1"/>
+                  <wp:cNvGraphicFramePr>
+                    <a:graphicFrameLocks xmlns:a="http://schemas.openxmlformats.org/drawingml/2006/main" noChangeAspect="1"/>
+                  </wp:cNvGraphicFramePr>
+                  <a:graphic xmlns:a="http://schemas.openxmlformats.org/drawingml/2006/main">
+                    <a:graphicData uri="http://schemas.openxmlformats.org/drawingml/2006/picture">
+                      <pic:pic xmlns:pic="http://schemas.openxmlformats.org/drawingml/2006/picture">
+                        <pic:nvPicPr>
+                          <pic:cNvPr id="1817944861" name=""/>
+                          <pic:cNvPicPr/>
+                        </pic:nvPicPr>
+                        <pic:blipFill>
+                          <a:blip r:embed="rId58"/>
+                          <a:stretch>
+                            <a:fillRect/>
+                          </a:stretch>
+                        </pic:blipFill>
+                        <pic:spPr>
+                          <a:xfrm>
+                            <a:off x="0" y="0"/>
+                            <a:ext cx="6479540" cy="3031490"/>
+                          </a:xfrm>
+                          <a:prstGeom prst="rect">
+                            <a:avLst/>
+                          </a:prstGeom>
+                        </pic:spPr>
+                      </pic:pic>
+                    </a:graphicData>
+                  </a:graphic>
+                </wp:inline>
+              </w:drawing>
+            </w:r>
           </w:p>
         </w:tc>
       </w:tr>
@@ -56836,14 +56750,7 @@
         <w:noProof/>
         <w:lang w:val="zh-TW"/>
       </w:rPr>
-      <w:t>5</w:t>
-    </w:r>
-    <w:r>
-      <w:rPr>
-        <w:noProof/>
-        <w:lang w:val="zh-TW"/>
-      </w:rPr>
-      <w:t>5</w:t>
+      <w:t>55</w:t>
     </w:r>
     <w:r>
       <w:fldChar w:fldCharType="end"/>
